--- a/Rapport et images/Rapport MSPR1.docx
+++ b/Rapport et images/Rapport MSPR1.docx
@@ -2,220 +2,417 @@
 <file path=word/document.xml><?xml version="1.0" encoding="utf-8"?>
 <w:document xmlns:wpc="http://schemas.microsoft.com/office/word/2010/wordprocessingCanvas" xmlns:cx="http://schemas.microsoft.com/office/drawing/2014/chartex" xmlns:cx1="http://schemas.microsoft.com/office/drawing/2015/9/8/chartex" xmlns:cx2="http://schemas.microsoft.com/office/drawing/2015/10/21/chartex" xmlns:cx3="http://schemas.microsoft.com/office/drawing/2016/5/9/chartex" xmlns:cx4="http://schemas.microsoft.com/office/drawing/2016/5/10/chartex" xmlns:cx5="http://schemas.microsoft.com/office/drawing/2016/5/11/chartex" xmlns:cx6="http://schemas.microsoft.com/office/drawing/2016/5/12/chartex" xmlns:cx7="http://schemas.microsoft.com/office/drawing/2016/5/13/chartex" xmlns:cx8="http://schemas.microsoft.com/office/drawing/2016/5/14/chartex" xmlns:mc="http://schemas.openxmlformats.org/markup-compatibility/2006" xmlns:aink="http://schemas.microsoft.com/office/drawing/2016/ink" xmlns:am3d="http://schemas.microsoft.com/office/drawing/2017/model3d" xmlns:o="urn:schemas-microsoft-com:office:office" xmlns:oel="http://schemas.microsoft.com/office/2019/extlst" xmlns:r="http://schemas.openxmlformats.org/officeDocument/2006/relationships" xmlns:m="http://schemas.openxmlformats.org/officeDocument/2006/math" xmlns:v="urn:schemas-microsoft-com:vml" xmlns:wp14="http://schemas.microsoft.com/office/word/2010/wordprocessingDrawing" xmlns:wp="http://schemas.openxmlformats.org/drawingml/2006/wordprocessingDrawing" xmlns:w10="urn:schemas-microsoft-com:office:word" xmlns:w="http://schemas.openxmlformats.org/wordprocessingml/2006/main" xmlns:w14="http://schemas.microsoft.com/office/word/2010/wordml" xmlns:w15="http://schemas.microsoft.com/office/word/2012/wordml" xmlns:w16cex="http://schemas.microsoft.com/office/word/2018/wordml/cex" xmlns:w16cid="http://schemas.microsoft.com/office/word/2016/wordml/cid" xmlns:w16="http://schemas.microsoft.com/office/word/2018/wordml" xmlns:w16du="http://schemas.microsoft.com/office/word/2023/wordml/word16du" xmlns:w16sdtdh="http://schemas.microsoft.com/office/word/2020/wordml/sdtdatahash" xmlns:w16sdtfl="http://schemas.microsoft.com/office/word/2024/wordml/sdtformatlock" xmlns:w16se="http://schemas.microsoft.com/office/word/2015/wordml/symex" xmlns:wpg="http://schemas.microsoft.com/office/word/2010/wordprocessingGroup" xmlns:wpi="http://schemas.microsoft.com/office/word/2010/wordprocessingInk" xmlns:wne="http://schemas.microsoft.com/office/word/2006/wordml" xmlns:wps="http://schemas.microsoft.com/office/word/2010/wordprocessingShape" mc:Ignorable="w14 w15 w16se w16cid w16 w16cex w16sdtdh w16sdtfl w16du wp14">
   <w:body>
+    <w:sdt>
+      <w:sdtPr>
+        <w:id w:val="-904524313"/>
+        <w:docPartObj>
+          <w:docPartGallery w:val="Cover Pages"/>
+          <w:docPartUnique/>
+        </w:docPartObj>
+      </w:sdtPr>
+      <w:sdtEndPr/>
+      <w:sdtContent>
+        <w:p/>
+        <w:tbl>
+          <w:tblPr>
+            <w:tblpPr w:leftFromText="187" w:rightFromText="187" w:horzAnchor="margin" w:tblpXSpec="center" w:tblpY="2881"/>
+            <w:tblW w:w="4000" w:type="pct"/>
+            <w:tblBorders>
+              <w:left w:val="single" w:sz="12" w:space="0" w:color="FFC000" w:themeColor="accent1"/>
+            </w:tblBorders>
+            <w:tblCellMar>
+              <w:left w:w="144" w:type="dxa"/>
+              <w:right w:w="115" w:type="dxa"/>
+            </w:tblCellMar>
+            <w:tblLook w:val="04A0" w:firstRow="1" w:lastRow="0" w:firstColumn="1" w:lastColumn="0" w:noHBand="0" w:noVBand="1"/>
+          </w:tblPr>
+          <w:tblGrid>
+            <w:gridCol w:w="7246"/>
+          </w:tblGrid>
+          <w:tr>
+            <w:sdt>
+              <w:sdtPr>
+                <w:rPr>
+                  <w:rFonts w:asciiTheme="majorHAnsi" w:eastAsiaTheme="majorEastAsia" w:hAnsiTheme="majorHAnsi" w:cstheme="majorBidi"/>
+                  <w:spacing w:val="-10"/>
+                  <w:kern w:val="28"/>
+                  <w:sz w:val="44"/>
+                  <w:szCs w:val="44"/>
+                </w:rPr>
+                <w:alias w:val="Société"/>
+                <w:id w:val="13406915"/>
+                <w:placeholder>
+                  <w:docPart w:val="571F1345119440729589D06B1C0D49C9"/>
+                </w:placeholder>
+                <w:dataBinding w:prefixMappings="xmlns:ns0='http://schemas.openxmlformats.org/officeDocument/2006/extended-properties'" w:xpath="/ns0:Properties[1]/ns0:Company[1]" w:storeItemID="{6668398D-A668-4E3E-A5EB-62B293D839F1}"/>
+                <w:text/>
+              </w:sdtPr>
+              <w:sdtEndPr/>
+              <w:sdtContent>
+                <w:tc>
+                  <w:tcPr>
+                    <w:tcW w:w="7672" w:type="dxa"/>
+                    <w:tcMar>
+                      <w:top w:w="216" w:type="dxa"/>
+                      <w:left w:w="115" w:type="dxa"/>
+                      <w:bottom w:w="216" w:type="dxa"/>
+                      <w:right w:w="115" w:type="dxa"/>
+                    </w:tcMar>
+                  </w:tcPr>
+                  <w:p>
+                    <w:pPr>
+                      <w:pStyle w:val="Sansinterligne"/>
+                      <w:rPr>
+                        <w:color w:val="BF8F00" w:themeColor="accent1" w:themeShade="BF"/>
+                        <w:sz w:val="44"/>
+                        <w:szCs w:val="44"/>
+                      </w:rPr>
+                    </w:pPr>
+                    <w:r>
+                      <w:rPr>
+                        <w:rFonts w:asciiTheme="majorHAnsi" w:eastAsiaTheme="majorEastAsia" w:hAnsiTheme="majorHAnsi" w:cstheme="majorBidi"/>
+                        <w:spacing w:val="-10"/>
+                        <w:kern w:val="28"/>
+                        <w:sz w:val="44"/>
+                        <w:szCs w:val="44"/>
+                      </w:rPr>
+                      <w:t>CERTIFICATION DÉVELOPPEUR EN INTELLIGENCE ARTIFICIELLE ET DATA SCIENCE RNCP 36581</w:t>
+                    </w:r>
+                  </w:p>
+                </w:tc>
+              </w:sdtContent>
+            </w:sdt>
+          </w:tr>
+          <w:tr>
+            <w:tc>
+              <w:tcPr>
+                <w:tcW w:w="7672" w:type="dxa"/>
+              </w:tcPr>
+              <w:sdt>
+                <w:sdtPr>
+                  <w:rPr>
+                    <w:rFonts w:asciiTheme="majorHAnsi" w:eastAsiaTheme="majorEastAsia" w:hAnsiTheme="majorHAnsi" w:cstheme="majorBidi"/>
+                    <w:color w:val="FFC000" w:themeColor="accent1"/>
+                    <w:sz w:val="60"/>
+                    <w:szCs w:val="60"/>
+                  </w:rPr>
+                  <w:alias w:val="Titre"/>
+                  <w:id w:val="13406919"/>
+                  <w:placeholder>
+                    <w:docPart w:val="3E4D3F6DDC6A485D9802F1F19ECC7D19"/>
+                  </w:placeholder>
+                  <w:dataBinding w:prefixMappings="xmlns:ns0='http://schemas.openxmlformats.org/package/2006/metadata/core-properties' xmlns:ns1='http://purl.org/dc/elements/1.1/'" w:xpath="/ns0:coreProperties[1]/ns1:title[1]" w:storeItemID="{6C3C8BC8-F283-45AE-878A-BAB7291924A1}"/>
+                  <w:text/>
+                </w:sdtPr>
+                <w:sdtEndPr/>
+                <w:sdtContent>
+                  <w:p>
+                    <w:pPr>
+                      <w:pStyle w:val="Sansinterligne"/>
+                      <w:spacing w:line="216" w:lineRule="auto"/>
+                      <w:rPr>
+                        <w:rFonts w:asciiTheme="majorHAnsi" w:eastAsiaTheme="majorEastAsia" w:hAnsiTheme="majorHAnsi" w:cstheme="majorBidi"/>
+                        <w:color w:val="FFC000" w:themeColor="accent1"/>
+                        <w:sz w:val="88"/>
+                        <w:szCs w:val="88"/>
+                      </w:rPr>
+                    </w:pPr>
+                    <w:r>
+                      <w:rPr>
+                        <w:rFonts w:asciiTheme="majorHAnsi" w:eastAsiaTheme="majorEastAsia" w:hAnsiTheme="majorHAnsi" w:cstheme="majorBidi"/>
+                        <w:color w:val="FFC000" w:themeColor="accent1"/>
+                        <w:sz w:val="60"/>
+                        <w:szCs w:val="60"/>
+                      </w:rPr>
+                      <w:t>BLOC DE COMPÉTENCES 1 : Créer un modèle de données d'une solution I.A en utilisant des méthodes de Data sciences</w:t>
+                    </w:r>
+                  </w:p>
+                </w:sdtContent>
+              </w:sdt>
+            </w:tc>
+          </w:tr>
+          <w:tr>
+            <w:trPr>
+              <w:trHeight w:val="1817"/>
+            </w:trPr>
+            <w:sdt>
+              <w:sdtPr>
+                <w:rPr>
+                  <w:color w:val="BF8F00" w:themeColor="accent1" w:themeShade="BF"/>
+                  <w:sz w:val="32"/>
+                  <w:szCs w:val="32"/>
+                </w:rPr>
+                <w:alias w:val="Sous-titre"/>
+                <w:id w:val="13406923"/>
+                <w:placeholder>
+                  <w:docPart w:val="1082909844BB4E49BC6841C2AFF710C0"/>
+                </w:placeholder>
+                <w:dataBinding w:prefixMappings="xmlns:ns0='http://schemas.openxmlformats.org/package/2006/metadata/core-properties' xmlns:ns1='http://purl.org/dc/elements/1.1/'" w:xpath="/ns0:coreProperties[1]/ns1:subject[1]" w:storeItemID="{6C3C8BC8-F283-45AE-878A-BAB7291924A1}"/>
+                <w:text/>
+              </w:sdtPr>
+              <w:sdtEndPr/>
+              <w:sdtContent>
+                <w:tc>
+                  <w:tcPr>
+                    <w:tcW w:w="7672" w:type="dxa"/>
+                    <w:tcMar>
+                      <w:top w:w="216" w:type="dxa"/>
+                      <w:left w:w="115" w:type="dxa"/>
+                      <w:bottom w:w="216" w:type="dxa"/>
+                      <w:right w:w="115" w:type="dxa"/>
+                    </w:tcMar>
+                  </w:tcPr>
+                  <w:p>
+                    <w:pPr>
+                      <w:pStyle w:val="Sansinterligne"/>
+                      <w:rPr>
+                        <w:color w:val="BF8F00" w:themeColor="accent1" w:themeShade="BF"/>
+                        <w:sz w:val="24"/>
+                      </w:rPr>
+                    </w:pPr>
+                    <w:r>
+                      <w:rPr>
+                        <w:color w:val="BF8F00" w:themeColor="accent1" w:themeShade="BF"/>
+                        <w:sz w:val="32"/>
+                        <w:szCs w:val="32"/>
+                      </w:rPr>
+                      <w:t xml:space="preserve">Développement et déploiement d'une application dans le respect du cahier des charges Client </w:t>
+                    </w:r>
+                    <w:proofErr w:type="gramStart"/>
+                    <w:r>
+                      <w:rPr>
+                        <w:color w:val="BF8F00" w:themeColor="accent1" w:themeShade="BF"/>
+                        <w:sz w:val="32"/>
+                        <w:szCs w:val="32"/>
+                      </w:rPr>
+                      <w:t xml:space="preserve">- </w:t>
+                    </w:r>
+                    <w:r>
+                      <w:rPr>
+                        <w:color w:val="BF8F00" w:themeColor="accent1" w:themeShade="BF"/>
+                        <w:sz w:val="32"/>
+                        <w:szCs w:val="32"/>
+                      </w:rPr>
+                      <w:t xml:space="preserve"> </w:t>
+                    </w:r>
+                    <w:r>
+                      <w:rPr>
+                        <w:color w:val="BF8F00" w:themeColor="accent1" w:themeShade="BF"/>
+                        <w:sz w:val="32"/>
+                        <w:szCs w:val="32"/>
+                      </w:rPr>
+                      <w:t>Création</w:t>
+                    </w:r>
+                    <w:proofErr w:type="gramEnd"/>
+                    <w:r>
+                      <w:rPr>
+                        <w:color w:val="BF8F00" w:themeColor="accent1" w:themeShade="BF"/>
+                        <w:sz w:val="32"/>
+                        <w:szCs w:val="32"/>
+                      </w:rPr>
+                      <w:t xml:space="preserve"> d'un backend métier permettant le nettoyage et la visualisation des données.</w:t>
+                    </w:r>
+                  </w:p>
+                </w:tc>
+              </w:sdtContent>
+            </w:sdt>
+          </w:tr>
+        </w:tbl>
+        <w:tbl>
+          <w:tblPr>
+            <w:tblpPr w:leftFromText="187" w:rightFromText="187" w:horzAnchor="margin" w:tblpXSpec="center" w:tblpYSpec="bottom"/>
+            <w:tblW w:w="3857" w:type="pct"/>
+            <w:tblLook w:val="04A0" w:firstRow="1" w:lastRow="0" w:firstColumn="1" w:lastColumn="0" w:noHBand="0" w:noVBand="1"/>
+          </w:tblPr>
+          <w:tblGrid>
+            <w:gridCol w:w="6998"/>
+          </w:tblGrid>
+          <w:tr>
+            <w:tc>
+              <w:tcPr>
+                <w:tcW w:w="7221" w:type="dxa"/>
+                <w:tcMar>
+                  <w:top w:w="216" w:type="dxa"/>
+                  <w:left w:w="115" w:type="dxa"/>
+                  <w:bottom w:w="216" w:type="dxa"/>
+                  <w:right w:w="115" w:type="dxa"/>
+                </w:tcMar>
+              </w:tcPr>
+              <w:sdt>
+                <w:sdtPr>
+                  <w:rPr>
+                    <w:color w:val="FFC000" w:themeColor="accent1"/>
+                    <w:sz w:val="28"/>
+                    <w:szCs w:val="28"/>
+                    <w:lang w:val="en-US"/>
+                  </w:rPr>
+                  <w:alias w:val="Auteur"/>
+                  <w:id w:val="13406928"/>
+                  <w:placeholder>
+                    <w:docPart w:val="011393BA6D03496F9414576D749F2698"/>
+                  </w:placeholder>
+                  <w:dataBinding w:prefixMappings="xmlns:ns0='http://schemas.openxmlformats.org/package/2006/metadata/core-properties' xmlns:ns1='http://purl.org/dc/elements/1.1/'" w:xpath="/ns0:coreProperties[1]/ns1:creator[1]" w:storeItemID="{6C3C8BC8-F283-45AE-878A-BAB7291924A1}"/>
+                  <w:text/>
+                </w:sdtPr>
+                <w:sdtEndPr/>
+                <w:sdtContent>
+                  <w:p>
+                    <w:pPr>
+                      <w:pStyle w:val="Sansinterligne"/>
+                      <w:rPr>
+                        <w:color w:val="FFC000" w:themeColor="accent1"/>
+                        <w:sz w:val="28"/>
+                        <w:szCs w:val="28"/>
+                        <w:lang w:val="en-US"/>
+                      </w:rPr>
+                    </w:pPr>
+                    <w:r>
+                      <w:rPr>
+                        <w:color w:val="FFC000" w:themeColor="accent1"/>
+                        <w:sz w:val="28"/>
+                        <w:szCs w:val="28"/>
+                        <w:lang w:val="en-US"/>
+                      </w:rPr>
+                      <w:t xml:space="preserve">FLORENT BACCARD </w:t>
+                    </w:r>
+                    <w:r>
+                      <w:rPr>
+                        <w:color w:val="FFC000" w:themeColor="accent1"/>
+                        <w:sz w:val="28"/>
+                        <w:szCs w:val="28"/>
+                        <w:lang w:val="en-US"/>
+                      </w:rPr>
+                      <w:t xml:space="preserve">- </w:t>
+                    </w:r>
+                    <w:r>
+                      <w:rPr>
+                        <w:color w:val="FFC000" w:themeColor="accent1"/>
+                        <w:sz w:val="28"/>
+                        <w:szCs w:val="28"/>
+                        <w:lang w:val="en-US"/>
+                      </w:rPr>
+                      <w:t>TOJONIAINA RATSIMBAZAFY</w:t>
+                    </w:r>
+                    <w:r>
+                      <w:rPr>
+                        <w:color w:val="FFC000" w:themeColor="accent1"/>
+                        <w:sz w:val="28"/>
+                        <w:szCs w:val="28"/>
+                        <w:lang w:val="en-US"/>
+                      </w:rPr>
+                      <w:t xml:space="preserve"> -      </w:t>
+                    </w:r>
+                    <w:r>
+                      <w:rPr>
+                        <w:color w:val="FFC000" w:themeColor="accent1"/>
+                        <w:sz w:val="28"/>
+                        <w:szCs w:val="28"/>
+                        <w:lang w:val="en-US"/>
+                      </w:rPr>
+                      <w:t xml:space="preserve"> </w:t>
+                    </w:r>
+                    <w:r>
+                      <w:rPr>
+                        <w:color w:val="FFC000" w:themeColor="accent1"/>
+                        <w:sz w:val="28"/>
+                        <w:szCs w:val="28"/>
+                        <w:lang w:val="en-US"/>
+                      </w:rPr>
+                      <w:t>GAËL SCHENCK</w:t>
+                    </w:r>
+                    <w:r>
+                      <w:rPr>
+                        <w:color w:val="FFC000" w:themeColor="accent1"/>
+                        <w:sz w:val="28"/>
+                        <w:szCs w:val="28"/>
+                        <w:lang w:val="en-US"/>
+                      </w:rPr>
+                      <w:t xml:space="preserve"> - </w:t>
+                    </w:r>
+                    <w:r>
+                      <w:rPr>
+                        <w:color w:val="FFC000" w:themeColor="accent1"/>
+                        <w:sz w:val="28"/>
+                        <w:szCs w:val="28"/>
+                        <w:lang w:val="en-US"/>
+                      </w:rPr>
+                      <w:t>ALESSIA TORNABENE</w:t>
+                    </w:r>
+                  </w:p>
+                </w:sdtContent>
+              </w:sdt>
+              <w:p>
+                <w:pPr>
+                  <w:pStyle w:val="Sansinterligne"/>
+                  <w:rPr>
+                    <w:color w:val="FFC000" w:themeColor="accent1"/>
+                    <w:sz w:val="28"/>
+                    <w:szCs w:val="28"/>
+                    <w:lang w:val="en-US"/>
+                  </w:rPr>
+                </w:pPr>
+              </w:p>
+              <w:p>
+                <w:pPr>
+                  <w:pStyle w:val="Sansinterligne"/>
+                  <w:rPr>
+                    <w:color w:val="FFC000" w:themeColor="accent1"/>
+                    <w:lang w:val="en-US"/>
+                  </w:rPr>
+                </w:pPr>
+              </w:p>
+            </w:tc>
+          </w:tr>
+        </w:tbl>
+        <w:p>
+          <w:r>
+            <w:rPr>
+              <w:lang w:val="en-US"/>
+            </w:rPr>
+            <w:br w:type="page"/>
+          </w:r>
+        </w:p>
+      </w:sdtContent>
+    </w:sdt>
+    <w:p>
+      <w:pPr>
+        <w:pStyle w:val="Titre1"/>
+      </w:pPr>
+      <w:r>
+        <w:lastRenderedPageBreak/>
+        <w:t>S</w:t>
+      </w:r>
+      <w:r>
+        <w:t>OMMAIRE</w:t>
+      </w:r>
+    </w:p>
+    <w:p>
+      <w:pPr>
+        <w:pStyle w:val="Sansinterligne"/>
+        <w:jc w:val="center"/>
+      </w:pPr>
+    </w:p>
     <w:p>
       <w:pPr>
         <w:pStyle w:val="Titre"/>
-        <w:jc w:val="center"/>
-      </w:pPr>
-      <w:r>
-        <w:t>CERTIFICATION DÉVELOPPEUR EN INTELLIGENCE ARTIFICIELLE ET DATA SCIENCE RNCP 36581</w:t>
-      </w:r>
-    </w:p>
-    <w:p>
-      <w:pPr>
-        <w:pStyle w:val="Sansinterligne"/>
-        <w:jc w:val="center"/>
-      </w:pPr>
-    </w:p>
-    <w:p>
-      <w:pPr>
-        <w:pStyle w:val="Titre1"/>
-        <w:jc w:val="center"/>
-      </w:pPr>
-      <w:r>
-        <w:t>BLOC DE COMPÉTENCES 1 : Créer un modèle de données d'une solution I.A en utilisant des méthodes de Data sciences</w:t>
-      </w:r>
-    </w:p>
-    <w:p>
-      <w:pPr>
-        <w:pStyle w:val="Sansinterligne"/>
-        <w:jc w:val="center"/>
-      </w:pPr>
-    </w:p>
-    <w:p>
-      <w:pPr>
-        <w:pStyle w:val="Titre2"/>
-        <w:jc w:val="center"/>
-      </w:pPr>
-      <w:r>
-        <w:t xml:space="preserve">Cahier des Charges de la MSPR : Développement et déploiement d'une application dans le respect du cahier des charges Client // Création d'un </w:t>
-      </w:r>
-      <w:r>
-        <w:t>backend</w:t>
-      </w:r>
-      <w:r>
-        <w:t xml:space="preserve"> métier permettant le nettoyage et la visualisation des données.</w:t>
-      </w:r>
-    </w:p>
-    <w:p>
-      <w:pPr>
-        <w:pStyle w:val="Sansinterligne"/>
-        <w:jc w:val="center"/>
-      </w:pPr>
-    </w:p>
-    <w:p>
-      <w:pPr>
-        <w:pStyle w:val="Sansinterligne"/>
-        <w:jc w:val="center"/>
-      </w:pPr>
-    </w:p>
-    <w:p>
-      <w:pPr>
-        <w:pStyle w:val="Sansinterligne"/>
-        <w:jc w:val="center"/>
-        <w:rPr>
-          <w:rStyle w:val="Rfrenceintense"/>
-          <w:lang w:val="en-US"/>
-        </w:rPr>
-      </w:pPr>
-      <w:r>
-        <w:rPr>
-          <w:rStyle w:val="Rfrenceintense"/>
-          <w:lang w:val="en-US"/>
-        </w:rPr>
-        <w:t xml:space="preserve">Florent </w:t>
-      </w:r>
-      <w:proofErr w:type="spellStart"/>
-      <w:r>
-        <w:rPr>
-          <w:rStyle w:val="Rfrenceintense"/>
-          <w:lang w:val="en-US"/>
-        </w:rPr>
-        <w:t>Baccard</w:t>
-      </w:r>
-      <w:proofErr w:type="spellEnd"/>
-    </w:p>
-    <w:p>
-      <w:pPr>
-        <w:pStyle w:val="Sansinterligne"/>
-        <w:jc w:val="center"/>
-        <w:rPr>
-          <w:rStyle w:val="Rfrenceintense"/>
-          <w:lang w:val="en-US"/>
-        </w:rPr>
-      </w:pPr>
-      <w:proofErr w:type="spellStart"/>
-      <w:r>
-        <w:rPr>
-          <w:rStyle w:val="Rfrenceintense"/>
-          <w:lang w:val="en-US"/>
-        </w:rPr>
-        <w:t>Tojo</w:t>
-      </w:r>
-      <w:r>
-        <w:rPr>
-          <w:rStyle w:val="Rfrenceintense"/>
-          <w:lang w:val="en-US"/>
-        </w:rPr>
-        <w:t>niaina</w:t>
-      </w:r>
-      <w:proofErr w:type="spellEnd"/>
-      <w:r>
-        <w:rPr>
-          <w:rStyle w:val="Rfrenceintense"/>
-          <w:lang w:val="en-US"/>
-        </w:rPr>
-        <w:t xml:space="preserve"> Ra</w:t>
-      </w:r>
-      <w:r>
-        <w:rPr>
-          <w:rStyle w:val="Rfrenceintense"/>
-          <w:lang w:val="en-US"/>
-        </w:rPr>
-        <w:t>tsimbazafy</w:t>
-      </w:r>
-    </w:p>
-    <w:p>
-      <w:pPr>
-        <w:pStyle w:val="Sansinterligne"/>
-        <w:jc w:val="center"/>
-        <w:rPr>
-          <w:rStyle w:val="Rfrenceintense"/>
-          <w:lang w:val="en-US"/>
-        </w:rPr>
-      </w:pPr>
-      <w:r>
-        <w:rPr>
-          <w:rStyle w:val="Rfrenceintense"/>
-          <w:lang w:val="en-US"/>
-        </w:rPr>
-        <w:t>Gaël Schenck</w:t>
-      </w:r>
-    </w:p>
-    <w:p>
-      <w:pPr>
-        <w:pStyle w:val="Sansinterligne"/>
-        <w:jc w:val="center"/>
-        <w:rPr>
-          <w:rStyle w:val="Rfrenceintense"/>
-        </w:rPr>
-      </w:pPr>
-      <w:r>
-        <w:rPr>
-          <w:rStyle w:val="Rfrenceintense"/>
-        </w:rPr>
-        <w:t xml:space="preserve">Alessia </w:t>
-      </w:r>
-      <w:proofErr w:type="spellStart"/>
-      <w:r>
-        <w:rPr>
-          <w:rStyle w:val="Rfrenceintense"/>
-        </w:rPr>
-        <w:t>Tornabene</w:t>
-      </w:r>
-      <w:proofErr w:type="spellEnd"/>
-    </w:p>
-    <w:p>
-      <w:pPr>
-        <w:pStyle w:val="Sansinterligne"/>
-        <w:jc w:val="center"/>
-      </w:pPr>
-    </w:p>
-    <w:p>
-      <w:pPr>
-        <w:pStyle w:val="Sansinterligne"/>
-        <w:jc w:val="center"/>
-      </w:pPr>
-    </w:p>
-    <w:p>
-      <w:pPr>
-        <w:pStyle w:val="Sansinterligne"/>
-        <w:jc w:val="center"/>
-      </w:pPr>
-    </w:p>
-    <w:p>
-      <w:pPr>
-        <w:pStyle w:val="Sansinterligne"/>
-        <w:jc w:val="center"/>
-      </w:pPr>
-    </w:p>
-    <w:p>
-      <w:pPr>
-        <w:pStyle w:val="Sansinterligne"/>
-        <w:jc w:val="center"/>
-      </w:pPr>
-    </w:p>
-    <w:p>
-      <w:pPr>
-        <w:pStyle w:val="Sansinterligne"/>
-      </w:pPr>
-      <w:r>
-        <w:br w:type="page"/>
-      </w:r>
-    </w:p>
-    <w:p>
-      <w:pPr>
-        <w:pStyle w:val="Titre1"/>
-      </w:pPr>
-      <w:r>
-        <w:lastRenderedPageBreak/>
-        <w:t>Sommaire</w:t>
-      </w:r>
-    </w:p>
-    <w:p>
-      <w:pPr>
-        <w:pStyle w:val="Sansinterligne"/>
-        <w:jc w:val="center"/>
+        <w:rPr>
+          <w:rStyle w:val="lev"/>
+          <w:sz w:val="40"/>
+          <w:szCs w:val="40"/>
+        </w:rPr>
+      </w:pPr>
+      <w:r>
+        <w:rPr>
+          <w:rStyle w:val="lev"/>
+          <w:sz w:val="40"/>
+          <w:szCs w:val="40"/>
+        </w:rPr>
+        <w:t>Introduction</w:t>
+      </w:r>
+    </w:p>
+    <w:p>
+      <w:pPr>
+        <w:pStyle w:val="Sansinterligne"/>
       </w:pPr>
     </w:p>
     <w:p>
@@ -223,48 +420,39 @@
         <w:pStyle w:val="Titre"/>
         <w:rPr>
           <w:rStyle w:val="lev"/>
+          <w:sz w:val="40"/>
+          <w:szCs w:val="40"/>
         </w:rPr>
       </w:pPr>
       <w:r>
         <w:rPr>
           <w:rStyle w:val="lev"/>
-        </w:rPr>
-        <w:t>Introduction</w:t>
-      </w:r>
-    </w:p>
-    <w:p>
-      <w:pPr>
-        <w:pStyle w:val="Sansinterligne"/>
-      </w:pPr>
-    </w:p>
-    <w:p>
-      <w:pPr>
-        <w:pStyle w:val="Titre"/>
+          <w:sz w:val="40"/>
+          <w:szCs w:val="40"/>
+        </w:rPr>
+        <w:t>I</w:t>
+      </w:r>
+      <w:r>
         <w:rPr>
           <w:rStyle w:val="lev"/>
-        </w:rPr>
-      </w:pPr>
+          <w:sz w:val="40"/>
+          <w:szCs w:val="40"/>
+        </w:rPr>
+        <w:t xml:space="preserve"> </w:t>
+      </w:r>
       <w:r>
         <w:rPr>
           <w:rStyle w:val="lev"/>
-        </w:rPr>
-        <w:t>I</w:t>
+          <w:sz w:val="40"/>
+          <w:szCs w:val="40"/>
+        </w:rPr>
+        <w:t xml:space="preserve">- </w:t>
       </w:r>
       <w:r>
         <w:rPr>
           <w:rStyle w:val="lev"/>
-        </w:rPr>
-        <w:t xml:space="preserve"> </w:t>
-      </w:r>
-      <w:r>
-        <w:rPr>
-          <w:rStyle w:val="lev"/>
-        </w:rPr>
-        <w:t xml:space="preserve">- </w:t>
-      </w:r>
-      <w:r>
-        <w:rPr>
-          <w:rStyle w:val="lev"/>
+          <w:sz w:val="40"/>
+          <w:szCs w:val="40"/>
         </w:rPr>
         <w:t>Modèle de BDD, UML et script</w:t>
       </w:r>
@@ -320,29 +508,39 @@
         <w:pStyle w:val="Titre"/>
         <w:rPr>
           <w:rStyle w:val="lev"/>
+          <w:sz w:val="40"/>
+          <w:szCs w:val="40"/>
         </w:rPr>
       </w:pPr>
       <w:r>
         <w:rPr>
           <w:rStyle w:val="lev"/>
+          <w:sz w:val="40"/>
+          <w:szCs w:val="40"/>
         </w:rPr>
         <w:t>II</w:t>
       </w:r>
       <w:r>
         <w:rPr>
           <w:rStyle w:val="lev"/>
+          <w:sz w:val="40"/>
+          <w:szCs w:val="40"/>
         </w:rPr>
         <w:t xml:space="preserve"> </w:t>
       </w:r>
       <w:r>
         <w:rPr>
           <w:rStyle w:val="lev"/>
+          <w:sz w:val="40"/>
+          <w:szCs w:val="40"/>
         </w:rPr>
         <w:t xml:space="preserve">- </w:t>
       </w:r>
       <w:r>
         <w:rPr>
           <w:rStyle w:val="lev"/>
+          <w:sz w:val="40"/>
+          <w:szCs w:val="40"/>
         </w:rPr>
         <w:t>ETL : gestion et traitement des jeux de données</w:t>
       </w:r>
@@ -446,29 +644,39 @@
         <w:pStyle w:val="Titre"/>
         <w:rPr>
           <w:rStyle w:val="lev"/>
+          <w:sz w:val="40"/>
+          <w:szCs w:val="40"/>
         </w:rPr>
       </w:pPr>
       <w:r>
         <w:rPr>
           <w:rStyle w:val="lev"/>
+          <w:sz w:val="40"/>
+          <w:szCs w:val="40"/>
         </w:rPr>
         <w:t>III</w:t>
       </w:r>
       <w:r>
         <w:rPr>
           <w:rStyle w:val="lev"/>
+          <w:sz w:val="40"/>
+          <w:szCs w:val="40"/>
         </w:rPr>
         <w:t xml:space="preserve"> </w:t>
       </w:r>
       <w:r>
         <w:rPr>
           <w:rStyle w:val="lev"/>
+          <w:sz w:val="40"/>
+          <w:szCs w:val="40"/>
         </w:rPr>
         <w:t xml:space="preserve">- </w:t>
       </w:r>
       <w:r>
         <w:rPr>
           <w:rStyle w:val="lev"/>
+          <w:sz w:val="40"/>
+          <w:szCs w:val="40"/>
         </w:rPr>
         <w:t>API : Obtention et manipulation des données</w:t>
       </w:r>
@@ -530,23 +738,31 @@
         <w:pStyle w:val="Titre"/>
         <w:rPr>
           <w:rStyle w:val="lev"/>
+          <w:sz w:val="40"/>
+          <w:szCs w:val="40"/>
         </w:rPr>
       </w:pPr>
       <w:r>
         <w:rPr>
           <w:rStyle w:val="lev"/>
+          <w:sz w:val="40"/>
+          <w:szCs w:val="40"/>
         </w:rPr>
         <w:t>IV</w:t>
       </w:r>
       <w:r>
         <w:rPr>
           <w:rStyle w:val="lev"/>
+          <w:sz w:val="40"/>
+          <w:szCs w:val="40"/>
         </w:rPr>
         <w:t xml:space="preserve"> </w:t>
       </w:r>
       <w:r>
         <w:rPr>
           <w:rStyle w:val="lev"/>
+          <w:sz w:val="40"/>
+          <w:szCs w:val="40"/>
         </w:rPr>
         <w:t xml:space="preserve">- </w:t>
       </w:r>
@@ -554,6 +770,8 @@
       <w:r>
         <w:rPr>
           <w:rStyle w:val="lev"/>
+          <w:sz w:val="40"/>
+          <w:szCs w:val="40"/>
         </w:rPr>
         <w:t>PowerBI</w:t>
       </w:r>
@@ -561,6 +779,8 @@
       <w:r>
         <w:rPr>
           <w:rStyle w:val="lev"/>
+          <w:sz w:val="40"/>
+          <w:szCs w:val="40"/>
         </w:rPr>
         <w:t> : solution de visualisation</w:t>
       </w:r>
@@ -615,11 +835,15 @@
         <w:pStyle w:val="Titre"/>
         <w:rPr>
           <w:rStyle w:val="lev"/>
+          <w:sz w:val="40"/>
+          <w:szCs w:val="40"/>
         </w:rPr>
       </w:pPr>
       <w:r>
         <w:rPr>
           <w:rStyle w:val="lev"/>
+          <w:sz w:val="40"/>
+          <w:szCs w:val="40"/>
         </w:rPr>
         <w:t>Conclusion</w:t>
       </w:r>
@@ -634,11 +858,15 @@
         <w:pStyle w:val="Titre"/>
         <w:rPr>
           <w:rStyle w:val="lev"/>
+          <w:sz w:val="40"/>
+          <w:szCs w:val="40"/>
         </w:rPr>
       </w:pPr>
       <w:r>
         <w:rPr>
           <w:rStyle w:val="lev"/>
+          <w:sz w:val="40"/>
+          <w:szCs w:val="40"/>
         </w:rPr>
         <w:t>Annexe</w:t>
       </w:r>
@@ -1046,6 +1274,7 @@
         <w:t>Modèle de BDD, UML et script</w:t>
       </w:r>
     </w:p>
+    <w:p/>
     <w:p>
       <w:pPr>
         <w:pStyle w:val="Sansinterligne"/>
@@ -1287,15 +1516,6 @@
       <w:pPr>
         <w:pStyle w:val="Sansinterligne"/>
         <w:rPr>
-          <w:sz w:val="32"/>
-          <w:szCs w:val="32"/>
-        </w:rPr>
-      </w:pPr>
-    </w:p>
-    <w:p>
-      <w:pPr>
-        <w:pStyle w:val="Sansinterligne"/>
-        <w:rPr>
           <w:rStyle w:val="Accentuationlgre"/>
         </w:rPr>
       </w:pPr>
@@ -2015,6 +2235,12 @@
         </w:rPr>
         <w:t>s</w:t>
       </w:r>
+      <w:r>
+        <w:rPr>
+          <w:rStyle w:val="Accentuationlgre"/>
+        </w:rPr>
+        <w:t xml:space="preserve"> (MLD)</w:t>
+      </w:r>
     </w:p>
     <w:p>
       <w:pPr>
@@ -2552,7 +2778,25 @@
         <w:rPr>
           <w:lang w:val="en-US"/>
         </w:rPr>
-        <w:t xml:space="preserve"> INT PRIMARY KEY,</w:t>
+        <w:t xml:space="preserve"> INT PRIMARY KEY</w:t>
+      </w:r>
+      <w:r>
+        <w:rPr>
+          <w:lang w:val="en-US"/>
+        </w:rPr>
+        <w:t xml:space="preserve"> </w:t>
+      </w:r>
+      <w:r>
+        <w:rPr>
+          <w:lang w:val="en-US"/>
+        </w:rPr>
+        <w:t>AUTO_INCREMENT</w:t>
+      </w:r>
+      <w:r>
+        <w:rPr>
+          <w:lang w:val="en-US"/>
+        </w:rPr>
+        <w:t>,</w:t>
       </w:r>
     </w:p>
     <w:p>
@@ -2672,7 +2916,25 @@
         <w:rPr>
           <w:lang w:val="en-US"/>
         </w:rPr>
-        <w:t xml:space="preserve"> INT PRIMARY KEY,</w:t>
+        <w:t xml:space="preserve"> INT PRIMARY KEY</w:t>
+      </w:r>
+      <w:r>
+        <w:rPr>
+          <w:lang w:val="en-US"/>
+        </w:rPr>
+        <w:t xml:space="preserve"> </w:t>
+      </w:r>
+      <w:r>
+        <w:rPr>
+          <w:lang w:val="en-US"/>
+        </w:rPr>
+        <w:t>AUTO_INCREMENT</w:t>
+      </w:r>
+      <w:r>
+        <w:rPr>
+          <w:lang w:val="en-US"/>
+        </w:rPr>
+        <w:t>,</w:t>
       </w:r>
     </w:p>
     <w:p>
@@ -2792,7 +3054,25 @@
         <w:rPr>
           <w:lang w:val="en-US"/>
         </w:rPr>
-        <w:t xml:space="preserve"> INT PRIMARY KEY,</w:t>
+        <w:t xml:space="preserve"> INT PRIMARY KEY</w:t>
+      </w:r>
+      <w:r>
+        <w:rPr>
+          <w:lang w:val="en-US"/>
+        </w:rPr>
+        <w:t xml:space="preserve"> </w:t>
+      </w:r>
+      <w:r>
+        <w:rPr>
+          <w:lang w:val="en-US"/>
+        </w:rPr>
+        <w:t>AUTO_INCREMENT</w:t>
+      </w:r>
+      <w:r>
+        <w:rPr>
+          <w:lang w:val="en-US"/>
+        </w:rPr>
+        <w:t>,</w:t>
       </w:r>
     </w:p>
     <w:p>
@@ -2912,7 +3192,25 @@
         <w:rPr>
           <w:lang w:val="en-US"/>
         </w:rPr>
-        <w:t xml:space="preserve"> INT PRIMARY KEY,</w:t>
+        <w:t xml:space="preserve"> INT PRIMARY KEY</w:t>
+      </w:r>
+      <w:r>
+        <w:rPr>
+          <w:lang w:val="en-US"/>
+        </w:rPr>
+        <w:t xml:space="preserve"> </w:t>
+      </w:r>
+      <w:r>
+        <w:rPr>
+          <w:lang w:val="en-US"/>
+        </w:rPr>
+        <w:t>AUTO_INCREMENT</w:t>
+      </w:r>
+      <w:r>
+        <w:rPr>
+          <w:lang w:val="en-US"/>
+        </w:rPr>
+        <w:t>,</w:t>
       </w:r>
     </w:p>
     <w:p>
@@ -3032,7 +3330,25 @@
         <w:rPr>
           <w:lang w:val="en-US"/>
         </w:rPr>
-        <w:t xml:space="preserve"> INT PRIMARY KEY,</w:t>
+        <w:t xml:space="preserve"> INT PRIMARY KEY</w:t>
+      </w:r>
+      <w:r>
+        <w:rPr>
+          <w:lang w:val="en-US"/>
+        </w:rPr>
+        <w:t xml:space="preserve"> </w:t>
+      </w:r>
+      <w:r>
+        <w:rPr>
+          <w:lang w:val="en-US"/>
+        </w:rPr>
+        <w:t>AUTO_INCREMENT</w:t>
+      </w:r>
+      <w:r>
+        <w:rPr>
+          <w:lang w:val="en-US"/>
+        </w:rPr>
+        <w:t>,</w:t>
       </w:r>
     </w:p>
     <w:p>
@@ -3334,7 +3650,25 @@
         <w:rPr>
           <w:lang w:val="en-US"/>
         </w:rPr>
-        <w:t xml:space="preserve"> INT PRIMARY KEY,</w:t>
+        <w:t xml:space="preserve"> INT PRIMARY KEY</w:t>
+      </w:r>
+      <w:r>
+        <w:rPr>
+          <w:lang w:val="en-US"/>
+        </w:rPr>
+        <w:t xml:space="preserve"> </w:t>
+      </w:r>
+      <w:r>
+        <w:rPr>
+          <w:lang w:val="en-US"/>
+        </w:rPr>
+        <w:t>AUTO_INCREMENT</w:t>
+      </w:r>
+      <w:r>
+        <w:rPr>
+          <w:lang w:val="en-US"/>
+        </w:rPr>
+        <w:t>,</w:t>
       </w:r>
     </w:p>
     <w:p>
@@ -3677,7 +4011,25 @@
         <w:rPr>
           <w:lang w:val="en-US"/>
         </w:rPr>
-        <w:t xml:space="preserve"> INT PRIMARY KEY,</w:t>
+        <w:t xml:space="preserve"> INT PRIMARY KEY</w:t>
+      </w:r>
+      <w:r>
+        <w:rPr>
+          <w:lang w:val="en-US"/>
+        </w:rPr>
+        <w:t xml:space="preserve"> </w:t>
+      </w:r>
+      <w:r>
+        <w:rPr>
+          <w:lang w:val="en-US"/>
+        </w:rPr>
+        <w:t>AUTO_INCREMENT</w:t>
+      </w:r>
+      <w:r>
+        <w:rPr>
+          <w:lang w:val="en-US"/>
+        </w:rPr>
+        <w:t>,</w:t>
       </w:r>
     </w:p>
     <w:p>
@@ -3882,7 +4234,25 @@
         <w:rPr>
           <w:lang w:val="en-US"/>
         </w:rPr>
-        <w:t xml:space="preserve"> INT PRIMARY KEY,</w:t>
+        <w:t xml:space="preserve"> INT PRIMARY KEY</w:t>
+      </w:r>
+      <w:r>
+        <w:rPr>
+          <w:lang w:val="en-US"/>
+        </w:rPr>
+        <w:t xml:space="preserve"> </w:t>
+      </w:r>
+      <w:r>
+        <w:rPr>
+          <w:lang w:val="en-US"/>
+        </w:rPr>
+        <w:t>AUTO_INCREMENT</w:t>
+      </w:r>
+      <w:r>
+        <w:rPr>
+          <w:lang w:val="en-US"/>
+        </w:rPr>
+        <w:t>,</w:t>
       </w:r>
     </w:p>
     <w:p>
@@ -4068,7 +4438,25 @@
         <w:rPr>
           <w:lang w:val="en-US"/>
         </w:rPr>
-        <w:t xml:space="preserve"> INT PRIMARY KEY,</w:t>
+        <w:t xml:space="preserve"> INT PRIMARY KEY</w:t>
+      </w:r>
+      <w:r>
+        <w:rPr>
+          <w:lang w:val="en-US"/>
+        </w:rPr>
+        <w:t xml:space="preserve"> </w:t>
+      </w:r>
+      <w:r>
+        <w:rPr>
+          <w:lang w:val="en-US"/>
+        </w:rPr>
+        <w:t>AUTO_INCREMENT</w:t>
+      </w:r>
+      <w:r>
+        <w:rPr>
+          <w:lang w:val="en-US"/>
+        </w:rPr>
+        <w:t>,</w:t>
       </w:r>
     </w:p>
     <w:p>
@@ -4191,6 +4579,141 @@
       <w:pPr>
         <w:pStyle w:val="Sansinterligne"/>
       </w:pPr>
+    </w:p>
+    <w:p>
+      <w:pPr>
+        <w:pStyle w:val="Sansinterligne"/>
+        <w:jc w:val="center"/>
+      </w:pPr>
+      <w:r>
+        <w:rPr>
+          <w:noProof/>
+        </w:rPr>
+        <w:drawing>
+          <wp:inline distT="0" distB="0" distL="0" distR="0" wp14:anchorId="775A8CA7" wp14:editId="6832A086">
+            <wp:extent cx="1781424" cy="1838582"/>
+            <wp:effectExtent l="0" t="0" r="9525" b="9525"/>
+            <wp:docPr id="496354506" name="Image 2"/>
+            <wp:cNvGraphicFramePr>
+              <a:graphicFrameLocks xmlns:a="http://schemas.openxmlformats.org/drawingml/2006/main" noChangeAspect="1"/>
+            </wp:cNvGraphicFramePr>
+            <a:graphic xmlns:a="http://schemas.openxmlformats.org/drawingml/2006/main">
+              <a:graphicData uri="http://schemas.openxmlformats.org/drawingml/2006/picture">
+                <pic:pic xmlns:pic="http://schemas.openxmlformats.org/drawingml/2006/picture">
+                  <pic:nvPicPr>
+                    <pic:cNvPr id="496354506" name="Image 496354506"/>
+                    <pic:cNvPicPr/>
+                  </pic:nvPicPr>
+                  <pic:blipFill>
+                    <a:blip r:embed="rId5">
+                      <a:extLst>
+                        <a:ext uri="{28A0092B-C50C-407E-A947-70E740481C1C}">
+                          <a14:useLocalDpi xmlns:a14="http://schemas.microsoft.com/office/drawing/2010/main" val="0"/>
+                        </a:ext>
+                      </a:extLst>
+                    </a:blip>
+                    <a:stretch>
+                      <a:fillRect/>
+                    </a:stretch>
+                  </pic:blipFill>
+                  <pic:spPr>
+                    <a:xfrm>
+                      <a:off x="0" y="0"/>
+                      <a:ext cx="1781424" cy="1838582"/>
+                    </a:xfrm>
+                    <a:prstGeom prst="rect">
+                      <a:avLst/>
+                    </a:prstGeom>
+                  </pic:spPr>
+                </pic:pic>
+              </a:graphicData>
+            </a:graphic>
+          </wp:inline>
+        </w:drawing>
+      </w:r>
+    </w:p>
+    <w:p>
+      <w:pPr>
+        <w:pStyle w:val="Sansinterligne"/>
+        <w:jc w:val="center"/>
+      </w:pPr>
+    </w:p>
+    <w:p>
+      <w:pPr>
+        <w:pStyle w:val="Sansinterligne"/>
+        <w:jc w:val="center"/>
+      </w:pPr>
+      <w:r>
+        <w:rPr>
+          <w:noProof/>
+        </w:rPr>
+        <w:drawing>
+          <wp:inline distT="0" distB="0" distL="0" distR="0" wp14:anchorId="3BAB5FC1" wp14:editId="218F1870">
+            <wp:extent cx="5760720" cy="2066290"/>
+            <wp:effectExtent l="0" t="0" r="0" b="0"/>
+            <wp:docPr id="389151529" name="Image 3" descr="Une image contenant texte, logiciel, Icône d’ordinateur, Page web&#10;&#10;Le contenu généré par l’IA peut être incorrect."/>
+            <wp:cNvGraphicFramePr>
+              <a:graphicFrameLocks xmlns:a="http://schemas.openxmlformats.org/drawingml/2006/main" noChangeAspect="1"/>
+            </wp:cNvGraphicFramePr>
+            <a:graphic xmlns:a="http://schemas.openxmlformats.org/drawingml/2006/main">
+              <a:graphicData uri="http://schemas.openxmlformats.org/drawingml/2006/picture">
+                <pic:pic xmlns:pic="http://schemas.openxmlformats.org/drawingml/2006/picture">
+                  <pic:nvPicPr>
+                    <pic:cNvPr id="389151529" name="Image 3" descr="Une image contenant texte, logiciel, Icône d’ordinateur, Page web&#10;&#10;Le contenu généré par l’IA peut être incorrect."/>
+                    <pic:cNvPicPr/>
+                  </pic:nvPicPr>
+                  <pic:blipFill>
+                    <a:blip r:embed="rId6">
+                      <a:extLst>
+                        <a:ext uri="{28A0092B-C50C-407E-A947-70E740481C1C}">
+                          <a14:useLocalDpi xmlns:a14="http://schemas.microsoft.com/office/drawing/2010/main" val="0"/>
+                        </a:ext>
+                      </a:extLst>
+                    </a:blip>
+                    <a:stretch>
+                      <a:fillRect/>
+                    </a:stretch>
+                  </pic:blipFill>
+                  <pic:spPr>
+                    <a:xfrm>
+                      <a:off x="0" y="0"/>
+                      <a:ext cx="5760720" cy="2066290"/>
+                    </a:xfrm>
+                    <a:prstGeom prst="rect">
+                      <a:avLst/>
+                    </a:prstGeom>
+                  </pic:spPr>
+                </pic:pic>
+              </a:graphicData>
+            </a:graphic>
+          </wp:inline>
+        </w:drawing>
+      </w:r>
+    </w:p>
+    <w:p>
+      <w:pPr>
+        <w:pStyle w:val="Sansinterligne"/>
+        <w:jc w:val="center"/>
+      </w:pPr>
+    </w:p>
+    <w:p>
+      <w:pPr>
+        <w:pStyle w:val="Sansinterligne"/>
+      </w:pPr>
+      <w:r>
+        <w:t xml:space="preserve">Liste des tables suivie d’un exemple de structure de table (statistique) </w:t>
+      </w:r>
+      <w:r>
+        <w:t xml:space="preserve">montrant les différents champs, </w:t>
+      </w:r>
+      <w:proofErr w:type="gramStart"/>
+      <w:r>
+        <w:t>leurs type</w:t>
+      </w:r>
+      <w:proofErr w:type="gramEnd"/>
+      <w:r>
+        <w:t>, ainsi que les clés primaires (doré) et secondaires (argent).</w:t>
+      </w:r>
     </w:p>
     <w:p>
       <w:pPr>
@@ -4243,7 +4766,21 @@
         <w:rPr>
           <w:rStyle w:val="lev"/>
         </w:rPr>
-        <w:t>estion et traitement des jeux de données</w:t>
+        <w:t xml:space="preserve">estion et traitement des jeux </w:t>
+      </w:r>
+      <w:proofErr w:type="gramStart"/>
+      <w:r>
+        <w:rPr>
+          <w:rStyle w:val="lev"/>
+        </w:rPr>
+        <w:t>de</w:t>
+      </w:r>
+      <w:proofErr w:type="gramEnd"/>
+      <w:r>
+        <w:rPr>
+          <w:rStyle w:val="lev"/>
+        </w:rPr>
+        <w:t xml:space="preserve"> données</w:t>
       </w:r>
     </w:p>
     <w:p/>
@@ -4333,7 +4870,7 @@
         </w:rPr>
         <w:t xml:space="preserve"> trouvé sur </w:t>
       </w:r>
-      <w:hyperlink r:id="rId5" w:history="1">
+      <w:hyperlink r:id="rId7" w:history="1">
         <w:proofErr w:type="spellStart"/>
         <w:r>
           <w:rPr>
@@ -4763,7 +5300,64 @@
     <w:p>
       <w:pPr>
         <w:pStyle w:val="Sansinterligne"/>
-      </w:pPr>
+        <w:ind w:left="1065"/>
+        <w:rPr>
+          <w:sz w:val="32"/>
+          <w:szCs w:val="32"/>
+        </w:rPr>
+      </w:pPr>
+    </w:p>
+    <w:p>
+      <w:pPr>
+        <w:pStyle w:val="Sansinterligne"/>
+        <w:jc w:val="center"/>
+      </w:pPr>
+      <w:r>
+        <w:rPr>
+          <w:noProof/>
+        </w:rPr>
+        <w:drawing>
+          <wp:inline distT="0" distB="0" distL="0" distR="0" wp14:anchorId="4D4ED880" wp14:editId="51762B42">
+            <wp:extent cx="4378487" cy="3129421"/>
+            <wp:effectExtent l="0" t="0" r="3175" b="0"/>
+            <wp:docPr id="1683852060" name="Image 4"/>
+            <wp:cNvGraphicFramePr>
+              <a:graphicFrameLocks xmlns:a="http://schemas.openxmlformats.org/drawingml/2006/main" noChangeAspect="1"/>
+            </wp:cNvGraphicFramePr>
+            <a:graphic xmlns:a="http://schemas.openxmlformats.org/drawingml/2006/main">
+              <a:graphicData uri="http://schemas.openxmlformats.org/drawingml/2006/picture">
+                <pic:pic xmlns:pic="http://schemas.openxmlformats.org/drawingml/2006/picture">
+                  <pic:nvPicPr>
+                    <pic:cNvPr id="1683852060" name="Image 1683852060"/>
+                    <pic:cNvPicPr/>
+                  </pic:nvPicPr>
+                  <pic:blipFill>
+                    <a:blip r:embed="rId8" cstate="print">
+                      <a:extLst>
+                        <a:ext uri="{28A0092B-C50C-407E-A947-70E740481C1C}">
+                          <a14:useLocalDpi xmlns:a14="http://schemas.microsoft.com/office/drawing/2010/main" val="0"/>
+                        </a:ext>
+                      </a:extLst>
+                    </a:blip>
+                    <a:stretch>
+                      <a:fillRect/>
+                    </a:stretch>
+                  </pic:blipFill>
+                  <pic:spPr>
+                    <a:xfrm>
+                      <a:off x="0" y="0"/>
+                      <a:ext cx="4398809" cy="3143946"/>
+                    </a:xfrm>
+                    <a:prstGeom prst="rect">
+                      <a:avLst/>
+                    </a:prstGeom>
+                  </pic:spPr>
+                </pic:pic>
+              </a:graphicData>
+            </a:graphic>
+          </wp:inline>
+        </w:drawing>
+      </w:r>
     </w:p>
     <w:p>
       <w:pPr>
@@ -4775,220 +5369,6 @@
           <w:szCs w:val="24"/>
         </w:rPr>
       </w:pPr>
-      <w:r>
-        <w:rPr>
-          <w:sz w:val="24"/>
-          <w:szCs w:val="24"/>
-        </w:rPr>
-        <w:t xml:space="preserve">Nous avons </w:t>
-      </w:r>
-      <w:r>
-        <w:rPr>
-          <w:sz w:val="24"/>
-          <w:szCs w:val="24"/>
-        </w:rPr>
-        <w:t xml:space="preserve">entamé le processus de nettoyage en prenant </w:t>
-      </w:r>
-      <w:r>
-        <w:rPr>
-          <w:sz w:val="24"/>
-          <w:szCs w:val="24"/>
-        </w:rPr>
-        <w:t xml:space="preserve">les différentes tables en compte </w:t>
-      </w:r>
-      <w:r>
-        <w:rPr>
-          <w:sz w:val="24"/>
-          <w:szCs w:val="24"/>
-        </w:rPr>
-        <w:t xml:space="preserve">et en les normalisant, pour cela nous avons </w:t>
-      </w:r>
-      <w:r>
-        <w:rPr>
-          <w:sz w:val="24"/>
-          <w:szCs w:val="24"/>
-        </w:rPr>
-        <w:t>renomm</w:t>
-      </w:r>
-      <w:r>
-        <w:rPr>
-          <w:sz w:val="24"/>
-          <w:szCs w:val="24"/>
-        </w:rPr>
-        <w:t>é</w:t>
-      </w:r>
-      <w:r>
-        <w:rPr>
-          <w:sz w:val="24"/>
-          <w:szCs w:val="24"/>
-        </w:rPr>
-        <w:t xml:space="preserve"> les colonnes comportant le pays dans chaque fichier, ainsi qu</w:t>
-      </w:r>
-      <w:r>
-        <w:rPr>
-          <w:sz w:val="24"/>
-          <w:szCs w:val="24"/>
-        </w:rPr>
-        <w:t>e supprimé les espaces</w:t>
-      </w:r>
-      <w:r>
-        <w:rPr>
-          <w:sz w:val="24"/>
-          <w:szCs w:val="24"/>
-        </w:rPr>
-        <w:t xml:space="preserve">. Chaque colonne a vu son nom être </w:t>
-      </w:r>
-      <w:r>
-        <w:rPr>
-          <w:sz w:val="24"/>
-          <w:szCs w:val="24"/>
-        </w:rPr>
-        <w:t>transformé en minuscules.</w:t>
-      </w:r>
-      <w:r>
-        <w:rPr>
-          <w:sz w:val="24"/>
-          <w:szCs w:val="24"/>
-        </w:rPr>
-        <w:t xml:space="preserve"> </w:t>
-      </w:r>
-      <w:r>
-        <w:rPr>
-          <w:sz w:val="24"/>
-          <w:szCs w:val="24"/>
-        </w:rPr>
-        <w:t>C</w:t>
-      </w:r>
-      <w:r>
-        <w:rPr>
-          <w:sz w:val="24"/>
-          <w:szCs w:val="24"/>
-        </w:rPr>
-        <w:t xml:space="preserve">ertains fichiers comportaient aussi une mention de la </w:t>
-      </w:r>
-      <w:r>
-        <w:rPr>
-          <w:sz w:val="24"/>
-          <w:szCs w:val="24"/>
-        </w:rPr>
-        <w:t>région</w:t>
-      </w:r>
-      <w:r>
-        <w:rPr>
-          <w:sz w:val="24"/>
-          <w:szCs w:val="24"/>
-        </w:rPr>
-        <w:t xml:space="preserve"> géographique, qui a subit le même traitement</w:t>
-      </w:r>
-      <w:r>
-        <w:rPr>
-          <w:sz w:val="24"/>
-          <w:szCs w:val="24"/>
-        </w:rPr>
-        <w:t xml:space="preserve">. </w:t>
-      </w:r>
-      <w:r>
-        <w:rPr>
-          <w:sz w:val="24"/>
-          <w:szCs w:val="24"/>
-        </w:rPr>
-        <w:t xml:space="preserve">Chacune de ces colonnes a aussi été scruté </w:t>
-      </w:r>
-      <w:r>
-        <w:rPr>
-          <w:sz w:val="24"/>
-          <w:szCs w:val="24"/>
-        </w:rPr>
-        <w:t xml:space="preserve">par la fonction </w:t>
-      </w:r>
-      <w:proofErr w:type="spellStart"/>
-      <w:r>
-        <w:rPr>
-          <w:sz w:val="24"/>
-          <w:szCs w:val="24"/>
-        </w:rPr>
-        <w:t>drop_</w:t>
-      </w:r>
-      <w:proofErr w:type="gramStart"/>
-      <w:r>
-        <w:rPr>
-          <w:sz w:val="24"/>
-          <w:szCs w:val="24"/>
-        </w:rPr>
-        <w:t>duplicates</w:t>
-      </w:r>
-      <w:proofErr w:type="spellEnd"/>
-      <w:r>
-        <w:rPr>
-          <w:sz w:val="24"/>
-          <w:szCs w:val="24"/>
-        </w:rPr>
-        <w:t>(</w:t>
-      </w:r>
-      <w:proofErr w:type="gramEnd"/>
-      <w:r>
-        <w:rPr>
-          <w:sz w:val="24"/>
-          <w:szCs w:val="24"/>
-        </w:rPr>
-        <w:t>) afin d’écarter les doublons</w:t>
-      </w:r>
-      <w:r>
-        <w:rPr>
-          <w:sz w:val="24"/>
-          <w:szCs w:val="24"/>
-        </w:rPr>
-        <w:t>.</w:t>
-      </w:r>
-      <w:r>
-        <w:rPr>
-          <w:sz w:val="24"/>
-          <w:szCs w:val="24"/>
-        </w:rPr>
-        <w:t xml:space="preserve"> </w:t>
-      </w:r>
-      <w:r>
-        <w:rPr>
-          <w:sz w:val="24"/>
-          <w:szCs w:val="24"/>
-        </w:rPr>
-        <w:t>Nous avons organisé les pays en un seul fichier qui sert de référence à chaque autre fichiers inclus dans le set de base</w:t>
-      </w:r>
-      <w:r>
-        <w:rPr>
-          <w:sz w:val="24"/>
-          <w:szCs w:val="24"/>
-        </w:rPr>
-        <w:t xml:space="preserve">, ce qui nous permet par la suite de traiter chaque fichier </w:t>
-      </w:r>
-      <w:r>
-        <w:rPr>
-          <w:sz w:val="24"/>
-          <w:szCs w:val="24"/>
-        </w:rPr>
-        <w:t xml:space="preserve">afin qu’il corresponde </w:t>
-      </w:r>
-      <w:r>
-        <w:rPr>
-          <w:sz w:val="24"/>
-          <w:szCs w:val="24"/>
-        </w:rPr>
-        <w:t>à</w:t>
-      </w:r>
-      <w:r>
-        <w:rPr>
-          <w:sz w:val="24"/>
-          <w:szCs w:val="24"/>
-        </w:rPr>
-        <w:t xml:space="preserve"> ce dernier et nous a permis d’éliminer les données non conformes, qui n’avaient pas </w:t>
-      </w:r>
-      <w:r>
-        <w:rPr>
-          <w:sz w:val="24"/>
-          <w:szCs w:val="24"/>
-        </w:rPr>
-        <w:t xml:space="preserve">d’informations suffisantes ou qui n’avaient pas les bons ID de pays par exemple. </w:t>
-      </w:r>
     </w:p>
     <w:p>
       <w:pPr>
@@ -5005,6 +5385,248 @@
           <w:sz w:val="24"/>
           <w:szCs w:val="24"/>
         </w:rPr>
+        <w:lastRenderedPageBreak/>
+        <w:t xml:space="preserve">Nous avons </w:t>
+      </w:r>
+      <w:r>
+        <w:rPr>
+          <w:sz w:val="24"/>
+          <w:szCs w:val="24"/>
+        </w:rPr>
+        <w:t xml:space="preserve">entamé le processus de nettoyage en prenant </w:t>
+      </w:r>
+      <w:r>
+        <w:rPr>
+          <w:sz w:val="24"/>
+          <w:szCs w:val="24"/>
+        </w:rPr>
+        <w:t xml:space="preserve">les différentes tables en compte </w:t>
+      </w:r>
+      <w:r>
+        <w:rPr>
+          <w:sz w:val="24"/>
+          <w:szCs w:val="24"/>
+        </w:rPr>
+        <w:t xml:space="preserve">et en les normalisant, pour cela nous avons </w:t>
+      </w:r>
+      <w:r>
+        <w:rPr>
+          <w:sz w:val="24"/>
+          <w:szCs w:val="24"/>
+        </w:rPr>
+        <w:t>renomm</w:t>
+      </w:r>
+      <w:r>
+        <w:rPr>
+          <w:sz w:val="24"/>
+          <w:szCs w:val="24"/>
+        </w:rPr>
+        <w:t>é</w:t>
+      </w:r>
+      <w:r>
+        <w:rPr>
+          <w:sz w:val="24"/>
+          <w:szCs w:val="24"/>
+        </w:rPr>
+        <w:t xml:space="preserve"> les colonnes comportant le pays dans chaque fichier, ainsi qu</w:t>
+      </w:r>
+      <w:r>
+        <w:rPr>
+          <w:sz w:val="24"/>
+          <w:szCs w:val="24"/>
+        </w:rPr>
+        <w:t>e supprimé les espaces</w:t>
+      </w:r>
+      <w:r>
+        <w:rPr>
+          <w:sz w:val="24"/>
+          <w:szCs w:val="24"/>
+        </w:rPr>
+        <w:t xml:space="preserve">. Chaque colonne a vu son nom être </w:t>
+      </w:r>
+      <w:r>
+        <w:rPr>
+          <w:sz w:val="24"/>
+          <w:szCs w:val="24"/>
+        </w:rPr>
+        <w:t>transformé en minuscules.</w:t>
+      </w:r>
+      <w:r>
+        <w:rPr>
+          <w:sz w:val="24"/>
+          <w:szCs w:val="24"/>
+        </w:rPr>
+        <w:t xml:space="preserve"> </w:t>
+      </w:r>
+      <w:r>
+        <w:rPr>
+          <w:sz w:val="24"/>
+          <w:szCs w:val="24"/>
+        </w:rPr>
+        <w:t>C</w:t>
+      </w:r>
+      <w:r>
+        <w:rPr>
+          <w:sz w:val="24"/>
+          <w:szCs w:val="24"/>
+        </w:rPr>
+        <w:t xml:space="preserve">ertains fichiers comportaient aussi une mention de la </w:t>
+      </w:r>
+      <w:r>
+        <w:rPr>
+          <w:sz w:val="24"/>
+          <w:szCs w:val="24"/>
+        </w:rPr>
+        <w:t>région</w:t>
+      </w:r>
+      <w:r>
+        <w:rPr>
+          <w:sz w:val="24"/>
+          <w:szCs w:val="24"/>
+        </w:rPr>
+        <w:t xml:space="preserve"> géographique, qui a </w:t>
+      </w:r>
+      <w:proofErr w:type="spellStart"/>
+      <w:r>
+        <w:rPr>
+          <w:sz w:val="24"/>
+          <w:szCs w:val="24"/>
+        </w:rPr>
+        <w:t>subit</w:t>
+      </w:r>
+      <w:proofErr w:type="spellEnd"/>
+      <w:r>
+        <w:rPr>
+          <w:sz w:val="24"/>
+          <w:szCs w:val="24"/>
+        </w:rPr>
+        <w:t xml:space="preserve"> le même traitement</w:t>
+      </w:r>
+      <w:r>
+        <w:rPr>
+          <w:sz w:val="24"/>
+          <w:szCs w:val="24"/>
+        </w:rPr>
+        <w:t xml:space="preserve">. </w:t>
+      </w:r>
+      <w:r>
+        <w:rPr>
+          <w:sz w:val="24"/>
+          <w:szCs w:val="24"/>
+        </w:rPr>
+        <w:t xml:space="preserve">Chacune de ces colonnes a aussi été scruté </w:t>
+      </w:r>
+      <w:r>
+        <w:rPr>
+          <w:sz w:val="24"/>
+          <w:szCs w:val="24"/>
+        </w:rPr>
+        <w:t xml:space="preserve">par la fonction </w:t>
+      </w:r>
+      <w:proofErr w:type="spellStart"/>
+      <w:r>
+        <w:rPr>
+          <w:sz w:val="24"/>
+          <w:szCs w:val="24"/>
+        </w:rPr>
+        <w:t>drop_</w:t>
+      </w:r>
+      <w:proofErr w:type="gramStart"/>
+      <w:r>
+        <w:rPr>
+          <w:sz w:val="24"/>
+          <w:szCs w:val="24"/>
+        </w:rPr>
+        <w:t>duplicates</w:t>
+      </w:r>
+      <w:proofErr w:type="spellEnd"/>
+      <w:r>
+        <w:rPr>
+          <w:sz w:val="24"/>
+          <w:szCs w:val="24"/>
+        </w:rPr>
+        <w:t>(</w:t>
+      </w:r>
+      <w:proofErr w:type="gramEnd"/>
+      <w:r>
+        <w:rPr>
+          <w:sz w:val="24"/>
+          <w:szCs w:val="24"/>
+        </w:rPr>
+        <w:t>) afin d’écarter les doublons</w:t>
+      </w:r>
+      <w:r>
+        <w:rPr>
+          <w:sz w:val="24"/>
+          <w:szCs w:val="24"/>
+        </w:rPr>
+        <w:t>.</w:t>
+      </w:r>
+      <w:r>
+        <w:rPr>
+          <w:sz w:val="24"/>
+          <w:szCs w:val="24"/>
+        </w:rPr>
+        <w:t xml:space="preserve"> </w:t>
+      </w:r>
+      <w:r>
+        <w:rPr>
+          <w:sz w:val="24"/>
+          <w:szCs w:val="24"/>
+        </w:rPr>
+        <w:t>Nous avons organisé les pays en un seul fichier qui sert de référence à chaque autre fichiers inclus dans le set de base</w:t>
+      </w:r>
+      <w:r>
+        <w:rPr>
+          <w:sz w:val="24"/>
+          <w:szCs w:val="24"/>
+        </w:rPr>
+        <w:t xml:space="preserve">, ce qui nous permet par la suite de traiter chaque fichier </w:t>
+      </w:r>
+      <w:r>
+        <w:rPr>
+          <w:sz w:val="24"/>
+          <w:szCs w:val="24"/>
+        </w:rPr>
+        <w:t xml:space="preserve">afin qu’il corresponde </w:t>
+      </w:r>
+      <w:r>
+        <w:rPr>
+          <w:sz w:val="24"/>
+          <w:szCs w:val="24"/>
+        </w:rPr>
+        <w:t>à</w:t>
+      </w:r>
+      <w:r>
+        <w:rPr>
+          <w:sz w:val="24"/>
+          <w:szCs w:val="24"/>
+        </w:rPr>
+        <w:t xml:space="preserve"> ce dernier et nous a permis d’éliminer les données non conformes, qui n’avaient pas </w:t>
+      </w:r>
+      <w:r>
+        <w:rPr>
+          <w:sz w:val="24"/>
+          <w:szCs w:val="24"/>
+        </w:rPr>
+        <w:t xml:space="preserve">d’informations suffisantes ou qui n’avaient pas les bons ID de pays par exemple. </w:t>
+      </w:r>
+    </w:p>
+    <w:p>
+      <w:pPr>
+        <w:pStyle w:val="Sansinterligne"/>
+        <w:ind w:firstLine="705"/>
+        <w:jc w:val="both"/>
+        <w:rPr>
+          <w:sz w:val="24"/>
+          <w:szCs w:val="24"/>
+        </w:rPr>
+      </w:pPr>
+      <w:r>
+        <w:rPr>
+          <w:sz w:val="24"/>
+          <w:szCs w:val="24"/>
+        </w:rPr>
         <w:t>Les données concernant les unités ont été transformées en table afin d’offrir un indice et une clé spéciale les concernant dans notre base de données.</w:t>
       </w:r>
       <w:r>
@@ -5063,11 +5685,6 @@
         </w:rPr>
         <w:t xml:space="preserve">. </w:t>
       </w:r>
-    </w:p>
-    <w:p>
-      <w:pPr>
-        <w:pStyle w:val="Sansinterligne"/>
-      </w:pPr>
     </w:p>
     <w:p>
       <w:pPr>
@@ -5076,13 +5693,6 @@
           <w:szCs w:val="32"/>
         </w:rPr>
       </w:pPr>
-      <w:r>
-        <w:rPr>
-          <w:sz w:val="32"/>
-          <w:szCs w:val="32"/>
-        </w:rPr>
-        <w:br w:type="page"/>
-      </w:r>
     </w:p>
     <w:p>
       <w:pPr>
@@ -5101,7 +5711,6 @@
           <w:sz w:val="32"/>
           <w:szCs w:val="32"/>
         </w:rPr>
-        <w:lastRenderedPageBreak/>
         <w:t>Traitement et réorganisation</w:t>
       </w:r>
     </w:p>
@@ -5195,7 +5804,28 @@
           <w:sz w:val="24"/>
           <w:szCs w:val="24"/>
         </w:rPr>
-        <w:t xml:space="preserve">colonnes ont aussi été typées afin que les données soient le plus cohérentes avec le format qu’elles étaient censées avoir. </w:t>
+        <w:t xml:space="preserve">colonnes ont aussi été typées afin que les données soient le plus cohérentes </w:t>
+      </w:r>
+      <w:r>
+        <w:rPr>
+          <w:sz w:val="24"/>
+          <w:szCs w:val="24"/>
+        </w:rPr>
+        <w:t>possible</w:t>
+      </w:r>
+      <w:r>
+        <w:rPr>
+          <w:sz w:val="24"/>
+          <w:szCs w:val="24"/>
+        </w:rPr>
+        <w:t xml:space="preserve"> </w:t>
+      </w:r>
+      <w:r>
+        <w:rPr>
+          <w:sz w:val="24"/>
+          <w:szCs w:val="24"/>
+        </w:rPr>
+        <w:t xml:space="preserve">avec le format qu’elles étaient censées avoir. </w:t>
       </w:r>
     </w:p>
     <w:p>
@@ -5255,11 +5885,70 @@
       <w:pPr>
         <w:pStyle w:val="Sansinterligne"/>
         <w:ind w:firstLine="705"/>
-        <w:rPr>
-          <w:sz w:val="24"/>
-          <w:szCs w:val="24"/>
-        </w:rPr>
-      </w:pPr>
+        <w:jc w:val="both"/>
+        <w:rPr>
+          <w:sz w:val="24"/>
+          <w:szCs w:val="24"/>
+        </w:rPr>
+      </w:pPr>
+    </w:p>
+    <w:p>
+      <w:pPr>
+        <w:pStyle w:val="Sansinterligne"/>
+        <w:jc w:val="both"/>
+        <w:rPr>
+          <w:sz w:val="24"/>
+          <w:szCs w:val="24"/>
+        </w:rPr>
+      </w:pPr>
+      <w:r>
+        <w:rPr>
+          <w:noProof/>
+          <w:sz w:val="24"/>
+          <w:szCs w:val="24"/>
+        </w:rPr>
+        <w:drawing>
+          <wp:inline distT="0" distB="0" distL="0" distR="0" wp14:anchorId="7D0C4B75" wp14:editId="73CD679E">
+            <wp:extent cx="5642248" cy="2437130"/>
+            <wp:effectExtent l="0" t="0" r="0" b="1270"/>
+            <wp:docPr id="1813947635" name="Image 1" descr="Une image contenant texte, capture d’écran&#10;&#10;Le contenu généré par l’IA peut être incorrect."/>
+            <wp:cNvGraphicFramePr>
+              <a:graphicFrameLocks xmlns:a="http://schemas.openxmlformats.org/drawingml/2006/main" noChangeAspect="1"/>
+            </wp:cNvGraphicFramePr>
+            <a:graphic xmlns:a="http://schemas.openxmlformats.org/drawingml/2006/main">
+              <a:graphicData uri="http://schemas.openxmlformats.org/drawingml/2006/picture">
+                <pic:pic xmlns:pic="http://schemas.openxmlformats.org/drawingml/2006/picture">
+                  <pic:nvPicPr>
+                    <pic:cNvPr id="1813947635" name="Image 1" descr="Une image contenant texte, capture d’écran&#10;&#10;Le contenu généré par l’IA peut être incorrect."/>
+                    <pic:cNvPicPr/>
+                  </pic:nvPicPr>
+                  <pic:blipFill>
+                    <a:blip r:embed="rId9">
+                      <a:extLst>
+                        <a:ext uri="{28A0092B-C50C-407E-A947-70E740481C1C}">
+                          <a14:useLocalDpi xmlns:a14="http://schemas.microsoft.com/office/drawing/2010/main" val="0"/>
+                        </a:ext>
+                      </a:extLst>
+                    </a:blip>
+                    <a:stretch>
+                      <a:fillRect/>
+                    </a:stretch>
+                  </pic:blipFill>
+                  <pic:spPr>
+                    <a:xfrm>
+                      <a:off x="0" y="0"/>
+                      <a:ext cx="5689608" cy="2457587"/>
+                    </a:xfrm>
+                    <a:prstGeom prst="rect">
+                      <a:avLst/>
+                    </a:prstGeom>
+                  </pic:spPr>
+                </pic:pic>
+              </a:graphicData>
+            </a:graphic>
+          </wp:inline>
+        </w:drawing>
+      </w:r>
     </w:p>
     <w:p>
       <w:pPr>
@@ -5286,45 +5975,99 @@
           <w:sz w:val="24"/>
           <w:szCs w:val="24"/>
         </w:rPr>
-        <w:t xml:space="preserve">Il reste </w:t>
-      </w:r>
-      <w:proofErr w:type="gramStart"/>
-      <w:r>
-        <w:rPr>
-          <w:sz w:val="24"/>
-          <w:szCs w:val="24"/>
-        </w:rPr>
-        <w:t>a</w:t>
-      </w:r>
-      <w:proofErr w:type="gramEnd"/>
-      <w:r>
-        <w:rPr>
-          <w:sz w:val="24"/>
-          <w:szCs w:val="24"/>
-        </w:rPr>
-        <w:t xml:space="preserve"> préciser les informations qui ont été fusionnées, et quels fichiers donne quoi, ainsi que l</w:t>
-      </w:r>
-      <w:r>
-        <w:rPr>
-          <w:sz w:val="24"/>
-          <w:szCs w:val="24"/>
-        </w:rPr>
-        <w:t xml:space="preserve">a précision de ce qui a été renommé. </w:t>
-      </w:r>
-    </w:p>
-    <w:p>
-      <w:pPr>
-        <w:ind w:firstLine="705"/>
-        <w:jc w:val="both"/>
-      </w:pPr>
-    </w:p>
-    <w:p>
-      <w:pPr>
-        <w:rPr>
-          <w:sz w:val="24"/>
-          <w:szCs w:val="24"/>
-        </w:rPr>
-      </w:pPr>
+        <w:t>Dans l</w:t>
+      </w:r>
+      <w:r>
+        <w:rPr>
+          <w:sz w:val="24"/>
+          <w:szCs w:val="24"/>
+        </w:rPr>
+        <w:t>e fichier de population atteinte par</w:t>
+      </w:r>
+      <w:r>
+        <w:rPr>
+          <w:sz w:val="24"/>
+          <w:szCs w:val="24"/>
+        </w:rPr>
+        <w:t xml:space="preserve"> </w:t>
+      </w:r>
+      <w:r>
+        <w:rPr>
+          <w:sz w:val="24"/>
+          <w:szCs w:val="24"/>
+        </w:rPr>
+        <w:t>le VIH</w:t>
+      </w:r>
+      <w:r>
+        <w:rPr>
+          <w:sz w:val="24"/>
+          <w:szCs w:val="24"/>
+        </w:rPr>
+        <w:t xml:space="preserve">, nous avons </w:t>
+      </w:r>
+      <w:r>
+        <w:rPr>
+          <w:sz w:val="24"/>
+          <w:szCs w:val="24"/>
+        </w:rPr>
+        <w:t>commencé par extraire les valeurs médianes, minimales et maximales</w:t>
+      </w:r>
+      <w:r>
+        <w:rPr>
+          <w:sz w:val="24"/>
+          <w:szCs w:val="24"/>
+        </w:rPr>
+        <w:t xml:space="preserve"> en suivant un ensemble d</w:t>
+      </w:r>
+      <w:r>
+        <w:rPr>
+          <w:sz w:val="24"/>
+          <w:szCs w:val="24"/>
+        </w:rPr>
+        <w:t xml:space="preserve">e règles de transformation, comme on le voit sur l’image ci-dessus. </w:t>
+      </w:r>
+      <w:r>
+        <w:rPr>
+          <w:sz w:val="24"/>
+          <w:szCs w:val="24"/>
+        </w:rPr>
+        <w:t xml:space="preserve">Une fois découpées, ces données ont été réparties selon </w:t>
+      </w:r>
+      <w:r>
+        <w:rPr>
+          <w:sz w:val="24"/>
+          <w:szCs w:val="24"/>
+        </w:rPr>
+        <w:t xml:space="preserve">trois colonnes, </w:t>
+      </w:r>
+      <w:r>
+        <w:rPr>
+          <w:sz w:val="24"/>
+          <w:szCs w:val="24"/>
+        </w:rPr>
+        <w:t xml:space="preserve">les valeurs nulles ou vides ont été supprimées, et enfin les données ont </w:t>
+      </w:r>
+      <w:r>
+        <w:rPr>
+          <w:sz w:val="24"/>
+          <w:szCs w:val="24"/>
+        </w:rPr>
+        <w:t>été converties en entier avant l</w:t>
+      </w:r>
+      <w:r>
+        <w:rPr>
+          <w:sz w:val="24"/>
+          <w:szCs w:val="24"/>
+        </w:rPr>
+        <w:t>’organisation finale des colonnes.</w:t>
+      </w:r>
+      <w:r>
+        <w:rPr>
+          <w:sz w:val="24"/>
+          <w:szCs w:val="24"/>
+        </w:rPr>
+        <w:t xml:space="preserve"> </w:t>
+      </w:r>
       <w:r>
         <w:rPr>
           <w:sz w:val="24"/>
@@ -5335,16 +6078,6 @@
     </w:p>
     <w:p>
       <w:pPr>
-        <w:ind w:firstLine="705"/>
-        <w:jc w:val="both"/>
-        <w:rPr>
-          <w:sz w:val="24"/>
-          <w:szCs w:val="24"/>
-        </w:rPr>
-      </w:pPr>
-    </w:p>
-    <w:p>
-      <w:pPr>
         <w:pStyle w:val="Titre"/>
         <w:rPr>
           <w:rStyle w:val="lev"/>
@@ -5354,6 +6087,7 @@
         <w:rPr>
           <w:rStyle w:val="lev"/>
         </w:rPr>
+        <w:lastRenderedPageBreak/>
         <w:t>III API : Obtention et manipulation des données</w:t>
       </w:r>
     </w:p>
@@ -5679,6 +6413,117 @@
           <w:szCs w:val="24"/>
         </w:rPr>
       </w:pPr>
+    </w:p>
+    <w:p>
+      <w:pPr>
+        <w:pStyle w:val="Sansinterligne"/>
+        <w:ind w:firstLine="708"/>
+        <w:jc w:val="center"/>
+        <w:rPr>
+          <w:noProof/>
+          <w:sz w:val="24"/>
+          <w:szCs w:val="24"/>
+        </w:rPr>
+      </w:pPr>
+    </w:p>
+    <w:p>
+      <w:pPr>
+        <w:pStyle w:val="Sansinterligne"/>
+        <w:ind w:firstLine="708"/>
+        <w:jc w:val="center"/>
+        <w:rPr>
+          <w:sz w:val="24"/>
+          <w:szCs w:val="24"/>
+        </w:rPr>
+      </w:pPr>
+      <w:r>
+        <w:rPr>
+          <w:noProof/>
+          <w:sz w:val="24"/>
+          <w:szCs w:val="24"/>
+        </w:rPr>
+        <w:drawing>
+          <wp:inline distT="0" distB="0" distL="0" distR="0" wp14:anchorId="2E64F850" wp14:editId="133B19F0">
+            <wp:extent cx="2797016" cy="2849526"/>
+            <wp:effectExtent l="0" t="0" r="3810" b="8255"/>
+            <wp:docPr id="1443313502" name="Image 5" descr="Une image contenant texte, capture d’écran, logiciel&#10;&#10;Le contenu généré par l’IA peut être incorrect."/>
+            <wp:cNvGraphicFramePr>
+              <a:graphicFrameLocks xmlns:a="http://schemas.openxmlformats.org/drawingml/2006/main" noChangeAspect="1"/>
+            </wp:cNvGraphicFramePr>
+            <a:graphic xmlns:a="http://schemas.openxmlformats.org/drawingml/2006/main">
+              <a:graphicData uri="http://schemas.openxmlformats.org/drawingml/2006/picture">
+                <pic:pic xmlns:pic="http://schemas.openxmlformats.org/drawingml/2006/picture">
+                  <pic:nvPicPr>
+                    <pic:cNvPr id="1443313502" name="Image 5" descr="Une image contenant texte, capture d’écran, logiciel&#10;&#10;Le contenu généré par l’IA peut être incorrect."/>
+                    <pic:cNvPicPr/>
+                  </pic:nvPicPr>
+                  <pic:blipFill rotWithShape="1">
+                    <a:blip r:embed="rId10">
+                      <a:extLst>
+                        <a:ext uri="{28A0092B-C50C-407E-A947-70E740481C1C}">
+                          <a14:useLocalDpi xmlns:a14="http://schemas.microsoft.com/office/drawing/2010/main" val="0"/>
+                        </a:ext>
+                      </a:extLst>
+                    </a:blip>
+                    <a:srcRect b="40572"/>
+                    <a:stretch/>
+                  </pic:blipFill>
+                  <pic:spPr bwMode="auto">
+                    <a:xfrm>
+                      <a:off x="0" y="0"/>
+                      <a:ext cx="2807553" cy="2860261"/>
+                    </a:xfrm>
+                    <a:prstGeom prst="rect">
+                      <a:avLst/>
+                    </a:prstGeom>
+                    <a:ln>
+                      <a:noFill/>
+                    </a:ln>
+                    <a:extLst>
+                      <a:ext uri="{53640926-AAD7-44D8-BBD7-CCE9431645EC}">
+                        <a14:shadowObscured xmlns:a14="http://schemas.microsoft.com/office/drawing/2010/main"/>
+                      </a:ext>
+                    </a:extLst>
+                  </pic:spPr>
+                </pic:pic>
+              </a:graphicData>
+            </a:graphic>
+          </wp:inline>
+        </w:drawing>
+      </w:r>
+    </w:p>
+    <w:p>
+      <w:pPr>
+        <w:pStyle w:val="Sansinterligne"/>
+        <w:ind w:firstLine="708"/>
+        <w:jc w:val="center"/>
+        <w:rPr>
+          <w:sz w:val="24"/>
+          <w:szCs w:val="24"/>
+        </w:rPr>
+      </w:pPr>
+    </w:p>
+    <w:p>
+      <w:pPr>
+        <w:pStyle w:val="Sansinterligne"/>
+        <w:ind w:firstLine="708"/>
+        <w:jc w:val="center"/>
+        <w:rPr>
+          <w:sz w:val="24"/>
+          <w:szCs w:val="24"/>
+        </w:rPr>
+      </w:pPr>
+    </w:p>
+    <w:p>
+      <w:pPr>
+        <w:pStyle w:val="Sansinterligne"/>
+        <w:ind w:firstLine="708"/>
+        <w:jc w:val="both"/>
+        <w:rPr>
+          <w:sz w:val="24"/>
+          <w:szCs w:val="24"/>
+        </w:rPr>
+      </w:pPr>
       <w:r>
         <w:rPr>
           <w:sz w:val="24"/>
@@ -6052,7 +6897,68 @@
     <w:p>
       <w:pPr>
         <w:pStyle w:val="Sansinterligne"/>
-      </w:pPr>
+        <w:rPr>
+          <w:noProof/>
+        </w:rPr>
+      </w:pPr>
+    </w:p>
+    <w:p>
+      <w:pPr>
+        <w:pStyle w:val="Sansinterligne"/>
+      </w:pPr>
+      <w:r>
+        <w:rPr>
+          <w:noProof/>
+        </w:rPr>
+        <w:drawing>
+          <wp:inline distT="0" distB="0" distL="0" distR="0" wp14:anchorId="7F7AF9B7" wp14:editId="06516F9D">
+            <wp:extent cx="5760720" cy="2402958"/>
+            <wp:effectExtent l="0" t="0" r="0" b="0"/>
+            <wp:docPr id="502436841" name="Image 6" descr="Une image contenant texte, capture d’écran, nombre, Police&#10;&#10;Le contenu généré par l’IA peut être incorrect."/>
+            <wp:cNvGraphicFramePr>
+              <a:graphicFrameLocks xmlns:a="http://schemas.openxmlformats.org/drawingml/2006/main" noChangeAspect="1"/>
+            </wp:cNvGraphicFramePr>
+            <a:graphic xmlns:a="http://schemas.openxmlformats.org/drawingml/2006/main">
+              <a:graphicData uri="http://schemas.openxmlformats.org/drawingml/2006/picture">
+                <pic:pic xmlns:pic="http://schemas.openxmlformats.org/drawingml/2006/picture">
+                  <pic:nvPicPr>
+                    <pic:cNvPr id="502436841" name="Image 6" descr="Une image contenant texte, capture d’écran, nombre, Police&#10;&#10;Le contenu généré par l’IA peut être incorrect."/>
+                    <pic:cNvPicPr/>
+                  </pic:nvPicPr>
+                  <pic:blipFill rotWithShape="1">
+                    <a:blip r:embed="rId11">
+                      <a:extLst>
+                        <a:ext uri="{28A0092B-C50C-407E-A947-70E740481C1C}">
+                          <a14:useLocalDpi xmlns:a14="http://schemas.microsoft.com/office/drawing/2010/main" val="0"/>
+                        </a:ext>
+                      </a:extLst>
+                    </a:blip>
+                    <a:srcRect b="53126"/>
+                    <a:stretch/>
+                  </pic:blipFill>
+                  <pic:spPr bwMode="auto">
+                    <a:xfrm>
+                      <a:off x="0" y="0"/>
+                      <a:ext cx="5760720" cy="2402958"/>
+                    </a:xfrm>
+                    <a:prstGeom prst="rect">
+                      <a:avLst/>
+                    </a:prstGeom>
+                    <a:ln>
+                      <a:noFill/>
+                    </a:ln>
+                    <a:extLst>
+                      <a:ext uri="{53640926-AAD7-44D8-BBD7-CCE9431645EC}">
+                        <a14:shadowObscured xmlns:a14="http://schemas.microsoft.com/office/drawing/2010/main"/>
+                      </a:ext>
+                    </a:extLst>
+                  </pic:spPr>
+                </pic:pic>
+              </a:graphicData>
+            </a:graphic>
+          </wp:inline>
+        </w:drawing>
+      </w:r>
     </w:p>
     <w:p>
       <w:pPr>
@@ -6375,7 +7281,23 @@
           <w:sz w:val="24"/>
           <w:szCs w:val="24"/>
         </w:rPr>
-        <w:t>grâce a son</w:t>
+        <w:t xml:space="preserve">grâce </w:t>
+      </w:r>
+      <w:proofErr w:type="spellStart"/>
+      <w:r>
+        <w:rPr>
+          <w:sz w:val="24"/>
+          <w:szCs w:val="24"/>
+        </w:rPr>
+        <w:t>a</w:t>
+      </w:r>
+      <w:proofErr w:type="spellEnd"/>
+      <w:r>
+        <w:rPr>
+          <w:sz w:val="24"/>
+          <w:szCs w:val="24"/>
+        </w:rPr>
+        <w:t xml:space="preserve"> son</w:t>
       </w:r>
       <w:r>
         <w:rPr>
@@ -7272,14 +8194,7 @@
           <w:sz w:val="24"/>
           <w:szCs w:val="24"/>
         </w:rPr>
-        <w:t xml:space="preserve">Les </w:t>
-      </w:r>
-      <w:r>
-        <w:rPr>
-          <w:sz w:val="24"/>
-          <w:szCs w:val="24"/>
-        </w:rPr>
-        <w:t>différentes étapes suivies, allant de la modélisation de la base de données à la création de visualisations interactives avec Power BI, ont démontré l'importance d'une architecture de données bien pensée, d'un processus ETL rigoureux et d'une API performante. Grâce à cette démarche méthodologique, nous avons pu extraire des informations pertinentes et stratégiques, facilitant ainsi la compréhension et l'analyse de l'épidémie du VIH.</w:t>
+        <w:t>Les différentes étapes suivies, allant de la modélisation de la base de données à la création de visualisations interactives avec Power BI, ont démontré l'importance d'une architecture de données bien pensée, d'un processus ETL rigoureux et d'une API performante. Grâce à cette démarche méthodologique, nous avons pu extraire des informations pertinentes et stratégiques, facilitant ainsi la compréhension et l'analyse de l'épidémie du VIH.</w:t>
       </w:r>
     </w:p>
     <w:p>
@@ -7428,7 +8343,7 @@
                     </pic:cNvPicPr>
                   </pic:nvPicPr>
                   <pic:blipFill rotWithShape="1">
-                    <a:blip r:embed="rId6">
+                    <a:blip r:embed="rId12">
                       <a:extLst>
                         <a:ext uri="{28A0092B-C50C-407E-A947-70E740481C1C}">
                           <a14:useLocalDpi xmlns:a14="http://schemas.microsoft.com/office/drawing/2010/main" val="0"/>
@@ -7503,7 +8418,7 @@
                     <pic:cNvPicPr/>
                   </pic:nvPicPr>
                   <pic:blipFill>
-                    <a:blip r:embed="rId7">
+                    <a:blip r:embed="rId13">
                       <a:extLst>
                         <a:ext uri="{28A0092B-C50C-407E-A947-70E740481C1C}">
                           <a14:useLocalDpi xmlns:a14="http://schemas.microsoft.com/office/drawing/2010/main" val="0"/>
@@ -7559,6 +8474,57 @@
         <w:pStyle w:val="Sansinterligne"/>
       </w:pPr>
       <w:r>
+        <w:rPr>
+          <w:noProof/>
+        </w:rPr>
+        <w:drawing>
+          <wp:inline distT="0" distB="0" distL="0" distR="0" wp14:anchorId="65B283B3" wp14:editId="26687833">
+            <wp:extent cx="5760720" cy="1463040"/>
+            <wp:effectExtent l="0" t="0" r="0" b="3810"/>
+            <wp:docPr id="1401812558" name="Image 7" descr="Une image contenant texte, capture d’écran, Police, nombre&#10;&#10;Le contenu généré par l’IA peut être incorrect."/>
+            <wp:cNvGraphicFramePr>
+              <a:graphicFrameLocks xmlns:a="http://schemas.openxmlformats.org/drawingml/2006/main" noChangeAspect="1"/>
+            </wp:cNvGraphicFramePr>
+            <a:graphic xmlns:a="http://schemas.openxmlformats.org/drawingml/2006/main">
+              <a:graphicData uri="http://schemas.openxmlformats.org/drawingml/2006/picture">
+                <pic:pic xmlns:pic="http://schemas.openxmlformats.org/drawingml/2006/picture">
+                  <pic:nvPicPr>
+                    <pic:cNvPr id="1401812558" name="Image 7" descr="Une image contenant texte, capture d’écran, Police, nombre&#10;&#10;Le contenu généré par l’IA peut être incorrect."/>
+                    <pic:cNvPicPr/>
+                  </pic:nvPicPr>
+                  <pic:blipFill>
+                    <a:blip r:embed="rId14">
+                      <a:extLst>
+                        <a:ext uri="{28A0092B-C50C-407E-A947-70E740481C1C}">
+                          <a14:useLocalDpi xmlns:a14="http://schemas.microsoft.com/office/drawing/2010/main" val="0"/>
+                        </a:ext>
+                      </a:extLst>
+                    </a:blip>
+                    <a:stretch>
+                      <a:fillRect/>
+                    </a:stretch>
+                  </pic:blipFill>
+                  <pic:spPr>
+                    <a:xfrm>
+                      <a:off x="0" y="0"/>
+                      <a:ext cx="5760720" cy="1463040"/>
+                    </a:xfrm>
+                    <a:prstGeom prst="rect">
+                      <a:avLst/>
+                    </a:prstGeom>
+                  </pic:spPr>
+                </pic:pic>
+              </a:graphicData>
+            </a:graphic>
+          </wp:inline>
+        </w:drawing>
+      </w:r>
+    </w:p>
+    <w:p>
+      <w:pPr>
+        <w:pStyle w:val="Sansinterligne"/>
+      </w:pPr>
+      <w:r>
         <w:t>Benchmark ETL</w:t>
       </w:r>
     </w:p>
@@ -7595,7 +8561,7 @@
                     <pic:cNvPicPr/>
                   </pic:nvPicPr>
                   <pic:blipFill rotWithShape="1">
-                    <a:blip r:embed="rId8">
+                    <a:blip r:embed="rId15">
                       <a:extLst>
                         <a:ext uri="{28A0092B-C50C-407E-A947-70E740481C1C}">
                           <a14:useLocalDpi xmlns:a14="http://schemas.microsoft.com/office/drawing/2010/main" val="0"/>
@@ -7652,8 +8618,433 @@
         <w:pStyle w:val="Sansinterligne"/>
       </w:pPr>
       <w:r>
+        <w:rPr>
+          <w:noProof/>
+        </w:rPr>
+        <w:drawing>
+          <wp:inline distT="0" distB="0" distL="0" distR="0" wp14:anchorId="4EFBFCC4" wp14:editId="1854E051">
+            <wp:extent cx="5760720" cy="4117340"/>
+            <wp:effectExtent l="0" t="0" r="0" b="0"/>
+            <wp:docPr id="1084811544" name="Image 8"/>
+            <wp:cNvGraphicFramePr>
+              <a:graphicFrameLocks xmlns:a="http://schemas.openxmlformats.org/drawingml/2006/main" noChangeAspect="1"/>
+            </wp:cNvGraphicFramePr>
+            <a:graphic xmlns:a="http://schemas.openxmlformats.org/drawingml/2006/main">
+              <a:graphicData uri="http://schemas.openxmlformats.org/drawingml/2006/picture">
+                <pic:pic xmlns:pic="http://schemas.openxmlformats.org/drawingml/2006/picture">
+                  <pic:nvPicPr>
+                    <pic:cNvPr id="1084811544" name="Image 1084811544"/>
+                    <pic:cNvPicPr/>
+                  </pic:nvPicPr>
+                  <pic:blipFill>
+                    <a:blip r:embed="rId8">
+                      <a:extLst>
+                        <a:ext uri="{28A0092B-C50C-407E-A947-70E740481C1C}">
+                          <a14:useLocalDpi xmlns:a14="http://schemas.microsoft.com/office/drawing/2010/main" val="0"/>
+                        </a:ext>
+                      </a:extLst>
+                    </a:blip>
+                    <a:stretch>
+                      <a:fillRect/>
+                    </a:stretch>
+                  </pic:blipFill>
+                  <pic:spPr>
+                    <a:xfrm>
+                      <a:off x="0" y="0"/>
+                      <a:ext cx="5760720" cy="4117340"/>
+                    </a:xfrm>
+                    <a:prstGeom prst="rect">
+                      <a:avLst/>
+                    </a:prstGeom>
+                  </pic:spPr>
+                </pic:pic>
+              </a:graphicData>
+            </a:graphic>
+          </wp:inline>
+        </w:drawing>
+      </w:r>
+    </w:p>
+    <w:p>
+      <w:pPr>
+        <w:pStyle w:val="Sansinterligne"/>
+        <w:rPr>
+          <w:noProof/>
+        </w:rPr>
+      </w:pPr>
+    </w:p>
+    <w:p>
+      <w:pPr>
+        <w:pStyle w:val="Sansinterligne"/>
+      </w:pPr>
+      <w:r>
+        <w:rPr>
+          <w:noProof/>
+        </w:rPr>
+        <w:drawing>
+          <wp:inline distT="0" distB="0" distL="0" distR="0" wp14:anchorId="0B1DA0A0" wp14:editId="547AD0C1">
+            <wp:extent cx="5760720" cy="3628390"/>
+            <wp:effectExtent l="0" t="0" r="0" b="0"/>
+            <wp:docPr id="1910509472" name="Image 9" descr="Une image contenant texte, capture d’écran, logiciel&#10;&#10;Le contenu généré par l’IA peut être incorrect."/>
+            <wp:cNvGraphicFramePr>
+              <a:graphicFrameLocks xmlns:a="http://schemas.openxmlformats.org/drawingml/2006/main" noChangeAspect="1"/>
+            </wp:cNvGraphicFramePr>
+            <a:graphic xmlns:a="http://schemas.openxmlformats.org/drawingml/2006/main">
+              <a:graphicData uri="http://schemas.openxmlformats.org/drawingml/2006/picture">
+                <pic:pic xmlns:pic="http://schemas.openxmlformats.org/drawingml/2006/picture">
+                  <pic:nvPicPr>
+                    <pic:cNvPr id="1910509472" name="Image 9" descr="Une image contenant texte, capture d’écran, logiciel&#10;&#10;Le contenu généré par l’IA peut être incorrect."/>
+                    <pic:cNvPicPr/>
+                  </pic:nvPicPr>
+                  <pic:blipFill>
+                    <a:blip r:embed="rId16">
+                      <a:extLst>
+                        <a:ext uri="{28A0092B-C50C-407E-A947-70E740481C1C}">
+                          <a14:useLocalDpi xmlns:a14="http://schemas.microsoft.com/office/drawing/2010/main" val="0"/>
+                        </a:ext>
+                      </a:extLst>
+                    </a:blip>
+                    <a:stretch>
+                      <a:fillRect/>
+                    </a:stretch>
+                  </pic:blipFill>
+                  <pic:spPr>
+                    <a:xfrm>
+                      <a:off x="0" y="0"/>
+                      <a:ext cx="5760720" cy="3628390"/>
+                    </a:xfrm>
+                    <a:prstGeom prst="rect">
+                      <a:avLst/>
+                    </a:prstGeom>
+                  </pic:spPr>
+                </pic:pic>
+              </a:graphicData>
+            </a:graphic>
+          </wp:inline>
+        </w:drawing>
+      </w:r>
+    </w:p>
+    <w:p>
+      <w:pPr>
+        <w:pStyle w:val="Sansinterligne"/>
+      </w:pPr>
+    </w:p>
+    <w:p>
+      <w:pPr>
+        <w:pStyle w:val="Sansinterligne"/>
+      </w:pPr>
+      <w:r>
+        <w:rPr>
+          <w:noProof/>
+        </w:rPr>
+        <w:drawing>
+          <wp:inline distT="0" distB="0" distL="0" distR="0" wp14:anchorId="4C4A7CAE" wp14:editId="4EFFBF87">
+            <wp:extent cx="5760720" cy="2691765"/>
+            <wp:effectExtent l="0" t="0" r="0" b="0"/>
+            <wp:docPr id="1500167360" name="Image 10" descr="Une image contenant texte, capture d’écran, logiciel, Logiciel multimédia&#10;&#10;Le contenu généré par l’IA peut être incorrect."/>
+            <wp:cNvGraphicFramePr>
+              <a:graphicFrameLocks xmlns:a="http://schemas.openxmlformats.org/drawingml/2006/main" noChangeAspect="1"/>
+            </wp:cNvGraphicFramePr>
+            <a:graphic xmlns:a="http://schemas.openxmlformats.org/drawingml/2006/main">
+              <a:graphicData uri="http://schemas.openxmlformats.org/drawingml/2006/picture">
+                <pic:pic xmlns:pic="http://schemas.openxmlformats.org/drawingml/2006/picture">
+                  <pic:nvPicPr>
+                    <pic:cNvPr id="1500167360" name="Image 10" descr="Une image contenant texte, capture d’écran, logiciel, Logiciel multimédia&#10;&#10;Le contenu généré par l’IA peut être incorrect."/>
+                    <pic:cNvPicPr/>
+                  </pic:nvPicPr>
+                  <pic:blipFill>
+                    <a:blip r:embed="rId17">
+                      <a:extLst>
+                        <a:ext uri="{28A0092B-C50C-407E-A947-70E740481C1C}">
+                          <a14:useLocalDpi xmlns:a14="http://schemas.microsoft.com/office/drawing/2010/main" val="0"/>
+                        </a:ext>
+                      </a:extLst>
+                    </a:blip>
+                    <a:stretch>
+                      <a:fillRect/>
+                    </a:stretch>
+                  </pic:blipFill>
+                  <pic:spPr>
+                    <a:xfrm>
+                      <a:off x="0" y="0"/>
+                      <a:ext cx="5760720" cy="2691765"/>
+                    </a:xfrm>
+                    <a:prstGeom prst="rect">
+                      <a:avLst/>
+                    </a:prstGeom>
+                  </pic:spPr>
+                </pic:pic>
+              </a:graphicData>
+            </a:graphic>
+          </wp:inline>
+        </w:drawing>
+      </w:r>
+    </w:p>
+    <w:p>
+      <w:pPr>
+        <w:pStyle w:val="Sansinterligne"/>
+      </w:pPr>
+    </w:p>
+    <w:p>
+      <w:pPr>
+        <w:pStyle w:val="Sansinterligne"/>
+      </w:pPr>
+      <w:r>
         <w:t>Images code API</w:t>
       </w:r>
+      <w:r>
+        <w:t xml:space="preserve"> – classe python de la BDD</w:t>
+      </w:r>
+    </w:p>
+    <w:p>
+      <w:pPr>
+        <w:pStyle w:val="Sansinterligne"/>
+      </w:pPr>
+    </w:p>
+    <w:p>
+      <w:pPr>
+        <w:pStyle w:val="Sansinterligne"/>
+      </w:pPr>
+      <w:r>
+        <w:rPr>
+          <w:noProof/>
+        </w:rPr>
+        <w:drawing>
+          <wp:inline distT="0" distB="0" distL="0" distR="0" wp14:anchorId="229D8D3E" wp14:editId="5CCD71C5">
+            <wp:extent cx="5760720" cy="3738880"/>
+            <wp:effectExtent l="0" t="0" r="0" b="0"/>
+            <wp:docPr id="1383703035" name="Image 11"/>
+            <wp:cNvGraphicFramePr>
+              <a:graphicFrameLocks xmlns:a="http://schemas.openxmlformats.org/drawingml/2006/main" noChangeAspect="1"/>
+            </wp:cNvGraphicFramePr>
+            <a:graphic xmlns:a="http://schemas.openxmlformats.org/drawingml/2006/main">
+              <a:graphicData uri="http://schemas.openxmlformats.org/drawingml/2006/picture">
+                <pic:pic xmlns:pic="http://schemas.openxmlformats.org/drawingml/2006/picture">
+                  <pic:nvPicPr>
+                    <pic:cNvPr id="1383703035" name="Image 1383703035"/>
+                    <pic:cNvPicPr/>
+                  </pic:nvPicPr>
+                  <pic:blipFill>
+                    <a:blip r:embed="rId18">
+                      <a:extLst>
+                        <a:ext uri="{28A0092B-C50C-407E-A947-70E740481C1C}">
+                          <a14:useLocalDpi xmlns:a14="http://schemas.microsoft.com/office/drawing/2010/main" val="0"/>
+                        </a:ext>
+                      </a:extLst>
+                    </a:blip>
+                    <a:stretch>
+                      <a:fillRect/>
+                    </a:stretch>
+                  </pic:blipFill>
+                  <pic:spPr>
+                    <a:xfrm>
+                      <a:off x="0" y="0"/>
+                      <a:ext cx="5760720" cy="3738880"/>
+                    </a:xfrm>
+                    <a:prstGeom prst="rect">
+                      <a:avLst/>
+                    </a:prstGeom>
+                  </pic:spPr>
+                </pic:pic>
+              </a:graphicData>
+            </a:graphic>
+          </wp:inline>
+        </w:drawing>
+      </w:r>
+    </w:p>
+    <w:p>
+      <w:r>
+        <w:br w:type="page"/>
+      </w:r>
+    </w:p>
+    <w:p>
+      <w:pPr>
+        <w:pStyle w:val="Sansinterligne"/>
+      </w:pPr>
+    </w:p>
+    <w:p>
+      <w:pPr>
+        <w:pStyle w:val="Sansinterligne"/>
+      </w:pPr>
+      <w:r>
+        <w:t>Images code API – c</w:t>
+      </w:r>
+      <w:r>
+        <w:t>onnexion BDD</w:t>
+      </w:r>
+      <w:r>
+        <w:t xml:space="preserve"> suivi des </w:t>
+      </w:r>
+      <w:proofErr w:type="spellStart"/>
+      <w:r>
+        <w:t>endpoints</w:t>
+      </w:r>
+      <w:proofErr w:type="spellEnd"/>
+      <w:r>
+        <w:t xml:space="preserve"> concernant la table pays</w:t>
+      </w:r>
+    </w:p>
+    <w:p>
+      <w:pPr>
+        <w:pStyle w:val="Sansinterligne"/>
+      </w:pPr>
+    </w:p>
+    <w:p>
+      <w:pPr>
+        <w:pStyle w:val="Sansinterligne"/>
+      </w:pPr>
+      <w:r>
+        <w:rPr>
+          <w:noProof/>
+        </w:rPr>
+        <w:drawing>
+          <wp:inline distT="0" distB="0" distL="0" distR="0" wp14:anchorId="42C9CF9D" wp14:editId="50928907">
+            <wp:extent cx="5760720" cy="3832860"/>
+            <wp:effectExtent l="0" t="0" r="0" b="0"/>
+            <wp:docPr id="1075985779" name="Image 12"/>
+            <wp:cNvGraphicFramePr>
+              <a:graphicFrameLocks xmlns:a="http://schemas.openxmlformats.org/drawingml/2006/main" noChangeAspect="1"/>
+            </wp:cNvGraphicFramePr>
+            <a:graphic xmlns:a="http://schemas.openxmlformats.org/drawingml/2006/main">
+              <a:graphicData uri="http://schemas.openxmlformats.org/drawingml/2006/picture">
+                <pic:pic xmlns:pic="http://schemas.openxmlformats.org/drawingml/2006/picture">
+                  <pic:nvPicPr>
+                    <pic:cNvPr id="1075985779" name="Image 1075985779"/>
+                    <pic:cNvPicPr/>
+                  </pic:nvPicPr>
+                  <pic:blipFill>
+                    <a:blip r:embed="rId19">
+                      <a:extLst>
+                        <a:ext uri="{28A0092B-C50C-407E-A947-70E740481C1C}">
+                          <a14:useLocalDpi xmlns:a14="http://schemas.microsoft.com/office/drawing/2010/main" val="0"/>
+                        </a:ext>
+                      </a:extLst>
+                    </a:blip>
+                    <a:stretch>
+                      <a:fillRect/>
+                    </a:stretch>
+                  </pic:blipFill>
+                  <pic:spPr>
+                    <a:xfrm>
+                      <a:off x="0" y="0"/>
+                      <a:ext cx="5760720" cy="3832860"/>
+                    </a:xfrm>
+                    <a:prstGeom prst="rect">
+                      <a:avLst/>
+                    </a:prstGeom>
+                  </pic:spPr>
+                </pic:pic>
+              </a:graphicData>
+            </a:graphic>
+          </wp:inline>
+        </w:drawing>
+      </w:r>
+    </w:p>
+    <w:p>
+      <w:pPr>
+        <w:pStyle w:val="Sansinterligne"/>
+      </w:pPr>
+      <w:r>
+        <w:rPr>
+          <w:noProof/>
+        </w:rPr>
+        <w:drawing>
+          <wp:inline distT="0" distB="0" distL="0" distR="0" wp14:anchorId="796F43A9" wp14:editId="190D8DA1">
+            <wp:extent cx="5760720" cy="3249930"/>
+            <wp:effectExtent l="0" t="0" r="0" b="7620"/>
+            <wp:docPr id="1394814528" name="Image 14"/>
+            <wp:cNvGraphicFramePr>
+              <a:graphicFrameLocks xmlns:a="http://schemas.openxmlformats.org/drawingml/2006/main" noChangeAspect="1"/>
+            </wp:cNvGraphicFramePr>
+            <a:graphic xmlns:a="http://schemas.openxmlformats.org/drawingml/2006/main">
+              <a:graphicData uri="http://schemas.openxmlformats.org/drawingml/2006/picture">
+                <pic:pic xmlns:pic="http://schemas.openxmlformats.org/drawingml/2006/picture">
+                  <pic:nvPicPr>
+                    <pic:cNvPr id="1394814528" name="Image 1394814528"/>
+                    <pic:cNvPicPr/>
+                  </pic:nvPicPr>
+                  <pic:blipFill>
+                    <a:blip r:embed="rId20">
+                      <a:extLst>
+                        <a:ext uri="{28A0092B-C50C-407E-A947-70E740481C1C}">
+                          <a14:useLocalDpi xmlns:a14="http://schemas.microsoft.com/office/drawing/2010/main" val="0"/>
+                        </a:ext>
+                      </a:extLst>
+                    </a:blip>
+                    <a:stretch>
+                      <a:fillRect/>
+                    </a:stretch>
+                  </pic:blipFill>
+                  <pic:spPr>
+                    <a:xfrm>
+                      <a:off x="0" y="0"/>
+                      <a:ext cx="5760720" cy="3249930"/>
+                    </a:xfrm>
+                    <a:prstGeom prst="rect">
+                      <a:avLst/>
+                    </a:prstGeom>
+                  </pic:spPr>
+                </pic:pic>
+              </a:graphicData>
+            </a:graphic>
+          </wp:inline>
+        </w:drawing>
+      </w:r>
+    </w:p>
+    <w:p>
+      <w:pPr>
+        <w:pStyle w:val="Sansinterligne"/>
+      </w:pPr>
+      <w:r>
+        <w:rPr>
+          <w:noProof/>
+        </w:rPr>
+        <w:drawing>
+          <wp:inline distT="0" distB="0" distL="0" distR="0" wp14:anchorId="10F47235" wp14:editId="73524716">
+            <wp:extent cx="5760720" cy="3702050"/>
+            <wp:effectExtent l="0" t="0" r="0" b="0"/>
+            <wp:docPr id="735961275" name="Image 15"/>
+            <wp:cNvGraphicFramePr>
+              <a:graphicFrameLocks xmlns:a="http://schemas.openxmlformats.org/drawingml/2006/main" noChangeAspect="1"/>
+            </wp:cNvGraphicFramePr>
+            <a:graphic xmlns:a="http://schemas.openxmlformats.org/drawingml/2006/main">
+              <a:graphicData uri="http://schemas.openxmlformats.org/drawingml/2006/picture">
+                <pic:pic xmlns:pic="http://schemas.openxmlformats.org/drawingml/2006/picture">
+                  <pic:nvPicPr>
+                    <pic:cNvPr id="735961275" name="Image 735961275"/>
+                    <pic:cNvPicPr/>
+                  </pic:nvPicPr>
+                  <pic:blipFill>
+                    <a:blip r:embed="rId21">
+                      <a:extLst>
+                        <a:ext uri="{28A0092B-C50C-407E-A947-70E740481C1C}">
+                          <a14:useLocalDpi xmlns:a14="http://schemas.microsoft.com/office/drawing/2010/main" val="0"/>
+                        </a:ext>
+                      </a:extLst>
+                    </a:blip>
+                    <a:stretch>
+                      <a:fillRect/>
+                    </a:stretch>
+                  </pic:blipFill>
+                  <pic:spPr>
+                    <a:xfrm>
+                      <a:off x="0" y="0"/>
+                      <a:ext cx="5760720" cy="3702050"/>
+                    </a:xfrm>
+                    <a:prstGeom prst="rect">
+                      <a:avLst/>
+                    </a:prstGeom>
+                  </pic:spPr>
+                </pic:pic>
+              </a:graphicData>
+            </a:graphic>
+          </wp:inline>
+        </w:drawing>
+      </w:r>
+    </w:p>
+    <w:p>
+      <w:r>
+        <w:br w:type="page"/>
+      </w:r>
     </w:p>
     <w:p>
       <w:pPr>
@@ -7680,6 +9071,156 @@
         <w:t>ReDoc</w:t>
       </w:r>
       <w:proofErr w:type="spellEnd"/>
+      <w:r>
+        <w:rPr>
+          <w:noProof/>
+        </w:rPr>
+        <w:drawing>
+          <wp:inline distT="0" distB="0" distL="0" distR="0" wp14:anchorId="0265D03D" wp14:editId="0A5FAB4C">
+            <wp:extent cx="5760720" cy="5252484"/>
+            <wp:effectExtent l="0" t="0" r="0" b="5715"/>
+            <wp:docPr id="1578283676" name="Image 16"/>
+            <wp:cNvGraphicFramePr>
+              <a:graphicFrameLocks xmlns:a="http://schemas.openxmlformats.org/drawingml/2006/main" noChangeAspect="1"/>
+            </wp:cNvGraphicFramePr>
+            <a:graphic xmlns:a="http://schemas.openxmlformats.org/drawingml/2006/main">
+              <a:graphicData uri="http://schemas.openxmlformats.org/drawingml/2006/picture">
+                <pic:pic xmlns:pic="http://schemas.openxmlformats.org/drawingml/2006/picture">
+                  <pic:nvPicPr>
+                    <pic:cNvPr id="1578283676" name="Image 1578283676"/>
+                    <pic:cNvPicPr/>
+                  </pic:nvPicPr>
+                  <pic:blipFill rotWithShape="1">
+                    <a:blip r:embed="rId22">
+                      <a:extLst>
+                        <a:ext uri="{28A0092B-C50C-407E-A947-70E740481C1C}">
+                          <a14:useLocalDpi xmlns:a14="http://schemas.microsoft.com/office/drawing/2010/main" val="0"/>
+                        </a:ext>
+                      </a:extLst>
+                    </a:blip>
+                    <a:srcRect b="3807"/>
+                    <a:stretch/>
+                  </pic:blipFill>
+                  <pic:spPr bwMode="auto">
+                    <a:xfrm>
+                      <a:off x="0" y="0"/>
+                      <a:ext cx="5760720" cy="5252484"/>
+                    </a:xfrm>
+                    <a:prstGeom prst="rect">
+                      <a:avLst/>
+                    </a:prstGeom>
+                    <a:ln>
+                      <a:noFill/>
+                    </a:ln>
+                    <a:extLst>
+                      <a:ext uri="{53640926-AAD7-44D8-BBD7-CCE9431645EC}">
+                        <a14:shadowObscured xmlns:a14="http://schemas.microsoft.com/office/drawing/2010/main"/>
+                      </a:ext>
+                    </a:extLst>
+                  </pic:spPr>
+                </pic:pic>
+              </a:graphicData>
+            </a:graphic>
+          </wp:inline>
+        </w:drawing>
+      </w:r>
+      <w:r>
+        <w:rPr>
+          <w:noProof/>
+        </w:rPr>
+        <w:drawing>
+          <wp:inline distT="0" distB="0" distL="0" distR="0" wp14:anchorId="03E58E46" wp14:editId="6E10C4FA">
+            <wp:extent cx="5760720" cy="2380615"/>
+            <wp:effectExtent l="0" t="0" r="0" b="635"/>
+            <wp:docPr id="482089399" name="Image 17"/>
+            <wp:cNvGraphicFramePr>
+              <a:graphicFrameLocks xmlns:a="http://schemas.openxmlformats.org/drawingml/2006/main" noChangeAspect="1"/>
+            </wp:cNvGraphicFramePr>
+            <a:graphic xmlns:a="http://schemas.openxmlformats.org/drawingml/2006/main">
+              <a:graphicData uri="http://schemas.openxmlformats.org/drawingml/2006/picture">
+                <pic:pic xmlns:pic="http://schemas.openxmlformats.org/drawingml/2006/picture">
+                  <pic:nvPicPr>
+                    <pic:cNvPr id="482089399" name="Image 482089399"/>
+                    <pic:cNvPicPr/>
+                  </pic:nvPicPr>
+                  <pic:blipFill>
+                    <a:blip r:embed="rId23">
+                      <a:extLst>
+                        <a:ext uri="{28A0092B-C50C-407E-A947-70E740481C1C}">
+                          <a14:useLocalDpi xmlns:a14="http://schemas.microsoft.com/office/drawing/2010/main" val="0"/>
+                        </a:ext>
+                      </a:extLst>
+                    </a:blip>
+                    <a:stretch>
+                      <a:fillRect/>
+                    </a:stretch>
+                  </pic:blipFill>
+                  <pic:spPr>
+                    <a:xfrm>
+                      <a:off x="0" y="0"/>
+                      <a:ext cx="5760720" cy="2380615"/>
+                    </a:xfrm>
+                    <a:prstGeom prst="rect">
+                      <a:avLst/>
+                    </a:prstGeom>
+                  </pic:spPr>
+                </pic:pic>
+              </a:graphicData>
+            </a:graphic>
+          </wp:inline>
+        </w:drawing>
+      </w:r>
+    </w:p>
+    <w:p>
+      <w:pPr>
+        <w:pStyle w:val="Sansinterligne"/>
+      </w:pPr>
+      <w:r>
+        <w:rPr>
+          <w:noProof/>
+        </w:rPr>
+        <w:drawing>
+          <wp:inline distT="0" distB="0" distL="0" distR="0" wp14:anchorId="6E4C3555" wp14:editId="2E293DC0">
+            <wp:extent cx="5760720" cy="2764155"/>
+            <wp:effectExtent l="0" t="0" r="0" b="0"/>
+            <wp:docPr id="796099612" name="Image 18"/>
+            <wp:cNvGraphicFramePr>
+              <a:graphicFrameLocks xmlns:a="http://schemas.openxmlformats.org/drawingml/2006/main" noChangeAspect="1"/>
+            </wp:cNvGraphicFramePr>
+            <a:graphic xmlns:a="http://schemas.openxmlformats.org/drawingml/2006/main">
+              <a:graphicData uri="http://schemas.openxmlformats.org/drawingml/2006/picture">
+                <pic:pic xmlns:pic="http://schemas.openxmlformats.org/drawingml/2006/picture">
+                  <pic:nvPicPr>
+                    <pic:cNvPr id="796099612" name="Image 796099612"/>
+                    <pic:cNvPicPr/>
+                  </pic:nvPicPr>
+                  <pic:blipFill>
+                    <a:blip r:embed="rId24" cstate="print">
+                      <a:extLst>
+                        <a:ext uri="{28A0092B-C50C-407E-A947-70E740481C1C}">
+                          <a14:useLocalDpi xmlns:a14="http://schemas.microsoft.com/office/drawing/2010/main" val="0"/>
+                        </a:ext>
+                      </a:extLst>
+                    </a:blip>
+                    <a:stretch>
+                      <a:fillRect/>
+                    </a:stretch>
+                  </pic:blipFill>
+                  <pic:spPr>
+                    <a:xfrm>
+                      <a:off x="0" y="0"/>
+                      <a:ext cx="5760720" cy="2764155"/>
+                    </a:xfrm>
+                    <a:prstGeom prst="rect">
+                      <a:avLst/>
+                    </a:prstGeom>
+                  </pic:spPr>
+                </pic:pic>
+              </a:graphicData>
+            </a:graphic>
+          </wp:inline>
+        </w:drawing>
+      </w:r>
     </w:p>
     <w:p>
       <w:pPr>
@@ -7730,7 +9271,7 @@
                     <pic:cNvPicPr/>
                   </pic:nvPicPr>
                   <pic:blipFill rotWithShape="1">
-                    <a:blip r:embed="rId9">
+                    <a:blip r:embed="rId25">
                       <a:extLst>
                         <a:ext uri="{28A0092B-C50C-407E-A947-70E740481C1C}">
                           <a14:useLocalDpi xmlns:a14="http://schemas.microsoft.com/office/drawing/2010/main" val="0"/>
@@ -7805,7 +9346,9 @@
     <w:sectPr>
       <w:pgSz w:w="11906" w:h="16838"/>
       <w:pgMar w:top="1417" w:right="1417" w:bottom="1417" w:left="1417" w:header="708" w:footer="708" w:gutter="0"/>
+      <w:pgNumType w:start="0"/>
       <w:cols w:space="708"/>
+      <w:titlePg/>
       <w:docGrid w:linePitch="360"/>
     </w:sectPr>
   </w:body>
@@ -10581,6 +12124,7 @@
   </w:style>
   <w:style w:type="paragraph" w:styleId="Sansinterligne">
     <w:name w:val="No Spacing"/>
+    <w:link w:val="SansinterligneCar"/>
     <w:uiPriority w:val="1"/>
     <w:qFormat/>
     <w:rsid w:val="00B85BB7"/>
@@ -10647,7 +12191,729 @@
       <w:shd w:val="clear" w:color="auto" w:fill="E1DFDD"/>
     </w:rPr>
   </w:style>
+  <w:style w:type="character" w:customStyle="1" w:styleId="SansinterligneCar">
+    <w:name w:val="Sans interligne Car"/>
+    <w:basedOn w:val="Policepardfaut"/>
+    <w:link w:val="Sansinterligne"/>
+    <w:uiPriority w:val="1"/>
+    <w:rsid w:val="0041394F"/>
+  </w:style>
+  <w:style w:type="paragraph" w:styleId="PrformatHTML">
+    <w:name w:val="HTML Preformatted"/>
+    <w:basedOn w:val="Normal"/>
+    <w:link w:val="PrformatHTMLCar"/>
+    <w:uiPriority w:val="99"/>
+    <w:semiHidden/>
+    <w:unhideWhenUsed/>
+    <w:rsid w:val="00A53DFF"/>
+    <w:pPr>
+      <w:spacing w:after="0" w:line="240" w:lineRule="auto"/>
+    </w:pPr>
+    <w:rPr>
+      <w:rFonts w:ascii="Consolas" w:hAnsi="Consolas"/>
+      <w:sz w:val="20"/>
+      <w:szCs w:val="20"/>
+    </w:rPr>
+  </w:style>
+  <w:style w:type="character" w:customStyle="1" w:styleId="PrformatHTMLCar">
+    <w:name w:val="Préformaté HTML Car"/>
+    <w:basedOn w:val="Policepardfaut"/>
+    <w:link w:val="PrformatHTML"/>
+    <w:uiPriority w:val="99"/>
+    <w:semiHidden/>
+    <w:rsid w:val="00A53DFF"/>
+    <w:rPr>
+      <w:rFonts w:ascii="Consolas" w:hAnsi="Consolas"/>
+      <w:sz w:val="20"/>
+      <w:szCs w:val="20"/>
+    </w:rPr>
+  </w:style>
 </w:styles>
+</file>
+
+<file path=word/glossary/document.xml><?xml version="1.0" encoding="utf-8"?>
+<w:glossaryDocument xmlns:wpc="http://schemas.microsoft.com/office/word/2010/wordprocessingCanvas" xmlns:cx="http://schemas.microsoft.com/office/drawing/2014/chartex" xmlns:cx1="http://schemas.microsoft.com/office/drawing/2015/9/8/chartex" xmlns:cx2="http://schemas.microsoft.com/office/drawing/2015/10/21/chartex" xmlns:cx3="http://schemas.microsoft.com/office/drawing/2016/5/9/chartex" xmlns:cx4="http://schemas.microsoft.com/office/drawing/2016/5/10/chartex" xmlns:cx5="http://schemas.microsoft.com/office/drawing/2016/5/11/chartex" xmlns:cx6="http://schemas.microsoft.com/office/drawing/2016/5/12/chartex" xmlns:cx7="http://schemas.microsoft.com/office/drawing/2016/5/13/chartex" xmlns:cx8="http://schemas.microsoft.com/office/drawing/2016/5/14/chartex" xmlns:mc="http://schemas.openxmlformats.org/markup-compatibility/2006" xmlns:aink="http://schemas.microsoft.com/office/drawing/2016/ink" xmlns:am3d="http://schemas.microsoft.com/office/drawing/2017/model3d" xmlns:o="urn:schemas-microsoft-com:office:office" xmlns:oel="http://schemas.microsoft.com/office/2019/extlst" xmlns:r="http://schemas.openxmlformats.org/officeDocument/2006/relationships" xmlns:m="http://schemas.openxmlformats.org/officeDocument/2006/math" xmlns:v="urn:schemas-microsoft-com:vml" xmlns:wp14="http://schemas.microsoft.com/office/word/2010/wordprocessingDrawing" xmlns:wp="http://schemas.openxmlformats.org/drawingml/2006/wordprocessingDrawing" xmlns:w10="urn:schemas-microsoft-com:office:word" xmlns:w="http://schemas.openxmlformats.org/wordprocessingml/2006/main" xmlns:w14="http://schemas.microsoft.com/office/word/2010/wordml" xmlns:w15="http://schemas.microsoft.com/office/word/2012/wordml" xmlns:w16cex="http://schemas.microsoft.com/office/word/2018/wordml/cex" xmlns:w16cid="http://schemas.microsoft.com/office/word/2016/wordml/cid" xmlns:w16="http://schemas.microsoft.com/office/word/2018/wordml" xmlns:w16du="http://schemas.microsoft.com/office/word/2023/wordml/word16du" xmlns:w16sdtdh="http://schemas.microsoft.com/office/word/2020/wordml/sdtdatahash" xmlns:w16sdtfl="http://schemas.microsoft.com/office/word/2024/wordml/sdtformatlock" xmlns:w16se="http://schemas.microsoft.com/office/word/2015/wordml/symex" xmlns:wpg="http://schemas.microsoft.com/office/word/2010/wordprocessingGroup" xmlns:wpi="http://schemas.microsoft.com/office/word/2010/wordprocessingInk" xmlns:wne="http://schemas.microsoft.com/office/word/2006/wordml" xmlns:wps="http://schemas.microsoft.com/office/word/2010/wordprocessingShape" mc:Ignorable="w14 w15 w16se w16cid w16 w16cex w16sdtdh w16sdtfl w16du wp14">
+  <w:docParts>
+    <w:docPart>
+      <w:docPartPr>
+        <w:name w:val="571F1345119440729589D06B1C0D49C9"/>
+        <w:category>
+          <w:name w:val="Général"/>
+          <w:gallery w:val="placeholder"/>
+        </w:category>
+        <w:types>
+          <w:type w:val="bbPlcHdr"/>
+        </w:types>
+        <w:behaviors>
+          <w:behavior w:val="content"/>
+        </w:behaviors>
+        <w:guid w:val="{6C8ABE67-BA25-4CA3-B725-EEC42C7715B5}"/>
+      </w:docPartPr>
+      <w:docPartBody>
+        <w:p>
+          <w:pPr>
+            <w:pStyle w:val="571F1345119440729589D06B1C0D49C9"/>
+          </w:pPr>
+          <w:r>
+            <w:rPr>
+              <w:color w:val="0F4761" w:themeColor="accent1" w:themeShade="BF"/>
+            </w:rPr>
+            <w:t>[Nom de la société]</w:t>
+          </w:r>
+        </w:p>
+      </w:docPartBody>
+    </w:docPart>
+    <w:docPart>
+      <w:docPartPr>
+        <w:name w:val="3E4D3F6DDC6A485D9802F1F19ECC7D19"/>
+        <w:category>
+          <w:name w:val="Général"/>
+          <w:gallery w:val="placeholder"/>
+        </w:category>
+        <w:types>
+          <w:type w:val="bbPlcHdr"/>
+        </w:types>
+        <w:behaviors>
+          <w:behavior w:val="content"/>
+        </w:behaviors>
+        <w:guid w:val="{3B38058C-20A7-42C0-A961-C08709A5211E}"/>
+      </w:docPartPr>
+      <w:docPartBody>
+        <w:p>
+          <w:pPr>
+            <w:pStyle w:val="3E4D3F6DDC6A485D9802F1F19ECC7D19"/>
+          </w:pPr>
+          <w:r>
+            <w:rPr>
+              <w:rFonts w:asciiTheme="majorHAnsi" w:eastAsiaTheme="majorEastAsia" w:hAnsiTheme="majorHAnsi" w:cstheme="majorBidi"/>
+              <w:color w:val="156082" w:themeColor="accent1"/>
+              <w:sz w:val="88"/>
+              <w:szCs w:val="88"/>
+            </w:rPr>
+            <w:t>[Titre du document]</w:t>
+          </w:r>
+        </w:p>
+      </w:docPartBody>
+    </w:docPart>
+    <w:docPart>
+      <w:docPartPr>
+        <w:name w:val="1082909844BB4E49BC6841C2AFF710C0"/>
+        <w:category>
+          <w:name w:val="Général"/>
+          <w:gallery w:val="placeholder"/>
+        </w:category>
+        <w:types>
+          <w:type w:val="bbPlcHdr"/>
+        </w:types>
+        <w:behaviors>
+          <w:behavior w:val="content"/>
+        </w:behaviors>
+        <w:guid w:val="{89FAFE91-D5BB-434D-A208-D763DCA6778D}"/>
+      </w:docPartPr>
+      <w:docPartBody>
+        <w:p>
+          <w:pPr>
+            <w:pStyle w:val="1082909844BB4E49BC6841C2AFF710C0"/>
+          </w:pPr>
+          <w:r>
+            <w:rPr>
+              <w:color w:val="0F4761" w:themeColor="accent1" w:themeShade="BF"/>
+            </w:rPr>
+            <w:t>[Sous-titre du document]</w:t>
+          </w:r>
+        </w:p>
+      </w:docPartBody>
+    </w:docPart>
+    <w:docPart>
+      <w:docPartPr>
+        <w:name w:val="011393BA6D03496F9414576D749F2698"/>
+        <w:category>
+          <w:name w:val="Général"/>
+          <w:gallery w:val="placeholder"/>
+        </w:category>
+        <w:types>
+          <w:type w:val="bbPlcHdr"/>
+        </w:types>
+        <w:behaviors>
+          <w:behavior w:val="content"/>
+        </w:behaviors>
+        <w:guid w:val="{4C311A56-1335-4C75-B8FE-22065995C64E}"/>
+      </w:docPartPr>
+      <w:docPartBody>
+        <w:p>
+          <w:pPr>
+            <w:pStyle w:val="011393BA6D03496F9414576D749F2698"/>
+          </w:pPr>
+          <w:r>
+            <w:rPr>
+              <w:color w:val="156082" w:themeColor="accent1"/>
+              <w:sz w:val="28"/>
+              <w:szCs w:val="28"/>
+            </w:rPr>
+            <w:t>[Nom de l’auteur]</w:t>
+          </w:r>
+        </w:p>
+      </w:docPartBody>
+    </w:docPart>
+  </w:docParts>
+</w:glossaryDocument>
+</file>
+
+<file path=word/glossary/fontTable.xml><?xml version="1.0" encoding="utf-8"?>
+<w:fonts xmlns:mc="http://schemas.openxmlformats.org/markup-compatibility/2006" xmlns:r="http://schemas.openxmlformats.org/officeDocument/2006/relationships" xmlns:w="http://schemas.openxmlformats.org/wordprocessingml/2006/main" xmlns:w14="http://schemas.microsoft.com/office/word/2010/wordml" xmlns:w15="http://schemas.microsoft.com/office/word/2012/wordml" xmlns:w16cex="http://schemas.microsoft.com/office/word/2018/wordml/cex" xmlns:w16cid="http://schemas.microsoft.com/office/word/2016/wordml/cid" xmlns:w16="http://schemas.microsoft.com/office/word/2018/wordml" xmlns:w16du="http://schemas.microsoft.com/office/word/2023/wordml/word16du" xmlns:w16sdtdh="http://schemas.microsoft.com/office/word/2020/wordml/sdtdatahash" xmlns:w16sdtfl="http://schemas.microsoft.com/office/word/2024/wordml/sdtformatlock" xmlns:w16se="http://schemas.microsoft.com/office/word/2015/wordml/symex" mc:Ignorable="w14 w15 w16se w16cid w16 w16cex w16sdtdh w16sdtfl w16du">
+  <w:font w:name="Times New Roman">
+    <w:panose1 w:val="02020603050405020304"/>
+    <w:charset w:val="00"/>
+    <w:family w:val="roman"/>
+    <w:pitch w:val="variable"/>
+    <w:sig w:usb0="E0002EFF" w:usb1="C000785B" w:usb2="00000009" w:usb3="00000000" w:csb0="000001FF" w:csb1="00000000"/>
+  </w:font>
+  <w:font w:name="Symbol">
+    <w:panose1 w:val="05050102010706020507"/>
+    <w:charset w:val="02"/>
+    <w:family w:val="roman"/>
+    <w:pitch w:val="variable"/>
+    <w:sig w:usb0="00000000" w:usb1="10000000" w:usb2="00000000" w:usb3="00000000" w:csb0="80000000" w:csb1="00000000"/>
+  </w:font>
+  <w:font w:name="Courier New">
+    <w:panose1 w:val="02070309020205020404"/>
+    <w:charset w:val="00"/>
+    <w:family w:val="modern"/>
+    <w:pitch w:val="fixed"/>
+    <w:sig w:usb0="E0002EFF" w:usb1="C0007843" w:usb2="00000009" w:usb3="00000000" w:csb0="000001FF" w:csb1="00000000"/>
+  </w:font>
+  <w:font w:name="Wingdings">
+    <w:panose1 w:val="05000000000000000000"/>
+    <w:charset w:val="02"/>
+    <w:family w:val="auto"/>
+    <w:pitch w:val="variable"/>
+    <w:sig w:usb0="00000000" w:usb1="10000000" w:usb2="00000000" w:usb3="00000000" w:csb0="80000000" w:csb1="00000000"/>
+  </w:font>
+  <w:font w:name="Calibri">
+    <w:panose1 w:val="020F0502020204030204"/>
+    <w:charset w:val="00"/>
+    <w:family w:val="swiss"/>
+    <w:pitch w:val="variable"/>
+    <w:sig w:usb0="E4002EFF" w:usb1="C200247B" w:usb2="00000009" w:usb3="00000000" w:csb0="000001FF" w:csb1="00000000"/>
+  </w:font>
+  <w:font w:name="Consolas">
+    <w:panose1 w:val="020B0609020204030204"/>
+    <w:charset w:val="00"/>
+    <w:family w:val="modern"/>
+    <w:pitch w:val="fixed"/>
+    <w:sig w:usb0="E00006FF" w:usb1="0000FCFF" w:usb2="00000001" w:usb3="00000000" w:csb0="0000019F" w:csb1="00000000"/>
+  </w:font>
+  <w:font w:name="Aptos">
+    <w:charset w:val="00"/>
+    <w:family w:val="swiss"/>
+    <w:pitch w:val="variable"/>
+    <w:sig w:usb0="20000287" w:usb1="00000003" w:usb2="00000000" w:usb3="00000000" w:csb0="0000019F" w:csb1="00000000"/>
+  </w:font>
+  <w:font w:name="Aptos Display">
+    <w:charset w:val="00"/>
+    <w:family w:val="swiss"/>
+    <w:pitch w:val="variable"/>
+    <w:sig w:usb0="20000287" w:usb1="00000003" w:usb2="00000000" w:usb3="00000000" w:csb0="0000019F" w:csb1="00000000"/>
+  </w:font>
+</w:fonts>
+</file>
+
+<file path=word/glossary/settings.xml><?xml version="1.0" encoding="utf-8"?>
+<w:settings xmlns:mc="http://schemas.openxmlformats.org/markup-compatibility/2006" xmlns:o="urn:schemas-microsoft-com:office:office" xmlns:r="http://schemas.openxmlformats.org/officeDocument/2006/relationships" xmlns:m="http://schemas.openxmlformats.org/officeDocument/2006/math" xmlns:v="urn:schemas-microsoft-com:vml" xmlns:w10="urn:schemas-microsoft-com:office:word" xmlns:w="http://schemas.openxmlformats.org/wordprocessingml/2006/main" xmlns:w14="http://schemas.microsoft.com/office/word/2010/wordml" xmlns:w15="http://schemas.microsoft.com/office/word/2012/wordml" xmlns:w16cex="http://schemas.microsoft.com/office/word/2018/wordml/cex" xmlns:w16cid="http://schemas.microsoft.com/office/word/2016/wordml/cid" xmlns:w16="http://schemas.microsoft.com/office/word/2018/wordml" xmlns:w16du="http://schemas.microsoft.com/office/word/2023/wordml/word16du" xmlns:w16sdtdh="http://schemas.microsoft.com/office/word/2020/wordml/sdtdatahash" xmlns:w16sdtfl="http://schemas.microsoft.com/office/word/2024/wordml/sdtformatlock" xmlns:w16se="http://schemas.microsoft.com/office/word/2015/wordml/symex" xmlns:sl="http://schemas.openxmlformats.org/schemaLibrary/2006/main" mc:Ignorable="w14 w15 w16se w16cid w16 w16cex w16sdtdh w16sdtfl w16du">
+  <w:view w:val="normal"/>
+  <w:defaultTabStop w:val="708"/>
+  <w:hyphenationZone w:val="425"/>
+  <w:characterSpacingControl w:val="doNotCompress"/>
+  <w:compat>
+    <w:useFELayout/>
+    <w:compatSetting w:name="compatibilityMode" w:uri="http://schemas.microsoft.com/office/word" w:val="15"/>
+    <w:compatSetting w:name="overrideTableStyleFontSizeAndJustification" w:uri="http://schemas.microsoft.com/office/word" w:val="1"/>
+    <w:compatSetting w:name="enableOpenTypeFeatures" w:uri="http://schemas.microsoft.com/office/word" w:val="1"/>
+    <w:compatSetting w:name="doNotFlipMirrorIndents" w:uri="http://schemas.microsoft.com/office/word" w:val="1"/>
+    <w:compatSetting w:name="differentiateMultirowTableHeaders" w:uri="http://schemas.microsoft.com/office/word" w:val="1"/>
+    <w:compatSetting w:name="useWord2013TrackBottomHyphenation" w:uri="http://schemas.microsoft.com/office/word" w:val="0"/>
+  </w:compat>
+  <w:rsids>
+    <w:rsidRoot w:val="00AA4BD4"/>
+    <w:rsid w:val="00031633"/>
+    <w:rsid w:val="00747804"/>
+    <w:rsid w:val="00862E4C"/>
+    <w:rsid w:val="00A77A84"/>
+    <w:rsid w:val="00AA4BD4"/>
+  </w:rsids>
+  <m:mathPr>
+    <m:mathFont m:val="Cambria Math"/>
+    <m:brkBin m:val="before"/>
+    <m:brkBinSub m:val="--"/>
+    <m:smallFrac m:val="0"/>
+    <m:dispDef/>
+    <m:lMargin m:val="0"/>
+    <m:rMargin m:val="0"/>
+    <m:defJc m:val="centerGroup"/>
+    <m:wrapIndent m:val="1440"/>
+    <m:intLim m:val="subSup"/>
+    <m:naryLim m:val="undOvr"/>
+  </m:mathPr>
+  <w:themeFontLang w:val="fr-FR"/>
+  <w:clrSchemeMapping w:bg1="light1" w:t1="dark1" w:bg2="light2" w:t2="dark2" w:accent1="accent1" w:accent2="accent2" w:accent3="accent3" w:accent4="accent4" w:accent5="accent5" w:accent6="accent6" w:hyperlink="hyperlink" w:followedHyperlink="followedHyperlink"/>
+  <w:decimalSymbol w:val=","/>
+  <w:listSeparator w:val=";"/>
+  <w15:chartTrackingRefBased/>
+</w:settings>
+</file>
+
+<file path=word/glossary/styles.xml><?xml version="1.0" encoding="utf-8"?>
+<w:styles xmlns:mc="http://schemas.openxmlformats.org/markup-compatibility/2006" xmlns:r="http://schemas.openxmlformats.org/officeDocument/2006/relationships" xmlns:w="http://schemas.openxmlformats.org/wordprocessingml/2006/main" xmlns:w14="http://schemas.microsoft.com/office/word/2010/wordml" xmlns:w15="http://schemas.microsoft.com/office/word/2012/wordml" xmlns:w16cex="http://schemas.microsoft.com/office/word/2018/wordml/cex" xmlns:w16cid="http://schemas.microsoft.com/office/word/2016/wordml/cid" xmlns:w16="http://schemas.microsoft.com/office/word/2018/wordml" xmlns:w16du="http://schemas.microsoft.com/office/word/2023/wordml/word16du" xmlns:w16sdtdh="http://schemas.microsoft.com/office/word/2020/wordml/sdtdatahash" xmlns:w16sdtfl="http://schemas.microsoft.com/office/word/2024/wordml/sdtformatlock" xmlns:w16se="http://schemas.microsoft.com/office/word/2015/wordml/symex" mc:Ignorable="w14 w15 w16se w16cid w16 w16cex w16sdtdh w16sdtfl w16du">
+  <w:docDefaults>
+    <w:rPrDefault>
+      <w:rPr>
+        <w:rFonts w:asciiTheme="minorHAnsi" w:eastAsiaTheme="minorEastAsia" w:hAnsiTheme="minorHAnsi" w:cstheme="minorBidi"/>
+        <w:kern w:val="2"/>
+        <w:sz w:val="24"/>
+        <w:szCs w:val="24"/>
+        <w:lang w:val="fr-FR" w:eastAsia="fr-FR" w:bidi="ar-SA"/>
+        <w14:ligatures w14:val="standardContextual"/>
+      </w:rPr>
+    </w:rPrDefault>
+    <w:pPrDefault>
+      <w:pPr>
+        <w:spacing w:after="160" w:line="278" w:lineRule="auto"/>
+      </w:pPr>
+    </w:pPrDefault>
+  </w:docDefaults>
+  <w:latentStyles w:defLockedState="0" w:defUIPriority="99" w:defSemiHidden="0" w:defUnhideWhenUsed="0" w:defQFormat="0" w:count="376">
+    <w:lsdException w:name="Normal" w:uiPriority="0" w:qFormat="1"/>
+    <w:lsdException w:name="heading 1" w:uiPriority="9" w:qFormat="1"/>
+    <w:lsdException w:name="heading 2" w:semiHidden="1" w:uiPriority="9" w:unhideWhenUsed="1" w:qFormat="1"/>
+    <w:lsdException w:name="heading 3" w:semiHidden="1" w:uiPriority="9" w:unhideWhenUsed="1" w:qFormat="1"/>
+    <w:lsdException w:name="heading 4" w:semiHidden="1" w:uiPriority="9" w:unhideWhenUsed="1" w:qFormat="1"/>
+    <w:lsdException w:name="heading 5" w:semiHidden="1" w:uiPriority="9" w:unhideWhenUsed="1" w:qFormat="1"/>
+    <w:lsdException w:name="heading 6" w:semiHidden="1" w:uiPriority="9" w:unhideWhenUsed="1" w:qFormat="1"/>
+    <w:lsdException w:name="heading 7" w:semiHidden="1" w:uiPriority="9" w:unhideWhenUsed="1" w:qFormat="1"/>
+    <w:lsdException w:name="heading 8" w:semiHidden="1" w:uiPriority="9" w:unhideWhenUsed="1" w:qFormat="1"/>
+    <w:lsdException w:name="heading 9" w:semiHidden="1" w:uiPriority="9" w:unhideWhenUsed="1" w:qFormat="1"/>
+    <w:lsdException w:name="index 1" w:semiHidden="1" w:unhideWhenUsed="1"/>
+    <w:lsdException w:name="index 2" w:semiHidden="1" w:unhideWhenUsed="1"/>
+    <w:lsdException w:name="index 3" w:semiHidden="1" w:unhideWhenUsed="1"/>
+    <w:lsdException w:name="index 4" w:semiHidden="1" w:unhideWhenUsed="1"/>
+    <w:lsdException w:name="index 5" w:semiHidden="1" w:unhideWhenUsed="1"/>
+    <w:lsdException w:name="index 6" w:semiHidden="1" w:unhideWhenUsed="1"/>
+    <w:lsdException w:name="index 7" w:semiHidden="1" w:unhideWhenUsed="1"/>
+    <w:lsdException w:name="index 8" w:semiHidden="1" w:unhideWhenUsed="1"/>
+    <w:lsdException w:name="index 9" w:semiHidden="1" w:unhideWhenUsed="1"/>
+    <w:lsdException w:name="toc 1" w:semiHidden="1" w:uiPriority="39" w:unhideWhenUsed="1"/>
+    <w:lsdException w:name="toc 2" w:semiHidden="1" w:uiPriority="39" w:unhideWhenUsed="1"/>
+    <w:lsdException w:name="toc 3" w:semiHidden="1" w:uiPriority="39" w:unhideWhenUsed="1"/>
+    <w:lsdException w:name="toc 4" w:semiHidden="1" w:uiPriority="39" w:unhideWhenUsed="1"/>
+    <w:lsdException w:name="toc 5" w:semiHidden="1" w:uiPriority="39" w:unhideWhenUsed="1"/>
+    <w:lsdException w:name="toc 6" w:semiHidden="1" w:uiPriority="39" w:unhideWhenUsed="1"/>
+    <w:lsdException w:name="toc 7" w:semiHidden="1" w:uiPriority="39" w:unhideWhenUsed="1"/>
+    <w:lsdException w:name="toc 8" w:semiHidden="1" w:uiPriority="39" w:unhideWhenUsed="1"/>
+    <w:lsdException w:name="toc 9" w:semiHidden="1" w:uiPriority="39" w:unhideWhenUsed="1"/>
+    <w:lsdException w:name="Normal Indent" w:semiHidden="1" w:unhideWhenUsed="1"/>
+    <w:lsdException w:name="footnote text" w:semiHidden="1" w:unhideWhenUsed="1"/>
+    <w:lsdException w:name="annotation text" w:semiHidden="1" w:unhideWhenUsed="1"/>
+    <w:lsdException w:name="header" w:semiHidden="1" w:unhideWhenUsed="1"/>
+    <w:lsdException w:name="footer" w:semiHidden="1" w:unhideWhenUsed="1"/>
+    <w:lsdException w:name="index heading" w:semiHidden="1" w:unhideWhenUsed="1"/>
+    <w:lsdException w:name="caption" w:semiHidden="1" w:uiPriority="35" w:unhideWhenUsed="1" w:qFormat="1"/>
+    <w:lsdException w:name="table of figures" w:semiHidden="1" w:unhideWhenUsed="1"/>
+    <w:lsdException w:name="envelope address" w:semiHidden="1" w:unhideWhenUsed="1"/>
+    <w:lsdException w:name="envelope return" w:semiHidden="1" w:unhideWhenUsed="1"/>
+    <w:lsdException w:name="footnote reference" w:semiHidden="1" w:unhideWhenUsed="1"/>
+    <w:lsdException w:name="annotation reference" w:semiHidden="1" w:unhideWhenUsed="1"/>
+    <w:lsdException w:name="line number" w:semiHidden="1" w:unhideWhenUsed="1"/>
+    <w:lsdException w:name="page number" w:semiHidden="1" w:unhideWhenUsed="1"/>
+    <w:lsdException w:name="endnote reference" w:semiHidden="1" w:unhideWhenUsed="1"/>
+    <w:lsdException w:name="endnote text" w:semiHidden="1" w:unhideWhenUsed="1"/>
+    <w:lsdException w:name="table of authorities" w:semiHidden="1" w:unhideWhenUsed="1"/>
+    <w:lsdException w:name="macro" w:semiHidden="1" w:unhideWhenUsed="1"/>
+    <w:lsdException w:name="toa heading" w:semiHidden="1" w:unhideWhenUsed="1"/>
+    <w:lsdException w:name="List" w:semiHidden="1" w:unhideWhenUsed="1"/>
+    <w:lsdException w:name="List Bullet" w:semiHidden="1" w:unhideWhenUsed="1"/>
+    <w:lsdException w:name="List Number" w:semiHidden="1" w:unhideWhenUsed="1"/>
+    <w:lsdException w:name="List 2" w:semiHidden="1" w:unhideWhenUsed="1"/>
+    <w:lsdException w:name="List 3" w:semiHidden="1" w:unhideWhenUsed="1"/>
+    <w:lsdException w:name="List 4" w:semiHidden="1" w:unhideWhenUsed="1"/>
+    <w:lsdException w:name="List 5" w:semiHidden="1" w:unhideWhenUsed="1"/>
+    <w:lsdException w:name="List Bullet 2" w:semiHidden="1" w:unhideWhenUsed="1"/>
+    <w:lsdException w:name="List Bullet 3" w:semiHidden="1" w:unhideWhenUsed="1"/>
+    <w:lsdException w:name="List Bullet 4" w:semiHidden="1" w:unhideWhenUsed="1"/>
+    <w:lsdException w:name="List Bullet 5" w:semiHidden="1" w:unhideWhenUsed="1"/>
+    <w:lsdException w:name="List Number 2" w:semiHidden="1" w:unhideWhenUsed="1"/>
+    <w:lsdException w:name="List Number 3" w:semiHidden="1" w:unhideWhenUsed="1"/>
+    <w:lsdException w:name="List Number 4" w:semiHidden="1" w:unhideWhenUsed="1"/>
+    <w:lsdException w:name="List Number 5" w:semiHidden="1" w:unhideWhenUsed="1"/>
+    <w:lsdException w:name="Title" w:uiPriority="10" w:qFormat="1"/>
+    <w:lsdException w:name="Closing" w:semiHidden="1" w:unhideWhenUsed="1"/>
+    <w:lsdException w:name="Signature" w:semiHidden="1" w:unhideWhenUsed="1"/>
+    <w:lsdException w:name="Default Paragraph Font" w:semiHidden="1" w:uiPriority="1" w:unhideWhenUsed="1"/>
+    <w:lsdException w:name="Body Text" w:semiHidden="1" w:unhideWhenUsed="1"/>
+    <w:lsdException w:name="Body Text Indent" w:semiHidden="1" w:unhideWhenUsed="1"/>
+    <w:lsdException w:name="List Continue" w:semiHidden="1" w:unhideWhenUsed="1"/>
+    <w:lsdException w:name="List Continue 2" w:semiHidden="1" w:unhideWhenUsed="1"/>
+    <w:lsdException w:name="List Continue 3" w:semiHidden="1" w:unhideWhenUsed="1"/>
+    <w:lsdException w:name="List Continue 4" w:semiHidden="1" w:unhideWhenUsed="1"/>
+    <w:lsdException w:name="List Continue 5" w:semiHidden="1" w:unhideWhenUsed="1"/>
+    <w:lsdException w:name="Message Header" w:semiHidden="1" w:unhideWhenUsed="1"/>
+    <w:lsdException w:name="Subtitle" w:uiPriority="11" w:qFormat="1"/>
+    <w:lsdException w:name="Salutation" w:semiHidden="1" w:unhideWhenUsed="1"/>
+    <w:lsdException w:name="Date" w:semiHidden="1" w:unhideWhenUsed="1"/>
+    <w:lsdException w:name="Body Text First Indent" w:semiHidden="1" w:unhideWhenUsed="1"/>
+    <w:lsdException w:name="Body Text First Indent 2" w:semiHidden="1" w:unhideWhenUsed="1"/>
+    <w:lsdException w:name="Note Heading" w:semiHidden="1" w:unhideWhenUsed="1"/>
+    <w:lsdException w:name="Body Text 2" w:semiHidden="1" w:unhideWhenUsed="1"/>
+    <w:lsdException w:name="Body Text 3" w:semiHidden="1" w:unhideWhenUsed="1"/>
+    <w:lsdException w:name="Body Text Indent 2" w:semiHidden="1" w:unhideWhenUsed="1"/>
+    <w:lsdException w:name="Body Text Indent 3" w:semiHidden="1" w:unhideWhenUsed="1"/>
+    <w:lsdException w:name="Block Text" w:semiHidden="1" w:unhideWhenUsed="1"/>
+    <w:lsdException w:name="Hyperlink" w:semiHidden="1" w:unhideWhenUsed="1"/>
+    <w:lsdException w:name="FollowedHyperlink" w:semiHidden="1" w:unhideWhenUsed="1"/>
+    <w:lsdException w:name="Strong" w:uiPriority="22" w:qFormat="1"/>
+    <w:lsdException w:name="Emphasis" w:uiPriority="20" w:qFormat="1"/>
+    <w:lsdException w:name="Document Map" w:semiHidden="1" w:unhideWhenUsed="1"/>
+    <w:lsdException w:name="Plain Text" w:semiHidden="1" w:unhideWhenUsed="1"/>
+    <w:lsdException w:name="E-mail Signature" w:semiHidden="1" w:unhideWhenUsed="1"/>
+    <w:lsdException w:name="HTML Top of Form" w:semiHidden="1" w:unhideWhenUsed="1"/>
+    <w:lsdException w:name="HTML Bottom of Form" w:semiHidden="1" w:unhideWhenUsed="1"/>
+    <w:lsdException w:name="Normal (Web)" w:semiHidden="1" w:unhideWhenUsed="1"/>
+    <w:lsdException w:name="HTML Acronym" w:semiHidden="1" w:unhideWhenUsed="1"/>
+    <w:lsdException w:name="HTML Address" w:semiHidden="1" w:unhideWhenUsed="1"/>
+    <w:lsdException w:name="HTML Cite" w:semiHidden="1" w:unhideWhenUsed="1"/>
+    <w:lsdException w:name="HTML Code" w:semiHidden="1" w:unhideWhenUsed="1"/>
+    <w:lsdException w:name="HTML Definition" w:semiHidden="1" w:unhideWhenUsed="1"/>
+    <w:lsdException w:name="HTML Keyboard" w:semiHidden="1" w:unhideWhenUsed="1"/>
+    <w:lsdException w:name="HTML Preformatted" w:semiHidden="1" w:unhideWhenUsed="1"/>
+    <w:lsdException w:name="HTML Sample" w:semiHidden="1" w:unhideWhenUsed="1"/>
+    <w:lsdException w:name="HTML Typewriter" w:semiHidden="1" w:unhideWhenUsed="1"/>
+    <w:lsdException w:name="HTML Variable" w:semiHidden="1" w:unhideWhenUsed="1"/>
+    <w:lsdException w:name="Normal Table" w:semiHidden="1" w:unhideWhenUsed="1"/>
+    <w:lsdException w:name="annotation subject" w:semiHidden="1" w:unhideWhenUsed="1"/>
+    <w:lsdException w:name="No List" w:semiHidden="1" w:unhideWhenUsed="1"/>
+    <w:lsdException w:name="Outline List 1" w:semiHidden="1" w:unhideWhenUsed="1"/>
+    <w:lsdException w:name="Outline List 2" w:semiHidden="1" w:unhideWhenUsed="1"/>
+    <w:lsdException w:name="Outline List 3" w:semiHidden="1" w:unhideWhenUsed="1"/>
+    <w:lsdException w:name="Table Simple 1" w:semiHidden="1" w:unhideWhenUsed="1"/>
+    <w:lsdException w:name="Table Simple 2" w:semiHidden="1" w:unhideWhenUsed="1"/>
+    <w:lsdException w:name="Table Simple 3" w:semiHidden="1" w:unhideWhenUsed="1"/>
+    <w:lsdException w:name="Table Classic 1" w:semiHidden="1" w:unhideWhenUsed="1"/>
+    <w:lsdException w:name="Table Classic 2" w:semiHidden="1" w:unhideWhenUsed="1"/>
+    <w:lsdException w:name="Table Classic 3" w:semiHidden="1" w:unhideWhenUsed="1"/>
+    <w:lsdException w:name="Table Classic 4" w:semiHidden="1" w:unhideWhenUsed="1"/>
+    <w:lsdException w:name="Table Colorful 1" w:semiHidden="1" w:unhideWhenUsed="1"/>
+    <w:lsdException w:name="Table Colorful 2" w:semiHidden="1" w:unhideWhenUsed="1"/>
+    <w:lsdException w:name="Table Colorful 3" w:semiHidden="1" w:unhideWhenUsed="1"/>
+    <w:lsdException w:name="Table Columns 1" w:semiHidden="1" w:unhideWhenUsed="1"/>
+    <w:lsdException w:name="Table Columns 2" w:semiHidden="1" w:unhideWhenUsed="1"/>
+    <w:lsdException w:name="Table Columns 3" w:semiHidden="1" w:unhideWhenUsed="1"/>
+    <w:lsdException w:name="Table Columns 4" w:semiHidden="1" w:unhideWhenUsed="1"/>
+    <w:lsdException w:name="Table Columns 5" w:semiHidden="1" w:unhideWhenUsed="1"/>
+    <w:lsdException w:name="Table Grid 1" w:semiHidden="1" w:unhideWhenUsed="1"/>
+    <w:lsdException w:name="Table Grid 2" w:semiHidden="1" w:unhideWhenUsed="1"/>
+    <w:lsdException w:name="Table Grid 3" w:semiHidden="1" w:unhideWhenUsed="1"/>
+    <w:lsdException w:name="Table Grid 4" w:semiHidden="1" w:unhideWhenUsed="1"/>
+    <w:lsdException w:name="Table Grid 5" w:semiHidden="1" w:unhideWhenUsed="1"/>
+    <w:lsdException w:name="Table Grid 6" w:semiHidden="1" w:unhideWhenUsed="1"/>
+    <w:lsdException w:name="Table Grid 7" w:semiHidden="1" w:unhideWhenUsed="1"/>
+    <w:lsdException w:name="Table Grid 8" w:semiHidden="1" w:unhideWhenUsed="1"/>
+    <w:lsdException w:name="Table List 1" w:semiHidden="1" w:unhideWhenUsed="1"/>
+    <w:lsdException w:name="Table List 2" w:semiHidden="1" w:unhideWhenUsed="1"/>
+    <w:lsdException w:name="Table List 3" w:semiHidden="1" w:unhideWhenUsed="1"/>
+    <w:lsdException w:name="Table List 4" w:semiHidden="1" w:unhideWhenUsed="1"/>
+    <w:lsdException w:name="Table List 5" w:semiHidden="1" w:unhideWhenUsed="1"/>
+    <w:lsdException w:name="Table List 6" w:semiHidden="1" w:unhideWhenUsed="1"/>
+    <w:lsdException w:name="Table List 7" w:semiHidden="1" w:unhideWhenUsed="1"/>
+    <w:lsdException w:name="Table List 8" w:semiHidden="1" w:unhideWhenUsed="1"/>
+    <w:lsdException w:name="Table 3D effects 1" w:semiHidden="1" w:unhideWhenUsed="1"/>
+    <w:lsdException w:name="Table 3D effects 2" w:semiHidden="1" w:unhideWhenUsed="1"/>
+    <w:lsdException w:name="Table 3D effects 3" w:semiHidden="1" w:unhideWhenUsed="1"/>
+    <w:lsdException w:name="Table Contemporary" w:semiHidden="1" w:unhideWhenUsed="1"/>
+    <w:lsdException w:name="Table Elegant" w:semiHidden="1" w:unhideWhenUsed="1"/>
+    <w:lsdException w:name="Table Professional" w:semiHidden="1" w:unhideWhenUsed="1"/>
+    <w:lsdException w:name="Table Subtle 1" w:semiHidden="1" w:unhideWhenUsed="1"/>
+    <w:lsdException w:name="Table Subtle 2" w:semiHidden="1" w:unhideWhenUsed="1"/>
+    <w:lsdException w:name="Table Web 1" w:semiHidden="1" w:unhideWhenUsed="1"/>
+    <w:lsdException w:name="Table Web 2" w:semiHidden="1" w:unhideWhenUsed="1"/>
+    <w:lsdException w:name="Table Web 3" w:semiHidden="1" w:unhideWhenUsed="1"/>
+    <w:lsdException w:name="Balloon Text" w:semiHidden="1" w:unhideWhenUsed="1"/>
+    <w:lsdException w:name="Table Grid" w:uiPriority="39"/>
+    <w:lsdException w:name="Table Theme" w:semiHidden="1" w:unhideWhenUsed="1"/>
+    <w:lsdException w:name="Placeholder Text" w:semiHidden="1"/>
+    <w:lsdException w:name="No Spacing" w:uiPriority="1" w:qFormat="1"/>
+    <w:lsdException w:name="Light Shading" w:uiPriority="60"/>
+    <w:lsdException w:name="Light List" w:uiPriority="61"/>
+    <w:lsdException w:name="Light Grid" w:uiPriority="62"/>
+    <w:lsdException w:name="Medium Shading 1" w:uiPriority="63"/>
+    <w:lsdException w:name="Medium Shading 2" w:uiPriority="64"/>
+    <w:lsdException w:name="Medium List 1" w:uiPriority="65"/>
+    <w:lsdException w:name="Medium List 2" w:uiPriority="66"/>
+    <w:lsdException w:name="Medium Grid 1" w:uiPriority="67"/>
+    <w:lsdException w:name="Medium Grid 2" w:uiPriority="68"/>
+    <w:lsdException w:name="Medium Grid 3" w:uiPriority="69"/>
+    <w:lsdException w:name="Dark List" w:uiPriority="70"/>
+    <w:lsdException w:name="Colorful Shading" w:uiPriority="71"/>
+    <w:lsdException w:name="Colorful List" w:uiPriority="72"/>
+    <w:lsdException w:name="Colorful Grid" w:uiPriority="73"/>
+    <w:lsdException w:name="Light Shading Accent 1" w:uiPriority="60"/>
+    <w:lsdException w:name="Light List Accent 1" w:uiPriority="61"/>
+    <w:lsdException w:name="Light Grid Accent 1" w:uiPriority="62"/>
+    <w:lsdException w:name="Medium Shading 1 Accent 1" w:uiPriority="63"/>
+    <w:lsdException w:name="Medium Shading 2 Accent 1" w:uiPriority="64"/>
+    <w:lsdException w:name="Medium List 1 Accent 1" w:uiPriority="65"/>
+    <w:lsdException w:name="Revision" w:semiHidden="1"/>
+    <w:lsdException w:name="List Paragraph" w:uiPriority="34" w:qFormat="1"/>
+    <w:lsdException w:name="Quote" w:uiPriority="29" w:qFormat="1"/>
+    <w:lsdException w:name="Intense Quote" w:uiPriority="30" w:qFormat="1"/>
+    <w:lsdException w:name="Medium List 2 Accent 1" w:uiPriority="66"/>
+    <w:lsdException w:name="Medium Grid 1 Accent 1" w:uiPriority="67"/>
+    <w:lsdException w:name="Medium Grid 2 Accent 1" w:uiPriority="68"/>
+    <w:lsdException w:name="Medium Grid 3 Accent 1" w:uiPriority="69"/>
+    <w:lsdException w:name="Dark List Accent 1" w:uiPriority="70"/>
+    <w:lsdException w:name="Colorful Shading Accent 1" w:uiPriority="71"/>
+    <w:lsdException w:name="Colorful List Accent 1" w:uiPriority="72"/>
+    <w:lsdException w:name="Colorful Grid Accent 1" w:uiPriority="73"/>
+    <w:lsdException w:name="Light Shading Accent 2" w:uiPriority="60"/>
+    <w:lsdException w:name="Light List Accent 2" w:uiPriority="61"/>
+    <w:lsdException w:name="Light Grid Accent 2" w:uiPriority="62"/>
+    <w:lsdException w:name="Medium Shading 1 Accent 2" w:uiPriority="63"/>
+    <w:lsdException w:name="Medium Shading 2 Accent 2" w:uiPriority="64"/>
+    <w:lsdException w:name="Medium List 1 Accent 2" w:uiPriority="65"/>
+    <w:lsdException w:name="Medium List 2 Accent 2" w:uiPriority="66"/>
+    <w:lsdException w:name="Medium Grid 1 Accent 2" w:uiPriority="67"/>
+    <w:lsdException w:name="Medium Grid 2 Accent 2" w:uiPriority="68"/>
+    <w:lsdException w:name="Medium Grid 3 Accent 2" w:uiPriority="69"/>
+    <w:lsdException w:name="Dark List Accent 2" w:uiPriority="70"/>
+    <w:lsdException w:name="Colorful Shading Accent 2" w:uiPriority="71"/>
+    <w:lsdException w:name="Colorful List Accent 2" w:uiPriority="72"/>
+    <w:lsdException w:name="Colorful Grid Accent 2" w:uiPriority="73"/>
+    <w:lsdException w:name="Light Shading Accent 3" w:uiPriority="60"/>
+    <w:lsdException w:name="Light List Accent 3" w:uiPriority="61"/>
+    <w:lsdException w:name="Light Grid Accent 3" w:uiPriority="62"/>
+    <w:lsdException w:name="Medium Shading 1 Accent 3" w:uiPriority="63"/>
+    <w:lsdException w:name="Medium Shading 2 Accent 3" w:uiPriority="64"/>
+    <w:lsdException w:name="Medium List 1 Accent 3" w:uiPriority="65"/>
+    <w:lsdException w:name="Medium List 2 Accent 3" w:uiPriority="66"/>
+    <w:lsdException w:name="Medium Grid 1 Accent 3" w:uiPriority="67"/>
+    <w:lsdException w:name="Medium Grid 2 Accent 3" w:uiPriority="68"/>
+    <w:lsdException w:name="Medium Grid 3 Accent 3" w:uiPriority="69"/>
+    <w:lsdException w:name="Dark List Accent 3" w:uiPriority="70"/>
+    <w:lsdException w:name="Colorful Shading Accent 3" w:uiPriority="71"/>
+    <w:lsdException w:name="Colorful List Accent 3" w:uiPriority="72"/>
+    <w:lsdException w:name="Colorful Grid Accent 3" w:uiPriority="73"/>
+    <w:lsdException w:name="Light Shading Accent 4" w:uiPriority="60"/>
+    <w:lsdException w:name="Light List Accent 4" w:uiPriority="61"/>
+    <w:lsdException w:name="Light Grid Accent 4" w:uiPriority="62"/>
+    <w:lsdException w:name="Medium Shading 1 Accent 4" w:uiPriority="63"/>
+    <w:lsdException w:name="Medium Shading 2 Accent 4" w:uiPriority="64"/>
+    <w:lsdException w:name="Medium List 1 Accent 4" w:uiPriority="65"/>
+    <w:lsdException w:name="Medium List 2 Accent 4" w:uiPriority="66"/>
+    <w:lsdException w:name="Medium Grid 1 Accent 4" w:uiPriority="67"/>
+    <w:lsdException w:name="Medium Grid 2 Accent 4" w:uiPriority="68"/>
+    <w:lsdException w:name="Medium Grid 3 Accent 4" w:uiPriority="69"/>
+    <w:lsdException w:name="Dark List Accent 4" w:uiPriority="70"/>
+    <w:lsdException w:name="Colorful Shading Accent 4" w:uiPriority="71"/>
+    <w:lsdException w:name="Colorful List Accent 4" w:uiPriority="72"/>
+    <w:lsdException w:name="Colorful Grid Accent 4" w:uiPriority="73"/>
+    <w:lsdException w:name="Light Shading Accent 5" w:uiPriority="60"/>
+    <w:lsdException w:name="Light List Accent 5" w:uiPriority="61"/>
+    <w:lsdException w:name="Light Grid Accent 5" w:uiPriority="62"/>
+    <w:lsdException w:name="Medium Shading 1 Accent 5" w:uiPriority="63"/>
+    <w:lsdException w:name="Medium Shading 2 Accent 5" w:uiPriority="64"/>
+    <w:lsdException w:name="Medium List 1 Accent 5" w:uiPriority="65"/>
+    <w:lsdException w:name="Medium List 2 Accent 5" w:uiPriority="66"/>
+    <w:lsdException w:name="Medium Grid 1 Accent 5" w:uiPriority="67"/>
+    <w:lsdException w:name="Medium Grid 2 Accent 5" w:uiPriority="68"/>
+    <w:lsdException w:name="Medium Grid 3 Accent 5" w:uiPriority="69"/>
+    <w:lsdException w:name="Dark List Accent 5" w:uiPriority="70"/>
+    <w:lsdException w:name="Colorful Shading Accent 5" w:uiPriority="71"/>
+    <w:lsdException w:name="Colorful List Accent 5" w:uiPriority="72"/>
+    <w:lsdException w:name="Colorful Grid Accent 5" w:uiPriority="73"/>
+    <w:lsdException w:name="Light Shading Accent 6" w:uiPriority="60"/>
+    <w:lsdException w:name="Light List Accent 6" w:uiPriority="61"/>
+    <w:lsdException w:name="Light Grid Accent 6" w:uiPriority="62"/>
+    <w:lsdException w:name="Medium Shading 1 Accent 6" w:uiPriority="63"/>
+    <w:lsdException w:name="Medium Shading 2 Accent 6" w:uiPriority="64"/>
+    <w:lsdException w:name="Medium List 1 Accent 6" w:uiPriority="65"/>
+    <w:lsdException w:name="Medium List 2 Accent 6" w:uiPriority="66"/>
+    <w:lsdException w:name="Medium Grid 1 Accent 6" w:uiPriority="67"/>
+    <w:lsdException w:name="Medium Grid 2 Accent 6" w:uiPriority="68"/>
+    <w:lsdException w:name="Medium Grid 3 Accent 6" w:uiPriority="69"/>
+    <w:lsdException w:name="Dark List Accent 6" w:uiPriority="70"/>
+    <w:lsdException w:name="Colorful Shading Accent 6" w:uiPriority="71"/>
+    <w:lsdException w:name="Colorful List Accent 6" w:uiPriority="72"/>
+    <w:lsdException w:name="Colorful Grid Accent 6" w:uiPriority="73"/>
+    <w:lsdException w:name="Subtle Emphasis" w:uiPriority="19" w:qFormat="1"/>
+    <w:lsdException w:name="Intense Emphasis" w:uiPriority="21" w:qFormat="1"/>
+    <w:lsdException w:name="Subtle Reference" w:uiPriority="31" w:qFormat="1"/>
+    <w:lsdException w:name="Intense Reference" w:uiPriority="32" w:qFormat="1"/>
+    <w:lsdException w:name="Book Title" w:uiPriority="33" w:qFormat="1"/>
+    <w:lsdException w:name="Bibliography" w:semiHidden="1" w:uiPriority="37" w:unhideWhenUsed="1"/>
+    <w:lsdException w:name="TOC Heading" w:semiHidden="1" w:uiPriority="39" w:unhideWhenUsed="1" w:qFormat="1"/>
+    <w:lsdException w:name="Plain Table 1" w:uiPriority="41"/>
+    <w:lsdException w:name="Plain Table 2" w:uiPriority="42"/>
+    <w:lsdException w:name="Plain Table 3" w:uiPriority="43"/>
+    <w:lsdException w:name="Plain Table 4" w:uiPriority="44"/>
+    <w:lsdException w:name="Plain Table 5" w:uiPriority="45"/>
+    <w:lsdException w:name="Grid Table Light" w:uiPriority="40"/>
+    <w:lsdException w:name="Grid Table 1 Light" w:uiPriority="46"/>
+    <w:lsdException w:name="Grid Table 2" w:uiPriority="47"/>
+    <w:lsdException w:name="Grid Table 3" w:uiPriority="48"/>
+    <w:lsdException w:name="Grid Table 4" w:uiPriority="49"/>
+    <w:lsdException w:name="Grid Table 5 Dark" w:uiPriority="50"/>
+    <w:lsdException w:name="Grid Table 6 Colorful" w:uiPriority="51"/>
+    <w:lsdException w:name="Grid Table 7 Colorful" w:uiPriority="52"/>
+    <w:lsdException w:name="Grid Table 1 Light Accent 1" w:uiPriority="46"/>
+    <w:lsdException w:name="Grid Table 2 Accent 1" w:uiPriority="47"/>
+    <w:lsdException w:name="Grid Table 3 Accent 1" w:uiPriority="48"/>
+    <w:lsdException w:name="Grid Table 4 Accent 1" w:uiPriority="49"/>
+    <w:lsdException w:name="Grid Table 5 Dark Accent 1" w:uiPriority="50"/>
+    <w:lsdException w:name="Grid Table 6 Colorful Accent 1" w:uiPriority="51"/>
+    <w:lsdException w:name="Grid Table 7 Colorful Accent 1" w:uiPriority="52"/>
+    <w:lsdException w:name="Grid Table 1 Light Accent 2" w:uiPriority="46"/>
+    <w:lsdException w:name="Grid Table 2 Accent 2" w:uiPriority="47"/>
+    <w:lsdException w:name="Grid Table 3 Accent 2" w:uiPriority="48"/>
+    <w:lsdException w:name="Grid Table 4 Accent 2" w:uiPriority="49"/>
+    <w:lsdException w:name="Grid Table 5 Dark Accent 2" w:uiPriority="50"/>
+    <w:lsdException w:name="Grid Table 6 Colorful Accent 2" w:uiPriority="51"/>
+    <w:lsdException w:name="Grid Table 7 Colorful Accent 2" w:uiPriority="52"/>
+    <w:lsdException w:name="Grid Table 1 Light Accent 3" w:uiPriority="46"/>
+    <w:lsdException w:name="Grid Table 2 Accent 3" w:uiPriority="47"/>
+    <w:lsdException w:name="Grid Table 3 Accent 3" w:uiPriority="48"/>
+    <w:lsdException w:name="Grid Table 4 Accent 3" w:uiPriority="49"/>
+    <w:lsdException w:name="Grid Table 5 Dark Accent 3" w:uiPriority="50"/>
+    <w:lsdException w:name="Grid Table 6 Colorful Accent 3" w:uiPriority="51"/>
+    <w:lsdException w:name="Grid Table 7 Colorful Accent 3" w:uiPriority="52"/>
+    <w:lsdException w:name="Grid Table 1 Light Accent 4" w:uiPriority="46"/>
+    <w:lsdException w:name="Grid Table 2 Accent 4" w:uiPriority="47"/>
+    <w:lsdException w:name="Grid Table 3 Accent 4" w:uiPriority="48"/>
+    <w:lsdException w:name="Grid Table 4 Accent 4" w:uiPriority="49"/>
+    <w:lsdException w:name="Grid Table 5 Dark Accent 4" w:uiPriority="50"/>
+    <w:lsdException w:name="Grid Table 6 Colorful Accent 4" w:uiPriority="51"/>
+    <w:lsdException w:name="Grid Table 7 Colorful Accent 4" w:uiPriority="52"/>
+    <w:lsdException w:name="Grid Table 1 Light Accent 5" w:uiPriority="46"/>
+    <w:lsdException w:name="Grid Table 2 Accent 5" w:uiPriority="47"/>
+    <w:lsdException w:name="Grid Table 3 Accent 5" w:uiPriority="48"/>
+    <w:lsdException w:name="Grid Table 4 Accent 5" w:uiPriority="49"/>
+    <w:lsdException w:name="Grid Table 5 Dark Accent 5" w:uiPriority="50"/>
+    <w:lsdException w:name="Grid Table 6 Colorful Accent 5" w:uiPriority="51"/>
+    <w:lsdException w:name="Grid Table 7 Colorful Accent 5" w:uiPriority="52"/>
+    <w:lsdException w:name="Grid Table 1 Light Accent 6" w:uiPriority="46"/>
+    <w:lsdException w:name="Grid Table 2 Accent 6" w:uiPriority="47"/>
+    <w:lsdException w:name="Grid Table 3 Accent 6" w:uiPriority="48"/>
+    <w:lsdException w:name="Grid Table 4 Accent 6" w:uiPriority="49"/>
+    <w:lsdException w:name="Grid Table 5 Dark Accent 6" w:uiPriority="50"/>
+    <w:lsdException w:name="Grid Table 6 Colorful Accent 6" w:uiPriority="51"/>
+    <w:lsdException w:name="Grid Table 7 Colorful Accent 6" w:uiPriority="52"/>
+    <w:lsdException w:name="List Table 1 Light" w:uiPriority="46"/>
+    <w:lsdException w:name="List Table 2" w:uiPriority="47"/>
+    <w:lsdException w:name="List Table 3" w:uiPriority="48"/>
+    <w:lsdException w:name="List Table 4" w:uiPriority="49"/>
+    <w:lsdException w:name="List Table 5 Dark" w:uiPriority="50"/>
+    <w:lsdException w:name="List Table 6 Colorful" w:uiPriority="51"/>
+    <w:lsdException w:name="List Table 7 Colorful" w:uiPriority="52"/>
+    <w:lsdException w:name="List Table 1 Light Accent 1" w:uiPriority="46"/>
+    <w:lsdException w:name="List Table 2 Accent 1" w:uiPriority="47"/>
+    <w:lsdException w:name="List Table 3 Accent 1" w:uiPriority="48"/>
+    <w:lsdException w:name="List Table 4 Accent 1" w:uiPriority="49"/>
+    <w:lsdException w:name="List Table 5 Dark Accent 1" w:uiPriority="50"/>
+    <w:lsdException w:name="List Table 6 Colorful Accent 1" w:uiPriority="51"/>
+    <w:lsdException w:name="List Table 7 Colorful Accent 1" w:uiPriority="52"/>
+    <w:lsdException w:name="List Table 1 Light Accent 2" w:uiPriority="46"/>
+    <w:lsdException w:name="List Table 2 Accent 2" w:uiPriority="47"/>
+    <w:lsdException w:name="List Table 3 Accent 2" w:uiPriority="48"/>
+    <w:lsdException w:name="List Table 4 Accent 2" w:uiPriority="49"/>
+    <w:lsdException w:name="List Table 5 Dark Accent 2" w:uiPriority="50"/>
+    <w:lsdException w:name="List Table 6 Colorful Accent 2" w:uiPriority="51"/>
+    <w:lsdException w:name="List Table 7 Colorful Accent 2" w:uiPriority="52"/>
+    <w:lsdException w:name="List Table 1 Light Accent 3" w:uiPriority="46"/>
+    <w:lsdException w:name="List Table 2 Accent 3" w:uiPriority="47"/>
+    <w:lsdException w:name="List Table 3 Accent 3" w:uiPriority="48"/>
+    <w:lsdException w:name="List Table 4 Accent 3" w:uiPriority="49"/>
+    <w:lsdException w:name="List Table 5 Dark Accent 3" w:uiPriority="50"/>
+    <w:lsdException w:name="List Table 6 Colorful Accent 3" w:uiPriority="51"/>
+    <w:lsdException w:name="List Table 7 Colorful Accent 3" w:uiPriority="52"/>
+    <w:lsdException w:name="List Table 1 Light Accent 4" w:uiPriority="46"/>
+    <w:lsdException w:name="List Table 2 Accent 4" w:uiPriority="47"/>
+    <w:lsdException w:name="List Table 3 Accent 4" w:uiPriority="48"/>
+    <w:lsdException w:name="List Table 4 Accent 4" w:uiPriority="49"/>
+    <w:lsdException w:name="List Table 5 Dark Accent 4" w:uiPriority="50"/>
+    <w:lsdException w:name="List Table 6 Colorful Accent 4" w:uiPriority="51"/>
+    <w:lsdException w:name="List Table 7 Colorful Accent 4" w:uiPriority="52"/>
+    <w:lsdException w:name="List Table 1 Light Accent 5" w:uiPriority="46"/>
+    <w:lsdException w:name="List Table 2 Accent 5" w:uiPriority="47"/>
+    <w:lsdException w:name="List Table 3 Accent 5" w:uiPriority="48"/>
+    <w:lsdException w:name="List Table 4 Accent 5" w:uiPriority="49"/>
+    <w:lsdException w:name="List Table 5 Dark Accent 5" w:uiPriority="50"/>
+    <w:lsdException w:name="List Table 6 Colorful Accent 5" w:uiPriority="51"/>
+    <w:lsdException w:name="List Table 7 Colorful Accent 5" w:uiPriority="52"/>
+    <w:lsdException w:name="List Table 1 Light Accent 6" w:uiPriority="46"/>
+    <w:lsdException w:name="List Table 2 Accent 6" w:uiPriority="47"/>
+    <w:lsdException w:name="List Table 3 Accent 6" w:uiPriority="48"/>
+    <w:lsdException w:name="List Table 4 Accent 6" w:uiPriority="49"/>
+    <w:lsdException w:name="List Table 5 Dark Accent 6" w:uiPriority="50"/>
+    <w:lsdException w:name="List Table 6 Colorful Accent 6" w:uiPriority="51"/>
+    <w:lsdException w:name="List Table 7 Colorful Accent 6" w:uiPriority="52"/>
+    <w:lsdException w:name="Mention" w:semiHidden="1" w:unhideWhenUsed="1"/>
+    <w:lsdException w:name="Smart Hyperlink" w:semiHidden="1" w:unhideWhenUsed="1"/>
+    <w:lsdException w:name="Hashtag" w:semiHidden="1" w:unhideWhenUsed="1"/>
+    <w:lsdException w:name="Unresolved Mention" w:semiHidden="1" w:unhideWhenUsed="1"/>
+    <w:lsdException w:name="Smart Link" w:semiHidden="1" w:unhideWhenUsed="1"/>
+  </w:latentStyles>
+  <w:style w:type="paragraph" w:default="1" w:styleId="Normal">
+    <w:name w:val="Normal"/>
+    <w:qFormat/>
+  </w:style>
+  <w:style w:type="character" w:default="1" w:styleId="Policepardfaut">
+    <w:name w:val="Default Paragraph Font"/>
+    <w:uiPriority w:val="1"/>
+    <w:semiHidden/>
+    <w:unhideWhenUsed/>
+  </w:style>
+  <w:style w:type="table" w:default="1" w:styleId="TableauNormal">
+    <w:name w:val="Normal Table"/>
+    <w:uiPriority w:val="99"/>
+    <w:semiHidden/>
+    <w:unhideWhenUsed/>
+    <w:tblPr>
+      <w:tblInd w:w="0" w:type="dxa"/>
+      <w:tblCellMar>
+        <w:top w:w="0" w:type="dxa"/>
+        <w:left w:w="108" w:type="dxa"/>
+        <w:bottom w:w="0" w:type="dxa"/>
+        <w:right w:w="108" w:type="dxa"/>
+      </w:tblCellMar>
+    </w:tblPr>
+  </w:style>
+  <w:style w:type="numbering" w:default="1" w:styleId="Aucuneliste">
+    <w:name w:val="No List"/>
+    <w:uiPriority w:val="99"/>
+    <w:semiHidden/>
+    <w:unhideWhenUsed/>
+  </w:style>
+  <w:style w:type="paragraph" w:customStyle="1" w:styleId="571F1345119440729589D06B1C0D49C9">
+    <w:name w:val="571F1345119440729589D06B1C0D49C9"/>
+    <w:rsid w:val="00AA4BD4"/>
+  </w:style>
+  <w:style w:type="paragraph" w:customStyle="1" w:styleId="3E4D3F6DDC6A485D9802F1F19ECC7D19">
+    <w:name w:val="3E4D3F6DDC6A485D9802F1F19ECC7D19"/>
+    <w:rsid w:val="00AA4BD4"/>
+  </w:style>
+  <w:style w:type="paragraph" w:customStyle="1" w:styleId="1082909844BB4E49BC6841C2AFF710C0">
+    <w:name w:val="1082909844BB4E49BC6841C2AFF710C0"/>
+    <w:rsid w:val="00AA4BD4"/>
+  </w:style>
+  <w:style w:type="paragraph" w:customStyle="1" w:styleId="011393BA6D03496F9414576D749F2698">
+    <w:name w:val="011393BA6D03496F9414576D749F2698"/>
+    <w:rsid w:val="00AA4BD4"/>
+  </w:style>
+</w:styles>
+</file>
+
+<file path=word/glossary/webSettings.xml><?xml version="1.0" encoding="utf-8"?>
+<w:webSettings xmlns:mc="http://schemas.openxmlformats.org/markup-compatibility/2006" xmlns:r="http://schemas.openxmlformats.org/officeDocument/2006/relationships" xmlns:w="http://schemas.openxmlformats.org/wordprocessingml/2006/main" xmlns:w14="http://schemas.microsoft.com/office/word/2010/wordml" xmlns:w15="http://schemas.microsoft.com/office/word/2012/wordml" xmlns:w16cex="http://schemas.microsoft.com/office/word/2018/wordml/cex" xmlns:w16cid="http://schemas.microsoft.com/office/word/2016/wordml/cid" xmlns:w16="http://schemas.microsoft.com/office/word/2018/wordml" xmlns:w16du="http://schemas.microsoft.com/office/word/2023/wordml/word16du" xmlns:w16sdtdh="http://schemas.microsoft.com/office/word/2020/wordml/sdtdatahash" xmlns:w16sdtfl="http://schemas.microsoft.com/office/word/2024/wordml/sdtformatlock" xmlns:w16se="http://schemas.microsoft.com/office/word/2015/wordml/symex" mc:Ignorable="w14 w15 w16se w16cid w16 w16cex w16sdtdh w16sdtfl w16du">
+  <w:optimizeForBrowser/>
+  <w:allowPNG/>
+</w:webSettings>
 </file>
 
 <file path=word/theme/theme1.xml><?xml version="1.0" encoding="utf-8"?>

--- a/Rapport et images/Rapport MSPR1.docx
+++ b/Rapport et images/Rapport MSPR1.docx
@@ -1,6 +1,6 @@
 
 <file path=word/document.xml><?xml version="1.0" encoding="utf-8"?>
-<w:document xmlns:wpc="http://schemas.microsoft.com/office/word/2010/wordprocessingCanvas" xmlns:cx="http://schemas.microsoft.com/office/drawing/2014/chartex" xmlns:cx1="http://schemas.microsoft.com/office/drawing/2015/9/8/chartex" xmlns:cx2="http://schemas.microsoft.com/office/drawing/2015/10/21/chartex" xmlns:cx3="http://schemas.microsoft.com/office/drawing/2016/5/9/chartex" xmlns:cx4="http://schemas.microsoft.com/office/drawing/2016/5/10/chartex" xmlns:cx5="http://schemas.microsoft.com/office/drawing/2016/5/11/chartex" xmlns:cx6="http://schemas.microsoft.com/office/drawing/2016/5/12/chartex" xmlns:cx7="http://schemas.microsoft.com/office/drawing/2016/5/13/chartex" xmlns:cx8="http://schemas.microsoft.com/office/drawing/2016/5/14/chartex" xmlns:mc="http://schemas.openxmlformats.org/markup-compatibility/2006" xmlns:aink="http://schemas.microsoft.com/office/drawing/2016/ink" xmlns:am3d="http://schemas.microsoft.com/office/drawing/2017/model3d" xmlns:o="urn:schemas-microsoft-com:office:office" xmlns:oel="http://schemas.microsoft.com/office/2019/extlst" xmlns:r="http://schemas.openxmlformats.org/officeDocument/2006/relationships" xmlns:m="http://schemas.openxmlformats.org/officeDocument/2006/math" xmlns:v="urn:schemas-microsoft-com:vml" xmlns:wp14="http://schemas.microsoft.com/office/word/2010/wordprocessingDrawing" xmlns:wp="http://schemas.openxmlformats.org/drawingml/2006/wordprocessingDrawing" xmlns:w10="urn:schemas-microsoft-com:office:word" xmlns:w="http://schemas.openxmlformats.org/wordprocessingml/2006/main" xmlns:w14="http://schemas.microsoft.com/office/word/2010/wordml" xmlns:w15="http://schemas.microsoft.com/office/word/2012/wordml" xmlns:w16cex="http://schemas.microsoft.com/office/word/2018/wordml/cex" xmlns:w16cid="http://schemas.microsoft.com/office/word/2016/wordml/cid" xmlns:w16="http://schemas.microsoft.com/office/word/2018/wordml" xmlns:w16du="http://schemas.microsoft.com/office/word/2023/wordml/word16du" xmlns:w16sdtdh="http://schemas.microsoft.com/office/word/2020/wordml/sdtdatahash" xmlns:w16sdtfl="http://schemas.microsoft.com/office/word/2024/wordml/sdtformatlock" xmlns:w16se="http://schemas.microsoft.com/office/word/2015/wordml/symex" xmlns:wpg="http://schemas.microsoft.com/office/word/2010/wordprocessingGroup" xmlns:wpi="http://schemas.microsoft.com/office/word/2010/wordprocessingInk" xmlns:wne="http://schemas.microsoft.com/office/word/2006/wordml" xmlns:wps="http://schemas.microsoft.com/office/word/2010/wordprocessingShape" mc:Ignorable="w14 w15 w16se w16cid w16 w16cex w16sdtdh w16sdtfl w16du wp14">
+<w:document xmlns:wpc="http://schemas.microsoft.com/office/word/2010/wordprocessingCanvas" xmlns:cx="http://schemas.microsoft.com/office/drawing/2014/chartex" xmlns:cx1="http://schemas.microsoft.com/office/drawing/2015/9/8/chartex" xmlns:cx2="http://schemas.microsoft.com/office/drawing/2015/10/21/chartex" xmlns:cx3="http://schemas.microsoft.com/office/drawing/2016/5/9/chartex" xmlns:cx4="http://schemas.microsoft.com/office/drawing/2016/5/10/chartex" xmlns:cx5="http://schemas.microsoft.com/office/drawing/2016/5/11/chartex" xmlns:cx6="http://schemas.microsoft.com/office/drawing/2016/5/12/chartex" xmlns:cx7="http://schemas.microsoft.com/office/drawing/2016/5/13/chartex" xmlns:cx8="http://schemas.microsoft.com/office/drawing/2016/5/14/chartex" xmlns:mc="http://schemas.openxmlformats.org/markup-compatibility/2006" xmlns:aink="http://schemas.microsoft.com/office/drawing/2016/ink" xmlns:am3d="http://schemas.microsoft.com/office/drawing/2017/model3d" xmlns:o="urn:schemas-microsoft-com:office:office" xmlns:oel="http://schemas.microsoft.com/office/2019/extlst" xmlns:r="http://schemas.openxmlformats.org/officeDocument/2006/relationships" xmlns:m="http://schemas.openxmlformats.org/officeDocument/2006/math" xmlns:v="urn:schemas-microsoft-com:vml" xmlns:wp14="http://schemas.microsoft.com/office/word/2010/wordprocessingDrawing" xmlns:wp="http://schemas.openxmlformats.org/drawingml/2006/wordprocessingDrawing" xmlns:w10="urn:schemas-microsoft-com:office:word" xmlns:w="http://schemas.openxmlformats.org/wordprocessingml/2006/main" xmlns:w14="http://schemas.microsoft.com/office/word/2010/wordml" xmlns:w15="http://schemas.microsoft.com/office/word/2012/wordml" xmlns:w16cex="http://schemas.microsoft.com/office/word/2018/wordml/cex" xmlns:w16cid="http://schemas.microsoft.com/office/word/2016/wordml/cid" xmlns:w16="http://schemas.microsoft.com/office/word/2018/wordml" xmlns:w16du="http://schemas.microsoft.com/office/word/2023/wordml/word16du" xmlns:w16sdtdh="http://schemas.microsoft.com/office/word/2020/wordml/sdtdatahash" xmlns:w16sdtfl="http://schemas.microsoft.com/office/word/2024/wordml/sdtformatlock" xmlns:w16se="http://schemas.microsoft.com/office/word/2015/wordml/symex" xmlns:wpg="http://schemas.microsoft.com/office/word/2010/wordprocessingGroup" xmlns:wpi="http://schemas.microsoft.com/office/word/2010/wordprocessingInk" xmlns:wne="http://schemas.microsoft.com/office/word/2006/wordml" xmlns:wps="http://schemas.microsoft.com/office/word/2010/wordprocessingShape" xmlns:a="http://schemas.openxmlformats.org/drawingml/2006/main" xmlns:pic="http://schemas.openxmlformats.org/drawingml/2006/picture" xmlns:a14="http://schemas.microsoft.com/office/drawing/2010/main" mc:Ignorable="w14 w15 w16se w16cid w16 w16cex w16sdtdh w16sdtfl w16du wp14">
   <w:body>
     <w:sdt>
       <w:sdtPr>
@@ -18,7 +18,7 @@
             <w:tblpPr w:leftFromText="187" w:rightFromText="187" w:horzAnchor="margin" w:tblpXSpec="center" w:tblpY="2881"/>
             <w:tblW w:w="4000" w:type="pct"/>
             <w:tblBorders>
-              <w:left w:val="single" w:sz="12" w:space="0" w:color="FFC000" w:themeColor="accent1"/>
+              <w:left w:val="single" w:color="FFC000" w:themeColor="accent1" w:sz="12" w:space="0"/>
             </w:tblBorders>
             <w:tblCellMar>
               <w:left w:w="144" w:type="dxa"/>
@@ -33,7 +33,7 @@
             <w:sdt>
               <w:sdtPr>
                 <w:rPr>
-                  <w:rFonts w:asciiTheme="majorHAnsi" w:eastAsiaTheme="majorEastAsia" w:hAnsiTheme="majorHAnsi" w:cstheme="majorBidi"/>
+                  <w:rFonts w:asciiTheme="majorHAnsi" w:hAnsiTheme="majorHAnsi" w:eastAsiaTheme="majorEastAsia" w:cstheme="majorBidi"/>
                   <w:spacing w:val="-10"/>
                   <w:kern w:val="28"/>
                   <w:sz w:val="44"/>
@@ -70,7 +70,7 @@
                     </w:pPr>
                     <w:r>
                       <w:rPr>
-                        <w:rFonts w:asciiTheme="majorHAnsi" w:eastAsiaTheme="majorEastAsia" w:hAnsiTheme="majorHAnsi" w:cstheme="majorBidi"/>
+                        <w:rFonts w:asciiTheme="majorHAnsi" w:hAnsiTheme="majorHAnsi" w:eastAsiaTheme="majorEastAsia" w:cstheme="majorBidi"/>
                         <w:spacing w:val="-10"/>
                         <w:kern w:val="28"/>
                         <w:sz w:val="44"/>
@@ -91,7 +91,7 @@
               <w:sdt>
                 <w:sdtPr>
                   <w:rPr>
-                    <w:rFonts w:asciiTheme="majorHAnsi" w:eastAsiaTheme="majorEastAsia" w:hAnsiTheme="majorHAnsi" w:cstheme="majorBidi"/>
+                    <w:rFonts w:asciiTheme="majorHAnsi" w:hAnsiTheme="majorHAnsi" w:eastAsiaTheme="majorEastAsia" w:cstheme="majorBidi"/>
                     <w:color w:val="FFC000" w:themeColor="accent1"/>
                     <w:sz w:val="60"/>
                     <w:szCs w:val="60"/>
@@ -111,7 +111,7 @@
                       <w:pStyle w:val="Sansinterligne"/>
                       <w:spacing w:line="216" w:lineRule="auto"/>
                       <w:rPr>
-                        <w:rFonts w:asciiTheme="majorHAnsi" w:eastAsiaTheme="majorEastAsia" w:hAnsiTheme="majorHAnsi" w:cstheme="majorBidi"/>
+                        <w:rFonts w:asciiTheme="majorHAnsi" w:hAnsiTheme="majorHAnsi" w:eastAsiaTheme="majorEastAsia" w:cstheme="majorBidi"/>
                         <w:color w:val="FFC000" w:themeColor="accent1"/>
                         <w:sz w:val="88"/>
                         <w:szCs w:val="88"/>
@@ -119,7 +119,7 @@
                     </w:pPr>
                     <w:r>
                       <w:rPr>
-                        <w:rFonts w:asciiTheme="majorHAnsi" w:eastAsiaTheme="majorEastAsia" w:hAnsiTheme="majorHAnsi" w:cstheme="majorBidi"/>
+                        <w:rFonts w:asciiTheme="majorHAnsi" w:hAnsiTheme="majorHAnsi" w:eastAsiaTheme="majorEastAsia" w:cstheme="majorBidi"/>
                         <w:color w:val="FFC000" w:themeColor="accent1"/>
                         <w:sz w:val="60"/>
                         <w:szCs w:val="60"/>
@@ -4870,7 +4870,7 @@
         </w:rPr>
         <w:t xml:space="preserve"> trouvé sur </w:t>
       </w:r>
-      <w:hyperlink r:id="rId7" w:history="1">
+      <w:hyperlink w:history="1" r:id="rId7">
         <w:proofErr w:type="spellStart"/>
         <w:r>
           <w:rPr>
@@ -6979,7 +6979,7 @@
       <w:pPr>
         <w:rPr>
           <w:rStyle w:val="lev"/>
-          <w:rFonts w:asciiTheme="majorHAnsi" w:eastAsiaTheme="majorEastAsia" w:hAnsiTheme="majorHAnsi" w:cstheme="majorBidi"/>
+          <w:rFonts w:asciiTheme="majorHAnsi" w:hAnsiTheme="majorHAnsi" w:eastAsiaTheme="majorEastAsia" w:cstheme="majorBidi"/>
           <w:spacing w:val="-10"/>
           <w:kern w:val="28"/>
           <w:sz w:val="56"/>
@@ -7004,17 +7004,14 @@
         <w:rPr>
           <w:rStyle w:val="lev"/>
         </w:rPr>
-        <w:lastRenderedPageBreak/>
         <w:t xml:space="preserve">IV </w:t>
       </w:r>
-      <w:proofErr w:type="spellStart"/>
       <w:r>
         <w:rPr>
           <w:rStyle w:val="lev"/>
         </w:rPr>
-        <w:t>PowerBI</w:t>
-      </w:r>
-      <w:proofErr w:type="spellEnd"/>
+        <w:t>Power BI</w:t>
+      </w:r>
       <w:r>
         <w:rPr>
           <w:rStyle w:val="lev"/>
@@ -7202,15 +7199,13 @@
         </w:rPr>
         <w:t xml:space="preserve">Nous avons orienté notre choix sur </w:t>
       </w:r>
-      <w:proofErr w:type="spellStart"/>
-      <w:r>
-        <w:rPr>
-          <w:sz w:val="24"/>
-          <w:szCs w:val="24"/>
-        </w:rPr>
-        <w:t>PowerBi</w:t>
-      </w:r>
-      <w:proofErr w:type="spellEnd"/>
+      <w:r>
+        <w:rPr>
+          <w:sz w:val="24"/>
+          <w:szCs w:val="24"/>
+        </w:rPr>
+        <w:t>Power Bi</w:t>
+      </w:r>
       <w:r>
         <w:rPr>
           <w:sz w:val="24"/>
@@ -7246,7 +7241,6 @@
         </w:rPr>
         <w:t xml:space="preserve">soit compatible avec les données que nous utilisons </w:t>
       </w:r>
-      <w:proofErr w:type="gramStart"/>
       <w:r>
         <w:rPr>
           <w:sz w:val="24"/>
@@ -7254,7 +7248,6 @@
         </w:rPr>
         <w:t>associé</w:t>
       </w:r>
-      <w:proofErr w:type="gramEnd"/>
       <w:r>
         <w:rPr>
           <w:sz w:val="24"/>
@@ -7283,7 +7276,6 @@
         </w:rPr>
         <w:t xml:space="preserve">grâce </w:t>
       </w:r>
-      <w:proofErr w:type="spellStart"/>
       <w:r>
         <w:rPr>
           <w:sz w:val="24"/>
@@ -7291,7 +7283,6 @@
         </w:rPr>
         <w:t>a</w:t>
       </w:r>
-      <w:proofErr w:type="spellEnd"/>
       <w:r>
         <w:rPr>
           <w:sz w:val="24"/>
@@ -7307,18 +7298,20 @@
         <w:t xml:space="preserve"> interface simple et pratique a achevé de nous convaincre. </w:t>
       </w:r>
     </w:p>
-    <w:p>
-      <w:pPr>
-        <w:pStyle w:val="Sansinterligne"/>
-      </w:pPr>
-    </w:p>
-    <w:p>
+    <w:p w14:noSpellErr="1">
+      <w:pPr>
+        <w:pStyle w:val="Sansinterligne"/>
+        <w:jc w:val="both"/>
+      </w:pPr>
+    </w:p>
+    <w:p w14:noSpellErr="1">
       <w:pPr>
         <w:pStyle w:val="Sansinterligne"/>
         <w:numPr>
           <w:ilvl w:val="0"/>
           <w:numId w:val="14"/>
         </w:numPr>
+        <w:jc w:val="both"/>
         <w:rPr>
           <w:sz w:val="32"/>
           <w:szCs w:val="32"/>
@@ -7332,818 +7325,722 @@
         <w:t>Explications des visualisations</w:t>
       </w:r>
     </w:p>
-    <w:p>
-      <w:pPr>
-        <w:pStyle w:val="Sansinterligne"/>
-      </w:pPr>
-    </w:p>
-    <w:p>
-      <w:pPr>
-        <w:rPr>
-          <w:sz w:val="24"/>
-          <w:szCs w:val="24"/>
-        </w:rPr>
-      </w:pPr>
-      <w:r>
-        <w:rPr>
-          <w:sz w:val="24"/>
-          <w:szCs w:val="24"/>
-          <w:lang w:val="en-US"/>
-        </w:rPr>
-        <w:t xml:space="preserve">Lorem ipsum dolor sit </w:t>
-      </w:r>
-      <w:proofErr w:type="spellStart"/>
-      <w:r>
-        <w:rPr>
-          <w:sz w:val="24"/>
-          <w:szCs w:val="24"/>
-          <w:lang w:val="en-US"/>
-        </w:rPr>
-        <w:t>amet</w:t>
-      </w:r>
-      <w:proofErr w:type="spellEnd"/>
-      <w:r>
-        <w:rPr>
-          <w:sz w:val="24"/>
-          <w:szCs w:val="24"/>
-          <w:lang w:val="en-US"/>
-        </w:rPr>
-        <w:t xml:space="preserve">, </w:t>
-      </w:r>
-      <w:proofErr w:type="spellStart"/>
-      <w:r>
-        <w:rPr>
-          <w:sz w:val="24"/>
-          <w:szCs w:val="24"/>
-          <w:lang w:val="en-US"/>
-        </w:rPr>
-        <w:t>consectetur</w:t>
-      </w:r>
-      <w:proofErr w:type="spellEnd"/>
-      <w:r>
-        <w:rPr>
-          <w:sz w:val="24"/>
-          <w:szCs w:val="24"/>
-          <w:lang w:val="en-US"/>
-        </w:rPr>
+    <w:p w14:noSpellErr="1">
+      <w:pPr>
+        <w:pStyle w:val="Sansinterligne"/>
+        <w:jc w:val="both"/>
+      </w:pPr>
+    </w:p>
+    <w:p>
+      <w:pPr>
+        <w:pStyle w:val="Sansinterligne"/>
+        <w:jc w:val="both"/>
+      </w:pPr>
+      <w:r>
+        <w:rPr/>
+        <w:t xml:space="preserve">2. 1 </w:t>
+      </w:r>
+      <w:r>
+        <w:rPr/>
+        <w:t>Tableau de bord</w:t>
+      </w:r>
+      <w:r>
+        <w:rPr/>
         <w:t xml:space="preserve"> </w:t>
       </w:r>
-      <w:proofErr w:type="spellStart"/>
-      <w:r>
-        <w:rPr>
-          <w:sz w:val="24"/>
-          <w:szCs w:val="24"/>
-          <w:lang w:val="en-US"/>
-        </w:rPr>
-        <w:t>adipiscing</w:t>
-      </w:r>
-      <w:proofErr w:type="spellEnd"/>
-      <w:r>
-        <w:rPr>
-          <w:sz w:val="24"/>
-          <w:szCs w:val="24"/>
-          <w:lang w:val="en-US"/>
+      <w:r>
+        <w:rPr/>
+        <w:t>:</w:t>
+      </w:r>
+    </w:p>
+    <w:p>
+      <w:pPr>
+        <w:spacing w:before="240" w:beforeAutospacing="off" w:after="240" w:afterAutospacing="off"/>
+        <w:ind w:firstLine="708"/>
+        <w:jc w:val="both"/>
+        <w:rPr>
+          <w:rFonts w:ascii="Times New Roman" w:hAnsi="Times New Roman" w:eastAsia="Times New Roman" w:cs="Times New Roman"/>
+          <w:noProof w:val="0"/>
+          <w:sz w:val="24"/>
+          <w:szCs w:val="24"/>
+          <w:lang w:val="fr-FR"/>
+        </w:rPr>
+      </w:pPr>
+      <w:r>
+        <w:rPr>
+          <w:rFonts w:ascii="Times New Roman" w:hAnsi="Times New Roman" w:eastAsia="Times New Roman" w:cs="Times New Roman"/>
+          <w:noProof w:val="0"/>
+          <w:sz w:val="24"/>
+          <w:szCs w:val="24"/>
+          <w:lang w:val="fr-FR"/>
+        </w:rPr>
+        <w:t>Ce</w:t>
+      </w:r>
+      <w:r>
+        <w:rPr>
+          <w:rFonts w:ascii="Times New Roman" w:hAnsi="Times New Roman" w:eastAsia="Times New Roman" w:cs="Times New Roman"/>
+          <w:noProof w:val="0"/>
+          <w:sz w:val="24"/>
+          <w:szCs w:val="24"/>
+          <w:lang w:val="fr-FR"/>
         </w:rPr>
         <w:t xml:space="preserve"> </w:t>
       </w:r>
-      <w:proofErr w:type="spellStart"/>
-      <w:r>
-        <w:rPr>
-          <w:sz w:val="24"/>
-          <w:szCs w:val="24"/>
-          <w:lang w:val="en-US"/>
-        </w:rPr>
-        <w:t>elit</w:t>
-      </w:r>
-      <w:proofErr w:type="spellEnd"/>
-      <w:r>
-        <w:rPr>
-          <w:sz w:val="24"/>
-          <w:szCs w:val="24"/>
-          <w:lang w:val="en-US"/>
-        </w:rPr>
-        <w:t xml:space="preserve">. </w:t>
-      </w:r>
-      <w:proofErr w:type="spellStart"/>
-      <w:r>
-        <w:rPr>
-          <w:sz w:val="24"/>
-          <w:szCs w:val="24"/>
-        </w:rPr>
-        <w:t>Vestibulum</w:t>
-      </w:r>
-      <w:proofErr w:type="spellEnd"/>
-      <w:r>
-        <w:rPr>
-          <w:sz w:val="24"/>
-          <w:szCs w:val="24"/>
+      <w:r>
+        <w:rPr>
+          <w:rFonts w:ascii="Times New Roman" w:hAnsi="Times New Roman" w:eastAsia="Times New Roman" w:cs="Times New Roman"/>
+          <w:noProof w:val="0"/>
+          <w:sz w:val="24"/>
+          <w:szCs w:val="24"/>
+          <w:lang w:val="fr-FR"/>
+        </w:rPr>
+        <w:t xml:space="preserve">Dashboard </w:t>
+      </w:r>
+      <w:r>
+        <w:rPr>
+          <w:rFonts w:ascii="Times New Roman" w:hAnsi="Times New Roman" w:eastAsia="Times New Roman" w:cs="Times New Roman"/>
+          <w:noProof w:val="0"/>
+          <w:sz w:val="24"/>
+          <w:szCs w:val="24"/>
+          <w:lang w:val="fr-FR"/>
+        </w:rPr>
+        <w:t>fourni une vue</w:t>
+      </w:r>
+      <w:r>
+        <w:rPr>
+          <w:rFonts w:ascii="Times New Roman" w:hAnsi="Times New Roman" w:eastAsia="Times New Roman" w:cs="Times New Roman"/>
+          <w:noProof w:val="0"/>
+          <w:sz w:val="24"/>
+          <w:szCs w:val="24"/>
+          <w:lang w:val="fr-FR"/>
+        </w:rPr>
+        <w:t xml:space="preserve"> d'ensemble des données de</w:t>
+      </w:r>
+      <w:r>
+        <w:rPr>
+          <w:rFonts w:ascii="Times New Roman" w:hAnsi="Times New Roman" w:eastAsia="Times New Roman" w:cs="Times New Roman"/>
+          <w:noProof w:val="0"/>
+          <w:sz w:val="24"/>
+          <w:szCs w:val="24"/>
+          <w:lang w:val="fr-FR"/>
+        </w:rPr>
+        <w:t xml:space="preserve"> santé lié au </w:t>
+      </w:r>
+      <w:r>
+        <w:rPr>
+          <w:rFonts w:ascii="Times New Roman" w:hAnsi="Times New Roman" w:eastAsia="Times New Roman" w:cs="Times New Roman"/>
+          <w:noProof w:val="0"/>
+          <w:sz w:val="24"/>
+          <w:szCs w:val="24"/>
+          <w:lang w:val="fr-FR"/>
+        </w:rPr>
+        <w:t>VIH sur</w:t>
+      </w:r>
+      <w:r>
+        <w:rPr>
+          <w:rFonts w:ascii="Times New Roman" w:hAnsi="Times New Roman" w:eastAsia="Times New Roman" w:cs="Times New Roman"/>
+          <w:noProof w:val="0"/>
+          <w:sz w:val="24"/>
+          <w:szCs w:val="24"/>
+          <w:lang w:val="fr-FR"/>
+        </w:rPr>
+        <w:t xml:space="preserve"> la période 2000 à 2018, en se concentrant sur plusieurs types de statistiques et de traitements liés au VIH.</w:t>
+      </w:r>
+    </w:p>
+    <w:p>
+      <w:pPr>
+        <w:pStyle w:val="Normal"/>
+        <w:spacing w:before="240" w:beforeAutospacing="off" w:after="240" w:afterAutospacing="off"/>
+        <w:ind w:left="0"/>
+        <w:jc w:val="both"/>
+        <w:rPr>
+          <w:rFonts w:ascii="Times New Roman" w:hAnsi="Times New Roman" w:eastAsia="Times New Roman" w:cs="Times New Roman"/>
+          <w:b w:val="1"/>
+          <w:bCs w:val="1"/>
+          <w:noProof w:val="0"/>
+          <w:sz w:val="24"/>
+          <w:szCs w:val="24"/>
+          <w:lang w:val="fr-FR"/>
+        </w:rPr>
+      </w:pPr>
+      <w:r>
+        <w:rPr>
+          <w:rFonts w:ascii="Times New Roman" w:hAnsi="Times New Roman" w:eastAsia="Times New Roman" w:cs="Times New Roman"/>
+          <w:b w:val="1"/>
+          <w:bCs w:val="1"/>
+          <w:noProof w:val="0"/>
+          <w:sz w:val="24"/>
+          <w:szCs w:val="24"/>
+          <w:lang w:val="fr-FR"/>
+        </w:rPr>
+        <w:t>Graphique linéaire : Nombre d'individus par année</w:t>
+      </w:r>
+    </w:p>
+    <w:p>
+      <w:pPr>
+        <w:pStyle w:val="Normal"/>
+        <w:spacing w:before="240" w:beforeAutospacing="off" w:after="240" w:afterAutospacing="off"/>
+        <w:ind w:left="708"/>
+        <w:jc w:val="both"/>
+        <w:rPr>
+          <w:rFonts w:ascii="Times New Roman" w:hAnsi="Times New Roman" w:eastAsia="Times New Roman" w:cs="Times New Roman"/>
+          <w:noProof w:val="0"/>
+          <w:sz w:val="24"/>
+          <w:szCs w:val="24"/>
+          <w:lang w:val="fr-FR"/>
+        </w:rPr>
+      </w:pPr>
+      <w:r>
+        <w:rPr>
+          <w:rFonts w:ascii="Times New Roman" w:hAnsi="Times New Roman" w:eastAsia="Times New Roman" w:cs="Times New Roman"/>
+          <w:noProof w:val="0"/>
+          <w:sz w:val="24"/>
+          <w:szCs w:val="24"/>
+          <w:lang w:val="fr-FR"/>
+        </w:rPr>
+        <w:t>Ce graphique</w:t>
+      </w:r>
+      <w:r>
+        <w:rPr>
+          <w:rFonts w:ascii="Times New Roman" w:hAnsi="Times New Roman" w:eastAsia="Times New Roman" w:cs="Times New Roman"/>
+          <w:noProof w:val="0"/>
+          <w:sz w:val="24"/>
+          <w:szCs w:val="24"/>
+          <w:lang w:val="fr-FR"/>
+        </w:rPr>
+        <w:t xml:space="preserve"> linéaire permet de visualiser l'évolution du nombre d'individus sur une période donnée. Cette visualisation est influencée par les filtres appliqués, comme les types de statistiques, les régions géographiques et les intervalles de temps sélectionnés.</w:t>
+      </w:r>
+      <w:r>
+        <w:br/>
+      </w:r>
+      <w:r>
+        <w:rPr>
+          <w:rFonts w:ascii="Times New Roman" w:hAnsi="Times New Roman" w:eastAsia="Times New Roman" w:cs="Times New Roman"/>
+          <w:noProof w:val="0"/>
+          <w:sz w:val="24"/>
+          <w:szCs w:val="24"/>
+          <w:lang w:val="fr-FR"/>
+        </w:rPr>
+        <w:t>Objectif: afficher l’évolution du VIH au cours de 2</w:t>
+      </w:r>
+      <w:r>
+        <w:rPr>
+          <w:rFonts w:ascii="Times New Roman" w:hAnsi="Times New Roman" w:eastAsia="Times New Roman" w:cs="Times New Roman"/>
+          <w:noProof w:val="0"/>
+          <w:sz w:val="24"/>
+          <w:szCs w:val="24"/>
+          <w:lang w:val="fr-FR"/>
+        </w:rPr>
+        <w:t>00 à 2018.</w:t>
+      </w:r>
+    </w:p>
+    <w:p>
+      <w:pPr>
+        <w:pStyle w:val="Normal"/>
+        <w:spacing w:before="240" w:beforeAutospacing="off" w:after="240" w:afterAutospacing="off"/>
+        <w:ind w:left="708"/>
+        <w:jc w:val="both"/>
+        <w:rPr>
+          <w:rFonts w:ascii="Times New Roman" w:hAnsi="Times New Roman" w:eastAsia="Times New Roman" w:cs="Times New Roman"/>
+          <w:b w:val="1"/>
+          <w:bCs w:val="1"/>
+          <w:noProof w:val="0"/>
+          <w:sz w:val="24"/>
+          <w:szCs w:val="24"/>
+          <w:lang w:val="fr-FR"/>
+        </w:rPr>
+      </w:pPr>
+      <w:r>
+        <w:rPr>
+          <w:rFonts w:ascii="Times New Roman" w:hAnsi="Times New Roman" w:eastAsia="Times New Roman" w:cs="Times New Roman"/>
+          <w:b w:val="1"/>
+          <w:bCs w:val="1"/>
+          <w:noProof w:val="0"/>
+          <w:sz w:val="24"/>
+          <w:szCs w:val="24"/>
+          <w:lang w:val="fr-FR"/>
+        </w:rPr>
+        <w:t>Filtres disponibles :</w:t>
+      </w:r>
+    </w:p>
+    <w:p>
+      <w:pPr>
+        <w:pStyle w:val="Normal"/>
+        <w:spacing w:before="240" w:beforeAutospacing="off" w:after="240" w:afterAutospacing="off"/>
+        <w:ind w:left="1416"/>
+        <w:jc w:val="both"/>
+        <w:rPr>
+          <w:rFonts w:ascii="Times New Roman" w:hAnsi="Times New Roman" w:eastAsia="Times New Roman" w:cs="Times New Roman"/>
+          <w:noProof w:val="0"/>
+          <w:sz w:val="24"/>
+          <w:szCs w:val="24"/>
+          <w:lang w:val="fr-FR"/>
+        </w:rPr>
+      </w:pPr>
+      <w:r>
+        <w:rPr>
+          <w:rFonts w:ascii="Times New Roman" w:hAnsi="Times New Roman" w:eastAsia="Times New Roman" w:cs="Times New Roman"/>
+          <w:b w:val="1"/>
+          <w:bCs w:val="1"/>
+          <w:noProof w:val="0"/>
+          <w:sz w:val="24"/>
+          <w:szCs w:val="24"/>
+          <w:lang w:val="fr-FR"/>
+        </w:rPr>
+        <w:t>Types de statistiques :</w:t>
+      </w:r>
+      <w:r>
+        <w:rPr>
+          <w:rFonts w:ascii="Times New Roman" w:hAnsi="Times New Roman" w:eastAsia="Times New Roman" w:cs="Times New Roman"/>
+          <w:noProof w:val="0"/>
+          <w:sz w:val="24"/>
+          <w:szCs w:val="24"/>
+          <w:lang w:val="fr-FR"/>
         </w:rPr>
         <w:t xml:space="preserve"> </w:t>
       </w:r>
-      <w:proofErr w:type="spellStart"/>
-      <w:r>
-        <w:rPr>
-          <w:sz w:val="24"/>
-          <w:szCs w:val="24"/>
-        </w:rPr>
-        <w:t>ac</w:t>
-      </w:r>
-      <w:proofErr w:type="spellEnd"/>
-      <w:r>
-        <w:rPr>
-          <w:sz w:val="24"/>
-          <w:szCs w:val="24"/>
+    </w:p>
+    <w:p>
+      <w:pPr>
+        <w:pStyle w:val="Normal"/>
+        <w:spacing w:before="240" w:beforeAutospacing="off" w:after="240" w:afterAutospacing="off"/>
+        <w:ind w:left="1416" w:firstLine="708"/>
+        <w:jc w:val="both"/>
+        <w:rPr>
+          <w:rFonts w:ascii="Times New Roman" w:hAnsi="Times New Roman" w:eastAsia="Times New Roman" w:cs="Times New Roman"/>
+          <w:noProof w:val="0"/>
+          <w:sz w:val="24"/>
+          <w:szCs w:val="24"/>
+          <w:lang w:val="fr-FR"/>
+        </w:rPr>
+      </w:pPr>
+      <w:r>
+        <w:rPr>
+          <w:rFonts w:ascii="Times New Roman" w:hAnsi="Times New Roman" w:eastAsia="Times New Roman" w:cs="Times New Roman"/>
+          <w:noProof w:val="0"/>
+          <w:sz w:val="24"/>
+          <w:szCs w:val="24"/>
+          <w:lang w:val="fr-FR"/>
+        </w:rPr>
+        <w:t>Permet de choisir parmi différents indicateurs comme le taux de mortalité, le taux de nouvelles infections, le taux de prévalence et le taux de transmission mère-enfant. Chaque statistique modifie les données affichées sur les graphiques.</w:t>
+      </w:r>
+    </w:p>
+    <w:p>
+      <w:pPr>
+        <w:pStyle w:val="Paragraphedeliste"/>
+        <w:spacing w:before="240" w:beforeAutospacing="off" w:after="240" w:afterAutospacing="off"/>
+        <w:ind w:left="1440"/>
+        <w:jc w:val="both"/>
+        <w:rPr>
+          <w:rFonts w:ascii="Times New Roman" w:hAnsi="Times New Roman" w:eastAsia="Times New Roman" w:cs="Times New Roman"/>
+          <w:b w:val="1"/>
+          <w:bCs w:val="1"/>
+          <w:noProof w:val="0"/>
+          <w:sz w:val="24"/>
+          <w:szCs w:val="24"/>
+          <w:lang w:val="fr-FR"/>
+        </w:rPr>
+      </w:pPr>
+    </w:p>
+    <w:p>
+      <w:pPr>
+        <w:pStyle w:val="Paragraphedeliste"/>
+        <w:spacing w:before="240" w:beforeAutospacing="off" w:after="240" w:afterAutospacing="off"/>
+        <w:ind w:left="1440"/>
+        <w:jc w:val="both"/>
+        <w:rPr>
+          <w:rFonts w:ascii="Times New Roman" w:hAnsi="Times New Roman" w:eastAsia="Times New Roman" w:cs="Times New Roman"/>
+          <w:b w:val="1"/>
+          <w:bCs w:val="1"/>
+          <w:noProof w:val="0"/>
+          <w:sz w:val="24"/>
+          <w:szCs w:val="24"/>
+          <w:lang w:val="fr-FR"/>
+        </w:rPr>
+      </w:pPr>
+    </w:p>
+    <w:p>
+      <w:pPr>
+        <w:pStyle w:val="Paragraphedeliste"/>
+        <w:spacing w:before="240" w:beforeAutospacing="off" w:after="240" w:afterAutospacing="off"/>
+        <w:ind w:left="1440"/>
+        <w:jc w:val="both"/>
+        <w:rPr>
+          <w:rFonts w:ascii="Times New Roman" w:hAnsi="Times New Roman" w:eastAsia="Times New Roman" w:cs="Times New Roman"/>
+          <w:noProof w:val="0"/>
+          <w:sz w:val="24"/>
+          <w:szCs w:val="24"/>
+          <w:lang w:val="fr-FR"/>
+        </w:rPr>
+      </w:pPr>
+      <w:r>
+        <w:rPr>
+          <w:rFonts w:ascii="Times New Roman" w:hAnsi="Times New Roman" w:eastAsia="Times New Roman" w:cs="Times New Roman"/>
+          <w:b w:val="1"/>
+          <w:bCs w:val="1"/>
+          <w:noProof w:val="0"/>
+          <w:sz w:val="24"/>
+          <w:szCs w:val="24"/>
+          <w:lang w:val="fr-FR"/>
+        </w:rPr>
+        <w:t>Régions OMS :</w:t>
+      </w:r>
+      <w:r>
+        <w:rPr>
+          <w:rFonts w:ascii="Times New Roman" w:hAnsi="Times New Roman" w:eastAsia="Times New Roman" w:cs="Times New Roman"/>
+          <w:noProof w:val="0"/>
+          <w:sz w:val="24"/>
+          <w:szCs w:val="24"/>
+          <w:lang w:val="fr-FR"/>
         </w:rPr>
         <w:t xml:space="preserve"> </w:t>
       </w:r>
-      <w:proofErr w:type="spellStart"/>
-      <w:r>
-        <w:rPr>
-          <w:sz w:val="24"/>
-          <w:szCs w:val="24"/>
-        </w:rPr>
-        <w:t>metus</w:t>
-      </w:r>
-      <w:proofErr w:type="spellEnd"/>
-      <w:r>
-        <w:rPr>
-          <w:sz w:val="24"/>
-          <w:szCs w:val="24"/>
-        </w:rPr>
-        <w:t xml:space="preserve"> a </w:t>
-      </w:r>
-      <w:proofErr w:type="spellStart"/>
-      <w:r>
-        <w:rPr>
-          <w:sz w:val="24"/>
-          <w:szCs w:val="24"/>
-        </w:rPr>
-        <w:t>velit</w:t>
-      </w:r>
-      <w:proofErr w:type="spellEnd"/>
-      <w:r>
-        <w:rPr>
-          <w:sz w:val="24"/>
-          <w:szCs w:val="24"/>
-        </w:rPr>
-        <w:t xml:space="preserve"> </w:t>
-      </w:r>
-      <w:proofErr w:type="spellStart"/>
-      <w:r>
-        <w:rPr>
-          <w:sz w:val="24"/>
-          <w:szCs w:val="24"/>
-        </w:rPr>
-        <w:t>molestie</w:t>
-      </w:r>
-      <w:proofErr w:type="spellEnd"/>
-      <w:r>
-        <w:rPr>
-          <w:sz w:val="24"/>
-          <w:szCs w:val="24"/>
-        </w:rPr>
-        <w:t xml:space="preserve"> </w:t>
-      </w:r>
-      <w:proofErr w:type="spellStart"/>
-      <w:r>
-        <w:rPr>
-          <w:sz w:val="24"/>
-          <w:szCs w:val="24"/>
-        </w:rPr>
-        <w:t>pellentesque</w:t>
-      </w:r>
-      <w:proofErr w:type="spellEnd"/>
-      <w:r>
-        <w:rPr>
-          <w:sz w:val="24"/>
-          <w:szCs w:val="24"/>
-        </w:rPr>
-        <w:t xml:space="preserve">. </w:t>
-      </w:r>
-      <w:proofErr w:type="spellStart"/>
-      <w:r>
-        <w:rPr>
-          <w:sz w:val="24"/>
-          <w:szCs w:val="24"/>
-        </w:rPr>
-        <w:t>Maecenas</w:t>
-      </w:r>
-      <w:proofErr w:type="spellEnd"/>
-      <w:r>
-        <w:rPr>
-          <w:sz w:val="24"/>
-          <w:szCs w:val="24"/>
-        </w:rPr>
-        <w:t xml:space="preserve"> at </w:t>
-      </w:r>
-      <w:proofErr w:type="spellStart"/>
-      <w:r>
-        <w:rPr>
-          <w:sz w:val="24"/>
-          <w:szCs w:val="24"/>
-        </w:rPr>
-        <w:t>luctus</w:t>
-      </w:r>
-      <w:proofErr w:type="spellEnd"/>
-      <w:r>
-        <w:rPr>
-          <w:sz w:val="24"/>
-          <w:szCs w:val="24"/>
-        </w:rPr>
-        <w:t xml:space="preserve"> magna. In </w:t>
-      </w:r>
-      <w:proofErr w:type="spellStart"/>
-      <w:r>
-        <w:rPr>
-          <w:sz w:val="24"/>
-          <w:szCs w:val="24"/>
-        </w:rPr>
-        <w:t>hac</w:t>
-      </w:r>
-      <w:proofErr w:type="spellEnd"/>
-      <w:r>
-        <w:rPr>
-          <w:sz w:val="24"/>
-          <w:szCs w:val="24"/>
-        </w:rPr>
-        <w:t xml:space="preserve"> habitasse </w:t>
-      </w:r>
-      <w:proofErr w:type="spellStart"/>
-      <w:r>
-        <w:rPr>
-          <w:sz w:val="24"/>
-          <w:szCs w:val="24"/>
-        </w:rPr>
-        <w:t>platea</w:t>
-      </w:r>
-      <w:proofErr w:type="spellEnd"/>
-      <w:r>
-        <w:rPr>
-          <w:sz w:val="24"/>
-          <w:szCs w:val="24"/>
-        </w:rPr>
-        <w:t xml:space="preserve"> </w:t>
-      </w:r>
-      <w:proofErr w:type="spellStart"/>
-      <w:r>
-        <w:rPr>
-          <w:sz w:val="24"/>
-          <w:szCs w:val="24"/>
-        </w:rPr>
-        <w:t>dictumst</w:t>
-      </w:r>
-      <w:proofErr w:type="spellEnd"/>
-      <w:r>
-        <w:rPr>
-          <w:sz w:val="24"/>
-          <w:szCs w:val="24"/>
-        </w:rPr>
-        <w:t xml:space="preserve">. </w:t>
-      </w:r>
-      <w:proofErr w:type="spellStart"/>
-      <w:r>
-        <w:rPr>
-          <w:sz w:val="24"/>
-          <w:szCs w:val="24"/>
-        </w:rPr>
-        <w:t>Etiam</w:t>
-      </w:r>
-      <w:proofErr w:type="spellEnd"/>
-      <w:r>
-        <w:rPr>
-          <w:sz w:val="24"/>
-          <w:szCs w:val="24"/>
-        </w:rPr>
-        <w:t xml:space="preserve"> </w:t>
-      </w:r>
-      <w:proofErr w:type="spellStart"/>
-      <w:r>
-        <w:rPr>
-          <w:sz w:val="24"/>
-          <w:szCs w:val="24"/>
-        </w:rPr>
-        <w:t>posuere</w:t>
-      </w:r>
-      <w:proofErr w:type="spellEnd"/>
-      <w:r>
-        <w:rPr>
-          <w:sz w:val="24"/>
-          <w:szCs w:val="24"/>
-        </w:rPr>
-        <w:t xml:space="preserve"> </w:t>
-      </w:r>
-      <w:proofErr w:type="spellStart"/>
-      <w:r>
-        <w:rPr>
-          <w:sz w:val="24"/>
-          <w:szCs w:val="24"/>
-        </w:rPr>
-        <w:t>sem</w:t>
-      </w:r>
-      <w:proofErr w:type="spellEnd"/>
-      <w:r>
-        <w:rPr>
-          <w:sz w:val="24"/>
-          <w:szCs w:val="24"/>
-        </w:rPr>
-        <w:t xml:space="preserve"> mi, </w:t>
-      </w:r>
-      <w:proofErr w:type="spellStart"/>
-      <w:r>
-        <w:rPr>
-          <w:sz w:val="24"/>
-          <w:szCs w:val="24"/>
-        </w:rPr>
-        <w:t>sed</w:t>
-      </w:r>
-      <w:proofErr w:type="spellEnd"/>
-      <w:r>
-        <w:rPr>
-          <w:sz w:val="24"/>
-          <w:szCs w:val="24"/>
-        </w:rPr>
-        <w:t xml:space="preserve"> </w:t>
-      </w:r>
-      <w:proofErr w:type="spellStart"/>
-      <w:r>
-        <w:rPr>
-          <w:sz w:val="24"/>
-          <w:szCs w:val="24"/>
-        </w:rPr>
-        <w:t>molestie</w:t>
-      </w:r>
-      <w:proofErr w:type="spellEnd"/>
-      <w:r>
-        <w:rPr>
-          <w:sz w:val="24"/>
-          <w:szCs w:val="24"/>
-        </w:rPr>
-        <w:t xml:space="preserve"> </w:t>
-      </w:r>
-      <w:proofErr w:type="spellStart"/>
-      <w:r>
-        <w:rPr>
-          <w:sz w:val="24"/>
-          <w:szCs w:val="24"/>
-        </w:rPr>
-        <w:t>dui</w:t>
-      </w:r>
-      <w:proofErr w:type="spellEnd"/>
-      <w:r>
-        <w:rPr>
-          <w:sz w:val="24"/>
-          <w:szCs w:val="24"/>
-        </w:rPr>
-        <w:t xml:space="preserve"> </w:t>
-      </w:r>
-      <w:proofErr w:type="spellStart"/>
-      <w:r>
-        <w:rPr>
-          <w:sz w:val="24"/>
-          <w:szCs w:val="24"/>
-        </w:rPr>
-        <w:t>pellentesque</w:t>
-      </w:r>
-      <w:proofErr w:type="spellEnd"/>
-      <w:r>
-        <w:rPr>
-          <w:sz w:val="24"/>
-          <w:szCs w:val="24"/>
-        </w:rPr>
-        <w:t xml:space="preserve"> ut. Sed </w:t>
-      </w:r>
-      <w:proofErr w:type="spellStart"/>
-      <w:r>
-        <w:rPr>
-          <w:sz w:val="24"/>
-          <w:szCs w:val="24"/>
-        </w:rPr>
-        <w:t>ac</w:t>
-      </w:r>
-      <w:proofErr w:type="spellEnd"/>
-      <w:r>
-        <w:rPr>
-          <w:sz w:val="24"/>
-          <w:szCs w:val="24"/>
-        </w:rPr>
-        <w:t xml:space="preserve"> </w:t>
-      </w:r>
-      <w:proofErr w:type="spellStart"/>
-      <w:r>
-        <w:rPr>
-          <w:sz w:val="24"/>
-          <w:szCs w:val="24"/>
-        </w:rPr>
-        <w:t>felis</w:t>
-      </w:r>
-      <w:proofErr w:type="spellEnd"/>
-      <w:r>
-        <w:rPr>
-          <w:sz w:val="24"/>
-          <w:szCs w:val="24"/>
-        </w:rPr>
-        <w:t xml:space="preserve"> </w:t>
-      </w:r>
-      <w:proofErr w:type="spellStart"/>
-      <w:r>
-        <w:rPr>
-          <w:sz w:val="24"/>
-          <w:szCs w:val="24"/>
-        </w:rPr>
-        <w:t>sit</w:t>
-      </w:r>
-      <w:proofErr w:type="spellEnd"/>
-      <w:r>
-        <w:rPr>
-          <w:sz w:val="24"/>
-          <w:szCs w:val="24"/>
-        </w:rPr>
-        <w:t xml:space="preserve"> </w:t>
-      </w:r>
-      <w:proofErr w:type="spellStart"/>
-      <w:r>
-        <w:rPr>
-          <w:sz w:val="24"/>
-          <w:szCs w:val="24"/>
-        </w:rPr>
-        <w:t>amet</w:t>
-      </w:r>
-      <w:proofErr w:type="spellEnd"/>
-      <w:r>
-        <w:rPr>
-          <w:sz w:val="24"/>
-          <w:szCs w:val="24"/>
-        </w:rPr>
-        <w:t xml:space="preserve"> </w:t>
-      </w:r>
-      <w:proofErr w:type="spellStart"/>
-      <w:r>
-        <w:rPr>
-          <w:sz w:val="24"/>
-          <w:szCs w:val="24"/>
-        </w:rPr>
-        <w:t>nulla</w:t>
-      </w:r>
-      <w:proofErr w:type="spellEnd"/>
-      <w:r>
-        <w:rPr>
-          <w:sz w:val="24"/>
-          <w:szCs w:val="24"/>
-        </w:rPr>
-        <w:t xml:space="preserve"> pretium mollis </w:t>
-      </w:r>
-      <w:proofErr w:type="spellStart"/>
-      <w:r>
-        <w:rPr>
-          <w:sz w:val="24"/>
-          <w:szCs w:val="24"/>
-        </w:rPr>
-        <w:t>finibus</w:t>
-      </w:r>
-      <w:proofErr w:type="spellEnd"/>
-      <w:r>
-        <w:rPr>
-          <w:sz w:val="24"/>
-          <w:szCs w:val="24"/>
-        </w:rPr>
-        <w:t xml:space="preserve"> </w:t>
-      </w:r>
-      <w:proofErr w:type="spellStart"/>
-      <w:r>
-        <w:rPr>
-          <w:sz w:val="24"/>
-          <w:szCs w:val="24"/>
-        </w:rPr>
-        <w:t>quis</w:t>
-      </w:r>
-      <w:proofErr w:type="spellEnd"/>
-      <w:r>
-        <w:rPr>
-          <w:sz w:val="24"/>
-          <w:szCs w:val="24"/>
-        </w:rPr>
-        <w:t xml:space="preserve"> magna. </w:t>
-      </w:r>
-      <w:proofErr w:type="spellStart"/>
-      <w:r>
-        <w:rPr>
-          <w:sz w:val="24"/>
-          <w:szCs w:val="24"/>
-        </w:rPr>
-        <w:t>Proin</w:t>
-      </w:r>
-      <w:proofErr w:type="spellEnd"/>
-      <w:r>
-        <w:rPr>
-          <w:sz w:val="24"/>
-          <w:szCs w:val="24"/>
-        </w:rPr>
-        <w:t xml:space="preserve"> vitae </w:t>
-      </w:r>
-      <w:proofErr w:type="spellStart"/>
-      <w:r>
-        <w:rPr>
-          <w:sz w:val="24"/>
-          <w:szCs w:val="24"/>
-        </w:rPr>
-        <w:t>facilisis</w:t>
-      </w:r>
-      <w:proofErr w:type="spellEnd"/>
-      <w:r>
-        <w:rPr>
-          <w:sz w:val="24"/>
-          <w:szCs w:val="24"/>
-        </w:rPr>
-        <w:t xml:space="preserve"> </w:t>
-      </w:r>
-      <w:proofErr w:type="spellStart"/>
-      <w:r>
-        <w:rPr>
-          <w:sz w:val="24"/>
-          <w:szCs w:val="24"/>
-        </w:rPr>
-        <w:t>nisi</w:t>
-      </w:r>
-      <w:proofErr w:type="spellEnd"/>
-      <w:r>
-        <w:rPr>
-          <w:sz w:val="24"/>
-          <w:szCs w:val="24"/>
-        </w:rPr>
-        <w:t xml:space="preserve">, non </w:t>
-      </w:r>
-      <w:proofErr w:type="spellStart"/>
-      <w:r>
-        <w:rPr>
-          <w:sz w:val="24"/>
-          <w:szCs w:val="24"/>
-        </w:rPr>
-        <w:t>condimentum</w:t>
-      </w:r>
-      <w:proofErr w:type="spellEnd"/>
-      <w:r>
-        <w:rPr>
-          <w:sz w:val="24"/>
-          <w:szCs w:val="24"/>
-        </w:rPr>
-        <w:t xml:space="preserve"> </w:t>
-      </w:r>
-      <w:proofErr w:type="spellStart"/>
-      <w:r>
-        <w:rPr>
-          <w:sz w:val="24"/>
-          <w:szCs w:val="24"/>
-        </w:rPr>
-        <w:t>urna</w:t>
-      </w:r>
-      <w:proofErr w:type="spellEnd"/>
-      <w:r>
-        <w:rPr>
-          <w:sz w:val="24"/>
-          <w:szCs w:val="24"/>
-        </w:rPr>
-        <w:t xml:space="preserve">. In </w:t>
-      </w:r>
-      <w:proofErr w:type="spellStart"/>
-      <w:r>
-        <w:rPr>
-          <w:sz w:val="24"/>
-          <w:szCs w:val="24"/>
-        </w:rPr>
-        <w:t>iaculis</w:t>
-      </w:r>
-      <w:proofErr w:type="spellEnd"/>
-      <w:r>
-        <w:rPr>
-          <w:sz w:val="24"/>
-          <w:szCs w:val="24"/>
-        </w:rPr>
-        <w:t xml:space="preserve"> </w:t>
-      </w:r>
-      <w:proofErr w:type="spellStart"/>
-      <w:r>
-        <w:rPr>
-          <w:sz w:val="24"/>
-          <w:szCs w:val="24"/>
-        </w:rPr>
-        <w:t>volutpat</w:t>
-      </w:r>
-      <w:proofErr w:type="spellEnd"/>
-      <w:r>
-        <w:rPr>
-          <w:sz w:val="24"/>
-          <w:szCs w:val="24"/>
-        </w:rPr>
-        <w:t xml:space="preserve"> </w:t>
-      </w:r>
-      <w:proofErr w:type="spellStart"/>
-      <w:r>
-        <w:rPr>
-          <w:sz w:val="24"/>
-          <w:szCs w:val="24"/>
-        </w:rPr>
-        <w:t>elit</w:t>
-      </w:r>
-      <w:proofErr w:type="spellEnd"/>
-      <w:r>
-        <w:rPr>
-          <w:sz w:val="24"/>
-          <w:szCs w:val="24"/>
-        </w:rPr>
-        <w:t xml:space="preserve">, </w:t>
-      </w:r>
-      <w:proofErr w:type="spellStart"/>
-      <w:r>
-        <w:rPr>
-          <w:sz w:val="24"/>
-          <w:szCs w:val="24"/>
-        </w:rPr>
-        <w:t>sed</w:t>
-      </w:r>
-      <w:proofErr w:type="spellEnd"/>
-      <w:r>
-        <w:rPr>
-          <w:sz w:val="24"/>
-          <w:szCs w:val="24"/>
-        </w:rPr>
-        <w:t xml:space="preserve"> tristique </w:t>
-      </w:r>
-      <w:proofErr w:type="spellStart"/>
-      <w:r>
-        <w:rPr>
-          <w:sz w:val="24"/>
-          <w:szCs w:val="24"/>
-        </w:rPr>
-        <w:t>justo</w:t>
-      </w:r>
-      <w:proofErr w:type="spellEnd"/>
-      <w:r>
-        <w:rPr>
-          <w:sz w:val="24"/>
-          <w:szCs w:val="24"/>
-        </w:rPr>
-        <w:t xml:space="preserve"> </w:t>
-      </w:r>
-      <w:proofErr w:type="spellStart"/>
-      <w:r>
-        <w:rPr>
-          <w:sz w:val="24"/>
-          <w:szCs w:val="24"/>
-        </w:rPr>
-        <w:t>dapibus</w:t>
-      </w:r>
-      <w:proofErr w:type="spellEnd"/>
-      <w:r>
-        <w:rPr>
-          <w:sz w:val="24"/>
-          <w:szCs w:val="24"/>
-        </w:rPr>
-        <w:t xml:space="preserve"> </w:t>
-      </w:r>
-      <w:proofErr w:type="spellStart"/>
-      <w:r>
-        <w:rPr>
-          <w:sz w:val="24"/>
-          <w:szCs w:val="24"/>
-        </w:rPr>
-        <w:t>scelerisque</w:t>
-      </w:r>
-      <w:proofErr w:type="spellEnd"/>
-      <w:r>
-        <w:rPr>
-          <w:sz w:val="24"/>
-          <w:szCs w:val="24"/>
-        </w:rPr>
-        <w:t xml:space="preserve">. </w:t>
-      </w:r>
-      <w:proofErr w:type="spellStart"/>
-      <w:r>
-        <w:rPr>
-          <w:sz w:val="24"/>
-          <w:szCs w:val="24"/>
-        </w:rPr>
-        <w:t>Quisque</w:t>
-      </w:r>
-      <w:proofErr w:type="spellEnd"/>
-      <w:r>
-        <w:rPr>
-          <w:sz w:val="24"/>
-          <w:szCs w:val="24"/>
-        </w:rPr>
-        <w:t xml:space="preserve"> </w:t>
-      </w:r>
-      <w:proofErr w:type="spellStart"/>
-      <w:r>
-        <w:rPr>
-          <w:sz w:val="24"/>
-          <w:szCs w:val="24"/>
-        </w:rPr>
-        <w:t>dui</w:t>
-      </w:r>
-      <w:proofErr w:type="spellEnd"/>
-      <w:r>
-        <w:rPr>
-          <w:sz w:val="24"/>
-          <w:szCs w:val="24"/>
-        </w:rPr>
-        <w:t xml:space="preserve"> ante, </w:t>
-      </w:r>
-      <w:proofErr w:type="spellStart"/>
-      <w:r>
-        <w:rPr>
-          <w:sz w:val="24"/>
-          <w:szCs w:val="24"/>
-        </w:rPr>
-        <w:t>scelerisque</w:t>
-      </w:r>
-      <w:proofErr w:type="spellEnd"/>
-      <w:r>
-        <w:rPr>
-          <w:sz w:val="24"/>
-          <w:szCs w:val="24"/>
-        </w:rPr>
-        <w:t xml:space="preserve"> vitae </w:t>
-      </w:r>
-      <w:proofErr w:type="spellStart"/>
-      <w:r>
-        <w:rPr>
-          <w:sz w:val="24"/>
-          <w:szCs w:val="24"/>
-        </w:rPr>
-        <w:t>venenatis</w:t>
-      </w:r>
-      <w:proofErr w:type="spellEnd"/>
-      <w:r>
-        <w:rPr>
-          <w:sz w:val="24"/>
-          <w:szCs w:val="24"/>
-        </w:rPr>
-        <w:t xml:space="preserve"> nec, </w:t>
-      </w:r>
-      <w:proofErr w:type="spellStart"/>
-      <w:r>
-        <w:rPr>
-          <w:sz w:val="24"/>
-          <w:szCs w:val="24"/>
-        </w:rPr>
-        <w:t>volutpat</w:t>
-      </w:r>
-      <w:proofErr w:type="spellEnd"/>
-      <w:r>
-        <w:rPr>
-          <w:sz w:val="24"/>
-          <w:szCs w:val="24"/>
-        </w:rPr>
-        <w:t xml:space="preserve"> </w:t>
-      </w:r>
-      <w:proofErr w:type="spellStart"/>
-      <w:r>
-        <w:rPr>
-          <w:sz w:val="24"/>
-          <w:szCs w:val="24"/>
-        </w:rPr>
-        <w:t>sed</w:t>
-      </w:r>
-      <w:proofErr w:type="spellEnd"/>
-      <w:r>
-        <w:rPr>
-          <w:sz w:val="24"/>
-          <w:szCs w:val="24"/>
-        </w:rPr>
-        <w:t xml:space="preserve"> </w:t>
-      </w:r>
-      <w:proofErr w:type="spellStart"/>
-      <w:r>
-        <w:rPr>
-          <w:sz w:val="24"/>
-          <w:szCs w:val="24"/>
-        </w:rPr>
-        <w:t>nibh</w:t>
-      </w:r>
-      <w:proofErr w:type="spellEnd"/>
-      <w:r>
-        <w:rPr>
-          <w:sz w:val="24"/>
-          <w:szCs w:val="24"/>
-        </w:rPr>
-        <w:t>.</w:t>
-      </w:r>
-    </w:p>
-    <w:p>
-      <w:pPr>
-        <w:pStyle w:val="Sansinterligne"/>
-      </w:pPr>
-    </w:p>
-    <w:p>
-      <w:pPr>
-        <w:pStyle w:val="Sansinterligne"/>
-      </w:pPr>
-    </w:p>
-    <w:p>
-      <w:pPr>
+    </w:p>
+    <w:p>
+      <w:pPr>
+        <w:pStyle w:val="Paragraphedeliste"/>
+        <w:spacing w:before="240" w:beforeAutospacing="off" w:after="240" w:afterAutospacing="off"/>
+        <w:ind w:left="1440"/>
+        <w:jc w:val="both"/>
+        <w:rPr>
+          <w:rFonts w:ascii="Times New Roman" w:hAnsi="Times New Roman" w:eastAsia="Times New Roman" w:cs="Times New Roman"/>
+          <w:noProof w:val="0"/>
+          <w:sz w:val="24"/>
+          <w:szCs w:val="24"/>
+          <w:lang w:val="fr-FR"/>
+        </w:rPr>
+      </w:pPr>
+    </w:p>
+    <w:p>
+      <w:pPr>
+        <w:pStyle w:val="Paragraphedeliste"/>
+        <w:spacing w:before="240" w:beforeAutospacing="off" w:after="240" w:afterAutospacing="off"/>
+        <w:ind w:left="1440" w:firstLine="708"/>
+        <w:jc w:val="both"/>
+        <w:rPr>
+          <w:rFonts w:ascii="Times New Roman" w:hAnsi="Times New Roman" w:eastAsia="Times New Roman" w:cs="Times New Roman"/>
+          <w:noProof w:val="0"/>
+          <w:sz w:val="24"/>
+          <w:szCs w:val="24"/>
+          <w:lang w:val="fr-FR"/>
+        </w:rPr>
+      </w:pPr>
+      <w:r>
+        <w:rPr>
+          <w:rFonts w:ascii="Times New Roman" w:hAnsi="Times New Roman" w:eastAsia="Times New Roman" w:cs="Times New Roman"/>
+          <w:noProof w:val="0"/>
+          <w:sz w:val="24"/>
+          <w:szCs w:val="24"/>
+          <w:lang w:val="fr-FR"/>
+        </w:rPr>
+        <w:t>Offre la possibilité de filtrer les données par région géographique (Afrique, Amériques, Méditerranée orientale, Europe, Asie du Sud-Est, Pacifique occidental). Ce filtre ajuste les résultats selon la région sélectionnée.</w:t>
+      </w:r>
+    </w:p>
+    <w:p>
+      <w:pPr>
+        <w:pStyle w:val="Paragraphedeliste"/>
+        <w:spacing w:before="240" w:beforeAutospacing="off" w:after="240" w:afterAutospacing="off"/>
+        <w:ind w:left="1440" w:firstLine="708"/>
+        <w:jc w:val="both"/>
+        <w:rPr>
+          <w:rFonts w:ascii="Times New Roman" w:hAnsi="Times New Roman" w:eastAsia="Times New Roman" w:cs="Times New Roman"/>
+          <w:noProof w:val="0"/>
+          <w:sz w:val="24"/>
+          <w:szCs w:val="24"/>
+          <w:lang w:val="fr-FR"/>
+        </w:rPr>
+      </w:pPr>
+    </w:p>
+    <w:p>
+      <w:pPr>
+        <w:pStyle w:val="Paragraphedeliste"/>
+        <w:spacing w:before="240" w:beforeAutospacing="off" w:after="240" w:afterAutospacing="off"/>
+        <w:ind w:left="1440"/>
+        <w:jc w:val="both"/>
+        <w:rPr>
+          <w:rFonts w:ascii="Times New Roman" w:hAnsi="Times New Roman" w:eastAsia="Times New Roman" w:cs="Times New Roman"/>
+          <w:noProof w:val="0"/>
+          <w:sz w:val="24"/>
+          <w:szCs w:val="24"/>
+          <w:lang w:val="fr-FR"/>
+        </w:rPr>
+      </w:pPr>
+      <w:r>
+        <w:rPr>
+          <w:rFonts w:ascii="Times New Roman" w:hAnsi="Times New Roman" w:eastAsia="Times New Roman" w:cs="Times New Roman"/>
+          <w:b w:val="1"/>
+          <w:bCs w:val="1"/>
+          <w:noProof w:val="0"/>
+          <w:sz w:val="24"/>
+          <w:szCs w:val="24"/>
+          <w:lang w:val="fr-FR"/>
+        </w:rPr>
+        <w:t>Intervalle d'années :</w:t>
+      </w:r>
+    </w:p>
+    <w:p>
+      <w:pPr>
+        <w:pStyle w:val="Normal"/>
+        <w:spacing w:before="240" w:beforeAutospacing="off" w:after="240" w:afterAutospacing="off"/>
+        <w:ind w:left="1440" w:firstLine="708"/>
+        <w:jc w:val="both"/>
+        <w:rPr>
+          <w:rFonts w:ascii="Times New Roman" w:hAnsi="Times New Roman" w:eastAsia="Times New Roman" w:cs="Times New Roman"/>
+          <w:noProof w:val="0"/>
+          <w:sz w:val="24"/>
+          <w:szCs w:val="24"/>
+          <w:lang w:val="fr-FR"/>
+        </w:rPr>
+      </w:pPr>
+      <w:r>
+        <w:rPr>
+          <w:rFonts w:ascii="Times New Roman" w:hAnsi="Times New Roman" w:eastAsia="Times New Roman" w:cs="Times New Roman"/>
+          <w:noProof w:val="0"/>
+          <w:sz w:val="24"/>
+          <w:szCs w:val="24"/>
+          <w:lang w:val="fr-FR"/>
+        </w:rPr>
+        <w:t xml:space="preserve"> Grâce à un curseur de sélection d'années, on peut définir une période spécifique à analyser, influençant toutes les visualisations du tableau de bord.</w:t>
+      </w:r>
+    </w:p>
+    <w:p>
+      <w:pPr>
+        <w:pStyle w:val="Normal"/>
+        <w:spacing w:before="240" w:beforeAutospacing="off" w:after="240" w:afterAutospacing="off"/>
+        <w:ind w:left="0"/>
+        <w:jc w:val="both"/>
+        <w:rPr>
+          <w:rFonts w:ascii="Times New Roman" w:hAnsi="Times New Roman" w:eastAsia="Times New Roman" w:cs="Times New Roman"/>
+          <w:b w:val="1"/>
+          <w:bCs w:val="1"/>
+          <w:noProof w:val="0"/>
+          <w:sz w:val="24"/>
+          <w:szCs w:val="24"/>
+          <w:lang w:val="fr-FR"/>
+        </w:rPr>
+      </w:pPr>
+      <w:r>
+        <w:rPr>
+          <w:rFonts w:ascii="Times New Roman" w:hAnsi="Times New Roman" w:eastAsia="Times New Roman" w:cs="Times New Roman"/>
+          <w:b w:val="1"/>
+          <w:bCs w:val="1"/>
+          <w:noProof w:val="0"/>
+          <w:sz w:val="24"/>
+          <w:szCs w:val="24"/>
+          <w:lang w:val="fr-FR"/>
+        </w:rPr>
+        <w:t>Somme des individus :</w:t>
+      </w:r>
+    </w:p>
+    <w:p>
+      <w:pPr>
+        <w:pStyle w:val="Paragraphedeliste"/>
+        <w:spacing w:before="240" w:beforeAutospacing="off" w:after="240" w:afterAutospacing="off"/>
+        <w:ind w:left="1440" w:firstLine="708"/>
+        <w:jc w:val="both"/>
+        <w:rPr>
+          <w:rFonts w:ascii="Times New Roman" w:hAnsi="Times New Roman" w:eastAsia="Times New Roman" w:cs="Times New Roman"/>
+          <w:noProof w:val="0"/>
+          <w:sz w:val="24"/>
+          <w:szCs w:val="24"/>
+          <w:lang w:val="fr-FR"/>
+        </w:rPr>
+      </w:pPr>
+      <w:r>
+        <w:rPr>
+          <w:rFonts w:ascii="Times New Roman" w:hAnsi="Times New Roman" w:eastAsia="Times New Roman" w:cs="Times New Roman"/>
+          <w:noProof w:val="0"/>
+          <w:sz w:val="24"/>
+          <w:szCs w:val="24"/>
+          <w:lang w:val="fr-FR"/>
+        </w:rPr>
+        <w:t>Ce compteur affiche le total des individus correspondant aux filtres appliqués. Il reflète directement les sélections effectuées sur les types de statistiques, les régions et la période choisie.</w:t>
+      </w:r>
+    </w:p>
+    <w:p>
+      <w:pPr>
+        <w:pStyle w:val="Normal"/>
+        <w:spacing w:before="240" w:beforeAutospacing="off" w:after="240" w:afterAutospacing="off"/>
+        <w:ind w:left="0"/>
+        <w:jc w:val="both"/>
+        <w:rPr>
+          <w:rFonts w:ascii="Times New Roman" w:hAnsi="Times New Roman" w:eastAsia="Times New Roman" w:cs="Times New Roman"/>
+          <w:b w:val="1"/>
+          <w:bCs w:val="1"/>
+          <w:noProof w:val="0"/>
+          <w:sz w:val="24"/>
+          <w:szCs w:val="24"/>
+          <w:lang w:val="fr-FR"/>
+        </w:rPr>
+      </w:pPr>
+      <w:r>
+        <w:rPr>
+          <w:rFonts w:ascii="Times New Roman" w:hAnsi="Times New Roman" w:eastAsia="Times New Roman" w:cs="Times New Roman"/>
+          <w:b w:val="1"/>
+          <w:bCs w:val="1"/>
+          <w:noProof w:val="0"/>
+          <w:sz w:val="24"/>
+          <w:szCs w:val="24"/>
+          <w:lang w:val="fr-FR"/>
+        </w:rPr>
+        <w:t>Moyenne de couverture par types de traitement (diagramme circulaire) :</w:t>
+      </w:r>
+    </w:p>
+    <w:p>
+      <w:pPr>
+        <w:pStyle w:val="Normal"/>
+        <w:spacing w:before="240" w:beforeAutospacing="off" w:after="240" w:afterAutospacing="off"/>
+        <w:ind w:left="1416" w:firstLine="708"/>
+        <w:jc w:val="both"/>
+        <w:rPr>
+          <w:rFonts w:ascii="Times New Roman" w:hAnsi="Times New Roman" w:eastAsia="Times New Roman" w:cs="Times New Roman"/>
+          <w:noProof w:val="0"/>
+          <w:sz w:val="24"/>
+          <w:szCs w:val="24"/>
+          <w:lang w:val="fr-FR"/>
+        </w:rPr>
+      </w:pPr>
+      <w:r>
+        <w:rPr>
+          <w:rFonts w:ascii="Times New Roman" w:hAnsi="Times New Roman" w:eastAsia="Times New Roman" w:cs="Times New Roman"/>
+          <w:noProof w:val="0"/>
+          <w:sz w:val="24"/>
+          <w:szCs w:val="24"/>
+          <w:lang w:val="fr-FR"/>
+        </w:rPr>
+        <w:t>Le diagramme circulaire illustre la répartition des différents types de traitements (pédiatrique, adulte, prévention de la transmission). Cette répartition change en fonction des filtres de région</w:t>
+      </w:r>
+      <w:r>
+        <w:rPr>
+          <w:rFonts w:ascii="Times New Roman" w:hAnsi="Times New Roman" w:eastAsia="Times New Roman" w:cs="Times New Roman"/>
+          <w:noProof w:val="0"/>
+          <w:sz w:val="24"/>
+          <w:szCs w:val="24"/>
+          <w:lang w:val="fr-FR"/>
+        </w:rPr>
+        <w:t xml:space="preserve"> et types de traitement.</w:t>
+      </w:r>
+    </w:p>
+    <w:p>
+      <w:pPr>
+        <w:pStyle w:val="Normal"/>
+        <w:spacing w:before="240" w:beforeAutospacing="off" w:after="240" w:afterAutospacing="off"/>
+        <w:ind w:left="0"/>
+        <w:jc w:val="both"/>
+        <w:rPr>
+          <w:rFonts w:ascii="Times New Roman" w:hAnsi="Times New Roman" w:eastAsia="Times New Roman" w:cs="Times New Roman"/>
+          <w:b w:val="1"/>
+          <w:bCs w:val="1"/>
+          <w:noProof w:val="0"/>
+          <w:sz w:val="24"/>
+          <w:szCs w:val="24"/>
+          <w:lang w:val="fr-FR"/>
+        </w:rPr>
+      </w:pPr>
+      <w:r>
+        <w:rPr>
+          <w:rFonts w:ascii="Times New Roman" w:hAnsi="Times New Roman" w:eastAsia="Times New Roman" w:cs="Times New Roman"/>
+          <w:b w:val="1"/>
+          <w:bCs w:val="1"/>
+          <w:noProof w:val="0"/>
+          <w:sz w:val="24"/>
+          <w:szCs w:val="24"/>
+          <w:lang w:val="fr-FR"/>
+        </w:rPr>
+        <w:t xml:space="preserve">Population par </w:t>
+      </w:r>
+      <w:r>
+        <w:rPr>
+          <w:rFonts w:ascii="Times New Roman" w:hAnsi="Times New Roman" w:eastAsia="Times New Roman" w:cs="Times New Roman"/>
+          <w:b w:val="1"/>
+          <w:bCs w:val="1"/>
+          <w:noProof w:val="0"/>
+          <w:sz w:val="24"/>
+          <w:szCs w:val="24"/>
+          <w:lang w:val="fr-FR"/>
+        </w:rPr>
+        <w:t>année :</w:t>
+      </w:r>
+    </w:p>
+    <w:p>
+      <w:pPr>
+        <w:pStyle w:val="Normal"/>
+        <w:spacing w:before="240" w:beforeAutospacing="off" w:after="240" w:afterAutospacing="off"/>
+        <w:ind w:left="1416" w:firstLine="708"/>
+        <w:jc w:val="both"/>
+        <w:rPr>
+          <w:rFonts w:ascii="Times New Roman" w:hAnsi="Times New Roman" w:eastAsia="Times New Roman" w:cs="Times New Roman"/>
+          <w:noProof w:val="0"/>
+          <w:sz w:val="24"/>
+          <w:szCs w:val="24"/>
+          <w:lang w:val="fr-FR"/>
+        </w:rPr>
+      </w:pPr>
+      <w:r>
+        <w:rPr>
+          <w:rFonts w:ascii="Times New Roman" w:hAnsi="Times New Roman" w:eastAsia="Times New Roman" w:cs="Times New Roman"/>
+          <w:noProof w:val="0"/>
+          <w:sz w:val="24"/>
+          <w:szCs w:val="24"/>
+          <w:lang w:val="fr-FR"/>
+        </w:rPr>
+        <w:t>Ce tableau présente le nombre total de population pour chaque année disponible dans l'intervalle sélectionné. Il permet de comparer l'évolution de la population avec les autres indicateurs affichés.</w:t>
+      </w:r>
+    </w:p>
+    <w:p>
+      <w:pPr>
+        <w:spacing w:before="240" w:beforeAutospacing="off" w:after="240" w:afterAutospacing="off"/>
+        <w:jc w:val="both"/>
+        <w:rPr>
+          <w:rFonts w:ascii="Times New Roman" w:hAnsi="Times New Roman" w:eastAsia="Times New Roman" w:cs="Times New Roman"/>
+          <w:b w:val="0"/>
+          <w:bCs w:val="0"/>
+          <w:noProof w:val="0"/>
+          <w:sz w:val="24"/>
+          <w:szCs w:val="24"/>
+          <w:lang w:val="fr-FR"/>
+        </w:rPr>
+      </w:pPr>
+      <w:r>
+        <w:rPr>
+          <w:rFonts w:ascii="Times New Roman" w:hAnsi="Times New Roman" w:eastAsia="Times New Roman" w:cs="Times New Roman"/>
+          <w:b w:val="0"/>
+          <w:bCs w:val="0"/>
+          <w:noProof w:val="0"/>
+          <w:sz w:val="24"/>
+          <w:szCs w:val="24"/>
+          <w:lang w:val="fr-FR"/>
+        </w:rPr>
+        <w:t xml:space="preserve"> La visualisation Power BI est construite pour offrir une analyse flexible et dynamique des données de santé publique liées au VIH. Les différents filtres permettent d'affiner la vue et d'explorer les données sous plusieurs angles : en fonction des périodes, des régions géographiques et des types de statistiques. Cela aide à mieux comprendre les tendances, les évolutions et la répartition des traitements au fil des années.</w:t>
+      </w:r>
+    </w:p>
+    <w:p>
+      <w:pPr>
+        <w:jc w:val="both"/>
+        <w:rPr>
+          <w:sz w:val="24"/>
+          <w:szCs w:val="24"/>
+        </w:rPr>
+      </w:pPr>
+    </w:p>
+    <w:p w14:noSpellErr="1">
+      <w:pPr>
+        <w:pStyle w:val="Sansinterligne"/>
+        <w:jc w:val="both"/>
+      </w:pPr>
+    </w:p>
+    <w:p w14:noSpellErr="1">
+      <w:pPr>
+        <w:pStyle w:val="Sansinterligne"/>
+        <w:jc w:val="both"/>
+      </w:pPr>
+    </w:p>
+    <w:p w14:noSpellErr="1">
+      <w:pPr>
+        <w:jc w:val="both"/>
         <w:rPr>
           <w:rStyle w:val="lev"/>
-          <w:rFonts w:asciiTheme="majorHAnsi" w:eastAsiaTheme="majorEastAsia" w:hAnsiTheme="majorHAnsi" w:cstheme="majorBidi"/>
+          <w:rFonts w:ascii="Calibri" w:hAnsi="Calibri" w:eastAsia="" w:cs="" w:asciiTheme="majorAscii" w:hAnsiTheme="majorAscii" w:eastAsiaTheme="majorEastAsia" w:cstheme="majorBidi"/>
           <w:spacing w:val="-10"/>
           <w:kern w:val="28"/>
           <w:sz w:val="56"/>
@@ -8157,9 +8054,10 @@
         <w:br w:type="page"/>
       </w:r>
     </w:p>
-    <w:p>
+    <w:p w14:noSpellErr="1">
       <w:pPr>
         <w:pStyle w:val="Titre"/>
+        <w:jc w:val="both"/>
         <w:rPr>
           <w:rStyle w:val="lev"/>
         </w:rPr>
@@ -8168,15 +8066,19 @@
         <w:rPr>
           <w:rStyle w:val="lev"/>
         </w:rPr>
-        <w:lastRenderedPageBreak/>
         <w:t>Conclusion</w:t>
       </w:r>
     </w:p>
-    <w:p/>
-    <w:p>
+    <w:p w14:noSpellErr="1">
+      <w:pPr>
+        <w:jc w:val="both"/>
+      </w:pPr>
+    </w:p>
+    <w:p w14:noSpellErr="1">
       <w:pPr>
         <w:pStyle w:val="Sansinterligne"/>
         <w:ind w:firstLine="708"/>
+        <w:jc w:val="both"/>
         <w:rPr>
           <w:sz w:val="24"/>
           <w:szCs w:val="24"/>
@@ -8197,10 +8099,11 @@
         <w:t>Les différentes étapes suivies, allant de la modélisation de la base de données à la création de visualisations interactives avec Power BI, ont démontré l'importance d'une architecture de données bien pensée, d'un processus ETL rigoureux et d'une API performante. Grâce à cette démarche méthodologique, nous avons pu extraire des informations pertinentes et stratégiques, facilitant ainsi la compréhension et l'analyse de l'épidémie du VIH.</w:t>
       </w:r>
     </w:p>
-    <w:p>
+    <w:p w14:noSpellErr="1">
       <w:pPr>
         <w:pStyle w:val="Sansinterligne"/>
         <w:ind w:firstLine="708"/>
+        <w:jc w:val="both"/>
         <w:rPr>
           <w:sz w:val="24"/>
           <w:szCs w:val="24"/>
@@ -8242,10 +8145,11 @@
         <w:t xml:space="preserve">Afin d’enrichir les perspectives potentielles qu’offre la visualisation de ces données. </w:t>
       </w:r>
     </w:p>
-    <w:p>
+    <w:p w14:noSpellErr="1">
       <w:pPr>
         <w:pStyle w:val="Sansinterligne"/>
         <w:ind w:firstLine="708"/>
+        <w:jc w:val="both"/>
         <w:rPr>
           <w:sz w:val="24"/>
           <w:szCs w:val="24"/>
@@ -8259,7 +8163,11 @@
         <w:t>Les résultats obtenus montrent que l'exploitation des données à travers des outils modernes et adaptés peut non seulement améliorer la qualité des analyses, mais également apporter des insights précieux pour la lutte contre des épidémies telles que le VIH. En somme, ce projet met en lumière le potentiel des solutions basées sur l'intelligence artificielle pour répondre aux défis sanitaires actuels et futurs.</w:t>
       </w:r>
     </w:p>
-    <w:p/>
+    <w:p w14:noSpellErr="1">
+      <w:pPr>
+        <w:jc w:val="both"/>
+      </w:pPr>
+    </w:p>
     <w:p>
       <w:pPr>
         <w:pStyle w:val="Sansinterligne"/>
@@ -8269,7 +8177,7 @@
       <w:pPr>
         <w:rPr>
           <w:rStyle w:val="lev"/>
-          <w:rFonts w:asciiTheme="majorHAnsi" w:eastAsiaTheme="majorEastAsia" w:hAnsiTheme="majorHAnsi" w:cstheme="majorBidi"/>
+          <w:rFonts w:asciiTheme="majorHAnsi" w:hAnsiTheme="majorHAnsi" w:eastAsiaTheme="majorEastAsia" w:cstheme="majorBidi"/>
           <w:spacing w:val="-10"/>
           <w:kern w:val="28"/>
           <w:sz w:val="56"/>
@@ -9315,13 +9223,203 @@
         <w:pStyle w:val="Sansinterligne"/>
       </w:pPr>
       <w:r>
+        <w:rPr/>
         <w:t xml:space="preserve">Visualisation </w:t>
       </w:r>
-      <w:proofErr w:type="spellStart"/>
-      <w:r>
-        <w:t>PowerBI</w:t>
-      </w:r>
-      <w:proofErr w:type="spellEnd"/>
+      <w:r>
+        <w:rPr/>
+        <w:t xml:space="preserve">Power </w:t>
+      </w:r>
+      <w:r>
+        <w:rPr/>
+        <w:t>BI :</w:t>
+      </w:r>
+    </w:p>
+    <w:p>
+      <w:pPr>
+        <w:pStyle w:val="Sansinterligne"/>
+      </w:pPr>
+    </w:p>
+    <w:p>
+      <w:pPr>
+        <w:pStyle w:val="Sansinterligne"/>
+      </w:pPr>
+    </w:p>
+    <w:p>
+      <w:pPr>
+        <w:pStyle w:val="Sansinterligne"/>
+      </w:pPr>
+    </w:p>
+    <w:p>
+      <w:pPr>
+        <w:pStyle w:val="Sansinterligne"/>
+      </w:pPr>
+    </w:p>
+    <w:p>
+      <w:pPr>
+        <w:pStyle w:val="Sansinterligne"/>
+      </w:pPr>
+    </w:p>
+    <w:p>
+      <w:pPr>
+        <w:pStyle w:val="Sansinterligne"/>
+      </w:pPr>
+    </w:p>
+    <w:p>
+      <w:pPr>
+        <w:pStyle w:val="Sansinterligne"/>
+      </w:pPr>
+    </w:p>
+    <w:p>
+      <w:pPr>
+        <w:pStyle w:val="Sansinterligne"/>
+      </w:pPr>
+    </w:p>
+    <w:p>
+      <w:pPr>
+        <w:pStyle w:val="Sansinterligne"/>
+      </w:pPr>
+    </w:p>
+    <w:p>
+      <w:pPr>
+        <w:pStyle w:val="Sansinterligne"/>
+      </w:pPr>
+    </w:p>
+    <w:p>
+      <w:pPr>
+        <w:pStyle w:val="Sansinterligne"/>
+      </w:pPr>
+    </w:p>
+    <w:p>
+      <w:pPr>
+        <w:pStyle w:val="Sansinterligne"/>
+      </w:pPr>
+    </w:p>
+    <w:p>
+      <w:pPr>
+        <w:pStyle w:val="Sansinterligne"/>
+      </w:pPr>
+    </w:p>
+    <w:p>
+      <w:pPr>
+        <w:pStyle w:val="Sansinterligne"/>
+      </w:pPr>
+    </w:p>
+    <w:p>
+      <w:pPr>
+        <w:pStyle w:val="Sansinterligne"/>
+      </w:pPr>
+      <w:r>
+        <w:rPr/>
+        <w:t>2.1</w:t>
+      </w:r>
+      <w:r>
+        <w:rPr/>
+        <w:t xml:space="preserve"> Tableau de bord</w:t>
+      </w:r>
+      <w:r>
+        <w:rPr/>
+        <w:t>:</w:t>
+      </w:r>
+      <w:r>
+        <w:br/>
+      </w:r>
+      <w:r>
+        <w:br/>
+      </w:r>
+      <w:r>
+        <w:tab/>
+      </w:r>
+      <w:r>
+        <w:rPr>
+          <w:noProof/>
+        </w:rPr>
+        <mc:AlternateContent xmlns:mc="http://schemas.openxmlformats.org/markup-compatibility/2006">
+          <mc:Choice xmlns:mc="http://schemas.openxmlformats.org/markup-compatibility/2006" Requires="wpg">
+            <w:drawing xmlns:w="http://schemas.openxmlformats.org/wordprocessingml/2006/main">
+              <wp:inline xmlns:wp="http://schemas.openxmlformats.org/drawingml/2006/wordprocessingDrawing" xmlns:wp14="http://schemas.microsoft.com/office/word/2010/wordprocessingDrawing" distT="0" distB="0" distL="0" distR="0" wp14:anchorId="21500C52" wp14:editId="7EDFD1D0">
+                <wp:extent xmlns:wp="http://schemas.openxmlformats.org/drawingml/2006/wordprocessingDrawing" cx="6372225" cy="3838575"/>
+                <wp:effectExtent xmlns:wp="http://schemas.openxmlformats.org/drawingml/2006/wordprocessingDrawing" l="0" t="0" r="28575" b="28575"/>
+                <wp:docPr xmlns:wp="http://schemas.openxmlformats.org/drawingml/2006/wordprocessingDrawing" id="291800491" name="Groupe 1"/>
+                <wp:cNvGraphicFramePr xmlns:wp="http://schemas.openxmlformats.org/drawingml/2006/wordprocessingDrawing"/>
+                <a:graphic xmlns:a="http://schemas.openxmlformats.org/drawingml/2006/main">
+                  <a:graphicData uri="http://schemas.microsoft.com/office/word/2010/wordprocessingGroup">
+                    <wpg:wgp xmlns:wpg="http://schemas.microsoft.com/office/word/2010/wordprocessingGroup">
+                      <wpg:cNvGrpSpPr/>
+                      <wpg:grpSpPr>
+                        <a:xfrm>
+                          <a:off x="0" y="0"/>
+                          <a:ext cx="6372225" cy="3838575"/>
+                          <a:chOff x="0" y="0"/>
+                          <a:chExt cx="6372225" cy="3838575"/>
+                        </a:xfrm>
+                      </wpg:grpSpPr>
+                      <wps:wsp xmlns:wps="http://schemas.microsoft.com/office/word/2010/wordprocessingShape">
+                        <wps:cNvPr id="1166946380" name="Rectangle 1166946380"/>
+                        <wps:cNvSpPr/>
+                        <wps:spPr>
+                          <a:xfrm>
+                            <a:off x="0" y="0"/>
+                            <a:ext cx="6372225" cy="3838575"/>
+                          </a:xfrm>
+                          <a:prstGeom prst="rect">
+                            <a:avLst/>
+                          </a:prstGeom>
+                          <a:solidFill>
+                            <a:srgbClr val="ED7D31"/>
+                          </a:solidFill>
+                          <a:ln/>
+                        </wps:spPr>
+                        <wps:style>
+                          <a:lnRef idx="2">
+                            <a:schemeClr val="accent1">
+                              <a:shade val="50000"/>
+                            </a:schemeClr>
+                          </a:lnRef>
+                          <a:fillRef idx="1">
+                            <a:schemeClr val="accent1"/>
+                          </a:fillRef>
+                          <a:effectRef idx="0">
+                            <a:scrgbClr r="0" g="0" b="0"/>
+                          </a:effectRef>
+                          <a:fontRef idx="minor">
+                            <a:schemeClr val="lt1"/>
+                          </a:fontRef>
+                        </wps:style>
+                        <wps:bodyPr anchor="ctr"/>
+                      </wps:wsp>
+                      <pic:pic xmlns:pic="http://schemas.openxmlformats.org/drawingml/2006/picture">
+                        <pic:nvPicPr>
+                          <pic:cNvPr id="1866093620" name="Image 1866093620"/>
+                          <pic:cNvPicPr>
+                            <a:picLocks noChangeAspect="1"/>
+                          </pic:cNvPicPr>
+                        </pic:nvPicPr>
+                        <pic:blipFill>
+                          <a:blip xmlns:r="http://schemas.openxmlformats.org/officeDocument/2006/relationships" r:embed="rId1465483502"/>
+                          <a:stretch>
+                            <a:fillRect/>
+                          </a:stretch>
+                        </pic:blipFill>
+                        <pic:spPr>
+                          <a:xfrm>
+                            <a:off x="0" y="0"/>
+                            <a:ext cx="6372225" cy="3838575"/>
+                          </a:xfrm>
+                          <a:prstGeom prst="rect">
+                            <a:avLst/>
+                          </a:prstGeom>
+                        </pic:spPr>
+                      </pic:pic>
+                    </wpg:wgp>
+                  </a:graphicData>
+                </a:graphic>
+              </wp:inline>
+            </w:drawing>
+          </mc:Choice>
+          <mc:Fallback xmlns:mc="http://schemas.openxmlformats.org/markup-compatibility/2006"/>
+        </mc:AlternateContent>
+      </w:r>
     </w:p>
     <w:p>
       <w:pPr>
@@ -9344,7 +9442,7 @@
       </w:pPr>
     </w:p>
     <w:sectPr>
-      <w:pgSz w:w="11906" w:h="16838"/>
+      <w:pgSz w:w="11906" w:h="16838" w:orient="portrait"/>
       <w:pgMar w:top="1417" w:right="1417" w:bottom="1417" w:left="1417" w:header="708" w:footer="708" w:gutter="0"/>
       <w:pgNumType w:start="0"/>
       <w:cols w:space="708"/>
@@ -9357,6 +9455,91 @@
 
 <file path=word/numbering.xml><?xml version="1.0" encoding="utf-8"?>
 <w:numbering xmlns:wpc="http://schemas.microsoft.com/office/word/2010/wordprocessingCanvas" xmlns:cx="http://schemas.microsoft.com/office/drawing/2014/chartex" xmlns:cx1="http://schemas.microsoft.com/office/drawing/2015/9/8/chartex" xmlns:cx2="http://schemas.microsoft.com/office/drawing/2015/10/21/chartex" xmlns:cx3="http://schemas.microsoft.com/office/drawing/2016/5/9/chartex" xmlns:cx4="http://schemas.microsoft.com/office/drawing/2016/5/10/chartex" xmlns:cx5="http://schemas.microsoft.com/office/drawing/2016/5/11/chartex" xmlns:cx6="http://schemas.microsoft.com/office/drawing/2016/5/12/chartex" xmlns:cx7="http://schemas.microsoft.com/office/drawing/2016/5/13/chartex" xmlns:cx8="http://schemas.microsoft.com/office/drawing/2016/5/14/chartex" xmlns:mc="http://schemas.openxmlformats.org/markup-compatibility/2006" xmlns:aink="http://schemas.microsoft.com/office/drawing/2016/ink" xmlns:am3d="http://schemas.microsoft.com/office/drawing/2017/model3d" xmlns:o="urn:schemas-microsoft-com:office:office" xmlns:oel="http://schemas.microsoft.com/office/2019/extlst" xmlns:r="http://schemas.openxmlformats.org/officeDocument/2006/relationships" xmlns:m="http://schemas.openxmlformats.org/officeDocument/2006/math" xmlns:v="urn:schemas-microsoft-com:vml" xmlns:wp14="http://schemas.microsoft.com/office/word/2010/wordprocessingDrawing" xmlns:wp="http://schemas.openxmlformats.org/drawingml/2006/wordprocessingDrawing" xmlns:w10="urn:schemas-microsoft-com:office:word" xmlns:w="http://schemas.openxmlformats.org/wordprocessingml/2006/main" xmlns:w14="http://schemas.microsoft.com/office/word/2010/wordml" xmlns:w15="http://schemas.microsoft.com/office/word/2012/wordml" xmlns:w16cex="http://schemas.microsoft.com/office/word/2018/wordml/cex" xmlns:w16cid="http://schemas.microsoft.com/office/word/2016/wordml/cid" xmlns:w16="http://schemas.microsoft.com/office/word/2018/wordml" xmlns:w16du="http://schemas.microsoft.com/office/word/2023/wordml/word16du" xmlns:w16sdtdh="http://schemas.microsoft.com/office/word/2020/wordml/sdtdatahash" xmlns:w16sdtfl="http://schemas.microsoft.com/office/word/2024/wordml/sdtformatlock" xmlns:w16se="http://schemas.microsoft.com/office/word/2015/wordml/symex" xmlns:wpg="http://schemas.microsoft.com/office/word/2010/wordprocessingGroup" xmlns:wpi="http://schemas.microsoft.com/office/word/2010/wordprocessingInk" xmlns:wne="http://schemas.microsoft.com/office/word/2006/wordml" xmlns:wps="http://schemas.microsoft.com/office/word/2010/wordprocessingShape" mc:Ignorable="w14 w15 w16se w16cid w16 w16cex w16sdtdh w16sdtfl w16du wp14">
+  <w:abstractNum xmlns:w="http://schemas.openxmlformats.org/wordprocessingml/2006/main" w:abstractNumId="18">
+    <w:nsid w:val="68b8137e"/>
+    <w:multiLevelType xmlns:w="http://schemas.openxmlformats.org/wordprocessingml/2006/main" w:val="hybridMultilevel"/>
+    <w:lvl xmlns:w="http://schemas.openxmlformats.org/wordprocessingml/2006/main" w:ilvl="0">
+      <w:start w:val="1"/>
+      <w:numFmt w:val="decimal"/>
+      <w:lvlText w:val="%1."/>
+      <w:lvlJc w:val="left"/>
+      <w:pPr>
+        <w:ind w:left="720" w:hanging="360"/>
+      </w:pPr>
+    </w:lvl>
+    <w:lvl xmlns:w="http://schemas.openxmlformats.org/wordprocessingml/2006/main" w:ilvl="1">
+      <w:start w:val="1"/>
+      <w:numFmt w:val="lowerLetter"/>
+      <w:lvlText w:val="%2."/>
+      <w:lvlJc w:val="left"/>
+      <w:pPr>
+        <w:ind w:left="1440" w:hanging="360"/>
+      </w:pPr>
+    </w:lvl>
+    <w:lvl xmlns:w="http://schemas.openxmlformats.org/wordprocessingml/2006/main" w:ilvl="2">
+      <w:start w:val="1"/>
+      <w:numFmt w:val="lowerRoman"/>
+      <w:lvlText w:val="%3."/>
+      <w:lvlJc w:val="right"/>
+      <w:pPr>
+        <w:ind w:left="2160" w:hanging="180"/>
+      </w:pPr>
+    </w:lvl>
+    <w:lvl xmlns:w="http://schemas.openxmlformats.org/wordprocessingml/2006/main" w:ilvl="3">
+      <w:start w:val="1"/>
+      <w:numFmt w:val="decimal"/>
+      <w:lvlText w:val="%4."/>
+      <w:lvlJc w:val="left"/>
+      <w:pPr>
+        <w:ind w:left="2880" w:hanging="360"/>
+      </w:pPr>
+    </w:lvl>
+    <w:lvl xmlns:w="http://schemas.openxmlformats.org/wordprocessingml/2006/main" w:ilvl="4">
+      <w:start w:val="1"/>
+      <w:numFmt w:val="lowerLetter"/>
+      <w:lvlText w:val="%5."/>
+      <w:lvlJc w:val="left"/>
+      <w:pPr>
+        <w:ind w:left="3600" w:hanging="360"/>
+      </w:pPr>
+    </w:lvl>
+    <w:lvl xmlns:w="http://schemas.openxmlformats.org/wordprocessingml/2006/main" w:ilvl="5">
+      <w:start w:val="1"/>
+      <w:numFmt w:val="lowerRoman"/>
+      <w:lvlText w:val="%6."/>
+      <w:lvlJc w:val="right"/>
+      <w:pPr>
+        <w:ind w:left="4320" w:hanging="180"/>
+      </w:pPr>
+    </w:lvl>
+    <w:lvl xmlns:w="http://schemas.openxmlformats.org/wordprocessingml/2006/main" w:ilvl="6">
+      <w:start w:val="1"/>
+      <w:numFmt w:val="decimal"/>
+      <w:lvlText w:val="%7."/>
+      <w:lvlJc w:val="left"/>
+      <w:pPr>
+        <w:ind w:left="5040" w:hanging="360"/>
+      </w:pPr>
+    </w:lvl>
+    <w:lvl xmlns:w="http://schemas.openxmlformats.org/wordprocessingml/2006/main" w:ilvl="7">
+      <w:start w:val="1"/>
+      <w:numFmt w:val="lowerLetter"/>
+      <w:lvlText w:val="%8."/>
+      <w:lvlJc w:val="left"/>
+      <w:pPr>
+        <w:ind w:left="5760" w:hanging="360"/>
+      </w:pPr>
+    </w:lvl>
+    <w:lvl xmlns:w="http://schemas.openxmlformats.org/wordprocessingml/2006/main" w:ilvl="8">
+      <w:start w:val="1"/>
+      <w:numFmt w:val="lowerRoman"/>
+      <w:lvlText w:val="%9."/>
+      <w:lvlJc w:val="right"/>
+      <w:pPr>
+        <w:ind w:left="6480" w:hanging="180"/>
+      </w:pPr>
+    </w:lvl>
+  </w:abstractNum>
   <w:abstractNum w:abstractNumId="0" w15:restartNumberingAfterBreak="0">
     <w:nsid w:val="113835B9"/>
     <w:multiLevelType w:val="hybridMultilevel"/>
@@ -9575,7 +9758,7 @@
         <w:ind w:left="720" w:hanging="360"/>
       </w:pPr>
       <w:rPr>
-        <w:rFonts w:ascii="Symbol" w:hAnsi="Symbol" w:hint="default"/>
+        <w:rFonts w:hint="default" w:ascii="Symbol" w:hAnsi="Symbol"/>
         <w:sz w:val="20"/>
       </w:rPr>
     </w:lvl>
@@ -9591,7 +9774,7 @@
         <w:ind w:left="1440" w:hanging="360"/>
       </w:pPr>
       <w:rPr>
-        <w:rFonts w:ascii="Courier New" w:hAnsi="Courier New" w:hint="default"/>
+        <w:rFonts w:hint="default" w:ascii="Courier New" w:hAnsi="Courier New"/>
         <w:sz w:val="20"/>
       </w:rPr>
     </w:lvl>
@@ -9607,7 +9790,7 @@
         <w:ind w:left="2160" w:hanging="360"/>
       </w:pPr>
       <w:rPr>
-        <w:rFonts w:ascii="Wingdings" w:hAnsi="Wingdings" w:hint="default"/>
+        <w:rFonts w:hint="default" w:ascii="Wingdings" w:hAnsi="Wingdings"/>
         <w:sz w:val="20"/>
       </w:rPr>
     </w:lvl>
@@ -9623,7 +9806,7 @@
         <w:ind w:left="2880" w:hanging="360"/>
       </w:pPr>
       <w:rPr>
-        <w:rFonts w:ascii="Wingdings" w:hAnsi="Wingdings" w:hint="default"/>
+        <w:rFonts w:hint="default" w:ascii="Wingdings" w:hAnsi="Wingdings"/>
         <w:sz w:val="20"/>
       </w:rPr>
     </w:lvl>
@@ -9639,7 +9822,7 @@
         <w:ind w:left="3600" w:hanging="360"/>
       </w:pPr>
       <w:rPr>
-        <w:rFonts w:ascii="Wingdings" w:hAnsi="Wingdings" w:hint="default"/>
+        <w:rFonts w:hint="default" w:ascii="Wingdings" w:hAnsi="Wingdings"/>
         <w:sz w:val="20"/>
       </w:rPr>
     </w:lvl>
@@ -9655,7 +9838,7 @@
         <w:ind w:left="4320" w:hanging="360"/>
       </w:pPr>
       <w:rPr>
-        <w:rFonts w:ascii="Wingdings" w:hAnsi="Wingdings" w:hint="default"/>
+        <w:rFonts w:hint="default" w:ascii="Wingdings" w:hAnsi="Wingdings"/>
         <w:sz w:val="20"/>
       </w:rPr>
     </w:lvl>
@@ -9671,7 +9854,7 @@
         <w:ind w:left="5040" w:hanging="360"/>
       </w:pPr>
       <w:rPr>
-        <w:rFonts w:ascii="Wingdings" w:hAnsi="Wingdings" w:hint="default"/>
+        <w:rFonts w:hint="default" w:ascii="Wingdings" w:hAnsi="Wingdings"/>
         <w:sz w:val="20"/>
       </w:rPr>
     </w:lvl>
@@ -9687,7 +9870,7 @@
         <w:ind w:left="5760" w:hanging="360"/>
       </w:pPr>
       <w:rPr>
-        <w:rFonts w:ascii="Wingdings" w:hAnsi="Wingdings" w:hint="default"/>
+        <w:rFonts w:hint="default" w:ascii="Wingdings" w:hAnsi="Wingdings"/>
         <w:sz w:val="20"/>
       </w:rPr>
     </w:lvl>
@@ -9703,7 +9886,7 @@
         <w:ind w:left="6480" w:hanging="360"/>
       </w:pPr>
       <w:rPr>
-        <w:rFonts w:ascii="Wingdings" w:hAnsi="Wingdings" w:hint="default"/>
+        <w:rFonts w:hint="default" w:ascii="Wingdings" w:hAnsi="Wingdings"/>
         <w:sz w:val="20"/>
       </w:rPr>
     </w:lvl>
@@ -10190,7 +10373,7 @@
         <w:ind w:left="1065" w:hanging="360"/>
       </w:pPr>
       <w:rPr>
-        <w:rFonts w:asciiTheme="minorHAnsi" w:eastAsiaTheme="minorHAnsi" w:hAnsiTheme="minorHAnsi" w:cstheme="minorBidi"/>
+        <w:rFonts w:asciiTheme="minorHAnsi" w:hAnsiTheme="minorHAnsi" w:eastAsiaTheme="minorHAnsi" w:cstheme="minorBidi"/>
       </w:rPr>
     </w:lvl>
     <w:lvl w:ilvl="1" w:tplc="040C0003" w:tentative="1">
@@ -10202,7 +10385,7 @@
         <w:ind w:left="1785" w:hanging="360"/>
       </w:pPr>
       <w:rPr>
-        <w:rFonts w:ascii="Courier New" w:hAnsi="Courier New" w:cs="Courier New" w:hint="default"/>
+        <w:rFonts w:hint="default" w:ascii="Courier New" w:hAnsi="Courier New" w:cs="Courier New"/>
       </w:rPr>
     </w:lvl>
     <w:lvl w:ilvl="2" w:tplc="040C0005" w:tentative="1">
@@ -10214,7 +10397,7 @@
         <w:ind w:left="2505" w:hanging="360"/>
       </w:pPr>
       <w:rPr>
-        <w:rFonts w:ascii="Wingdings" w:hAnsi="Wingdings" w:hint="default"/>
+        <w:rFonts w:hint="default" w:ascii="Wingdings" w:hAnsi="Wingdings"/>
       </w:rPr>
     </w:lvl>
     <w:lvl w:ilvl="3" w:tplc="040C0001" w:tentative="1">
@@ -10226,7 +10409,7 @@
         <w:ind w:left="3225" w:hanging="360"/>
       </w:pPr>
       <w:rPr>
-        <w:rFonts w:ascii="Symbol" w:hAnsi="Symbol" w:hint="default"/>
+        <w:rFonts w:hint="default" w:ascii="Symbol" w:hAnsi="Symbol"/>
       </w:rPr>
     </w:lvl>
     <w:lvl w:ilvl="4" w:tplc="040C0003" w:tentative="1">
@@ -10238,7 +10421,7 @@
         <w:ind w:left="3945" w:hanging="360"/>
       </w:pPr>
       <w:rPr>
-        <w:rFonts w:ascii="Courier New" w:hAnsi="Courier New" w:cs="Courier New" w:hint="default"/>
+        <w:rFonts w:hint="default" w:ascii="Courier New" w:hAnsi="Courier New" w:cs="Courier New"/>
       </w:rPr>
     </w:lvl>
     <w:lvl w:ilvl="5" w:tplc="040C0005" w:tentative="1">
@@ -10250,7 +10433,7 @@
         <w:ind w:left="4665" w:hanging="360"/>
       </w:pPr>
       <w:rPr>
-        <w:rFonts w:ascii="Wingdings" w:hAnsi="Wingdings" w:hint="default"/>
+        <w:rFonts w:hint="default" w:ascii="Wingdings" w:hAnsi="Wingdings"/>
       </w:rPr>
     </w:lvl>
     <w:lvl w:ilvl="6" w:tplc="040C0001" w:tentative="1">
@@ -10262,7 +10445,7 @@
         <w:ind w:left="5385" w:hanging="360"/>
       </w:pPr>
       <w:rPr>
-        <w:rFonts w:ascii="Symbol" w:hAnsi="Symbol" w:hint="default"/>
+        <w:rFonts w:hint="default" w:ascii="Symbol" w:hAnsi="Symbol"/>
       </w:rPr>
     </w:lvl>
     <w:lvl w:ilvl="7" w:tplc="040C0003" w:tentative="1">
@@ -10274,7 +10457,7 @@
         <w:ind w:left="6105" w:hanging="360"/>
       </w:pPr>
       <w:rPr>
-        <w:rFonts w:ascii="Courier New" w:hAnsi="Courier New" w:cs="Courier New" w:hint="default"/>
+        <w:rFonts w:hint="default" w:ascii="Courier New" w:hAnsi="Courier New" w:cs="Courier New"/>
       </w:rPr>
     </w:lvl>
     <w:lvl w:ilvl="8" w:tplc="040C0005" w:tentative="1">
@@ -10286,7 +10469,7 @@
         <w:ind w:left="6825" w:hanging="360"/>
       </w:pPr>
       <w:rPr>
-        <w:rFonts w:ascii="Wingdings" w:hAnsi="Wingdings" w:hint="default"/>
+        <w:rFonts w:hint="default" w:ascii="Wingdings" w:hAnsi="Wingdings"/>
       </w:rPr>
     </w:lvl>
   </w:abstractNum>
@@ -10573,7 +10756,7 @@
         <w:ind w:left="720" w:hanging="360"/>
       </w:pPr>
       <w:rPr>
-        <w:rFonts w:ascii="Symbol" w:hAnsi="Symbol" w:hint="default"/>
+        <w:rFonts w:hint="default" w:ascii="Symbol" w:hAnsi="Symbol"/>
         <w:sz w:val="20"/>
       </w:rPr>
     </w:lvl>
@@ -10589,7 +10772,7 @@
         <w:ind w:left="1440" w:hanging="360"/>
       </w:pPr>
       <w:rPr>
-        <w:rFonts w:ascii="Courier New" w:hAnsi="Courier New" w:hint="default"/>
+        <w:rFonts w:hint="default" w:ascii="Courier New" w:hAnsi="Courier New"/>
         <w:sz w:val="20"/>
       </w:rPr>
     </w:lvl>
@@ -10605,7 +10788,7 @@
         <w:ind w:left="2160" w:hanging="360"/>
       </w:pPr>
       <w:rPr>
-        <w:rFonts w:ascii="Wingdings" w:hAnsi="Wingdings" w:hint="default"/>
+        <w:rFonts w:hint="default" w:ascii="Wingdings" w:hAnsi="Wingdings"/>
         <w:sz w:val="20"/>
       </w:rPr>
     </w:lvl>
@@ -10621,7 +10804,7 @@
         <w:ind w:left="2880" w:hanging="360"/>
       </w:pPr>
       <w:rPr>
-        <w:rFonts w:ascii="Wingdings" w:hAnsi="Wingdings" w:hint="default"/>
+        <w:rFonts w:hint="default" w:ascii="Wingdings" w:hAnsi="Wingdings"/>
         <w:sz w:val="20"/>
       </w:rPr>
     </w:lvl>
@@ -10637,7 +10820,7 @@
         <w:ind w:left="3600" w:hanging="360"/>
       </w:pPr>
       <w:rPr>
-        <w:rFonts w:ascii="Wingdings" w:hAnsi="Wingdings" w:hint="default"/>
+        <w:rFonts w:hint="default" w:ascii="Wingdings" w:hAnsi="Wingdings"/>
         <w:sz w:val="20"/>
       </w:rPr>
     </w:lvl>
@@ -10653,7 +10836,7 @@
         <w:ind w:left="4320" w:hanging="360"/>
       </w:pPr>
       <w:rPr>
-        <w:rFonts w:ascii="Wingdings" w:hAnsi="Wingdings" w:hint="default"/>
+        <w:rFonts w:hint="default" w:ascii="Wingdings" w:hAnsi="Wingdings"/>
         <w:sz w:val="20"/>
       </w:rPr>
     </w:lvl>
@@ -10669,7 +10852,7 @@
         <w:ind w:left="5040" w:hanging="360"/>
       </w:pPr>
       <w:rPr>
-        <w:rFonts w:ascii="Wingdings" w:hAnsi="Wingdings" w:hint="default"/>
+        <w:rFonts w:hint="default" w:ascii="Wingdings" w:hAnsi="Wingdings"/>
         <w:sz w:val="20"/>
       </w:rPr>
     </w:lvl>
@@ -10685,7 +10868,7 @@
         <w:ind w:left="5760" w:hanging="360"/>
       </w:pPr>
       <w:rPr>
-        <w:rFonts w:ascii="Wingdings" w:hAnsi="Wingdings" w:hint="default"/>
+        <w:rFonts w:hint="default" w:ascii="Wingdings" w:hAnsi="Wingdings"/>
         <w:sz w:val="20"/>
       </w:rPr>
     </w:lvl>
@@ -10701,7 +10884,7 @@
         <w:ind w:left="6480" w:hanging="360"/>
       </w:pPr>
       <w:rPr>
-        <w:rFonts w:ascii="Wingdings" w:hAnsi="Wingdings" w:hint="default"/>
+        <w:rFonts w:hint="default" w:ascii="Wingdings" w:hAnsi="Wingdings"/>
         <w:sz w:val="20"/>
       </w:rPr>
     </w:lvl>
@@ -11151,6 +11334,9 @@
       </w:pPr>
     </w:lvl>
   </w:abstractNum>
+  <w:num w:numId="19">
+    <w:abstractNumId w:val="18"/>
+  </w:num>
   <w:num w:numId="1" w16cid:durableId="862743070">
     <w:abstractNumId w:val="8"/>
   </w:num>
@@ -11213,7 +11399,7 @@
   <w:docDefaults>
     <w:rPrDefault>
       <w:rPr>
-        <w:rFonts w:asciiTheme="minorHAnsi" w:eastAsiaTheme="minorHAnsi" w:hAnsiTheme="minorHAnsi" w:cstheme="minorBidi"/>
+        <w:rFonts w:asciiTheme="minorHAnsi" w:hAnsiTheme="minorHAnsi" w:eastAsiaTheme="minorHAnsi" w:cstheme="minorBidi"/>
         <w:kern w:val="2"/>
         <w:sz w:val="22"/>
         <w:szCs w:val="22"/>
@@ -11230,14 +11416,14 @@
   <w:latentStyles w:defLockedState="0" w:defUIPriority="99" w:defSemiHidden="0" w:defUnhideWhenUsed="0" w:defQFormat="0" w:count="376">
     <w:lsdException w:name="Normal" w:uiPriority="0" w:qFormat="1"/>
     <w:lsdException w:name="heading 1" w:uiPriority="9" w:qFormat="1"/>
-    <w:lsdException w:name="heading 2" w:semiHidden="1" w:uiPriority="9" w:unhideWhenUsed="1" w:qFormat="1"/>
-    <w:lsdException w:name="heading 3" w:semiHidden="1" w:uiPriority="9" w:unhideWhenUsed="1" w:qFormat="1"/>
-    <w:lsdException w:name="heading 4" w:semiHidden="1" w:uiPriority="9" w:unhideWhenUsed="1" w:qFormat="1"/>
-    <w:lsdException w:name="heading 5" w:semiHidden="1" w:uiPriority="9" w:unhideWhenUsed="1" w:qFormat="1"/>
-    <w:lsdException w:name="heading 6" w:semiHidden="1" w:uiPriority="9" w:unhideWhenUsed="1" w:qFormat="1"/>
-    <w:lsdException w:name="heading 7" w:semiHidden="1" w:uiPriority="9" w:unhideWhenUsed="1" w:qFormat="1"/>
-    <w:lsdException w:name="heading 8" w:semiHidden="1" w:uiPriority="9" w:unhideWhenUsed="1" w:qFormat="1"/>
-    <w:lsdException w:name="heading 9" w:semiHidden="1" w:uiPriority="9" w:unhideWhenUsed="1" w:qFormat="1"/>
+    <w:lsdException w:name="heading 2" w:uiPriority="9" w:semiHidden="1" w:unhideWhenUsed="1" w:qFormat="1"/>
+    <w:lsdException w:name="heading 3" w:uiPriority="9" w:semiHidden="1" w:unhideWhenUsed="1" w:qFormat="1"/>
+    <w:lsdException w:name="heading 4" w:uiPriority="9" w:semiHidden="1" w:unhideWhenUsed="1" w:qFormat="1"/>
+    <w:lsdException w:name="heading 5" w:uiPriority="9" w:semiHidden="1" w:unhideWhenUsed="1" w:qFormat="1"/>
+    <w:lsdException w:name="heading 6" w:uiPriority="9" w:semiHidden="1" w:unhideWhenUsed="1" w:qFormat="1"/>
+    <w:lsdException w:name="heading 7" w:uiPriority="9" w:semiHidden="1" w:unhideWhenUsed="1" w:qFormat="1"/>
+    <w:lsdException w:name="heading 8" w:uiPriority="9" w:semiHidden="1" w:unhideWhenUsed="1" w:qFormat="1"/>
+    <w:lsdException w:name="heading 9" w:uiPriority="9" w:semiHidden="1" w:unhideWhenUsed="1" w:qFormat="1"/>
     <w:lsdException w:name="index 1" w:semiHidden="1" w:unhideWhenUsed="1"/>
     <w:lsdException w:name="index 2" w:semiHidden="1" w:unhideWhenUsed="1"/>
     <w:lsdException w:name="index 3" w:semiHidden="1" w:unhideWhenUsed="1"/>
@@ -11247,22 +11433,22 @@
     <w:lsdException w:name="index 7" w:semiHidden="1" w:unhideWhenUsed="1"/>
     <w:lsdException w:name="index 8" w:semiHidden="1" w:unhideWhenUsed="1"/>
     <w:lsdException w:name="index 9" w:semiHidden="1" w:unhideWhenUsed="1"/>
-    <w:lsdException w:name="toc 1" w:semiHidden="1" w:uiPriority="39" w:unhideWhenUsed="1"/>
-    <w:lsdException w:name="toc 2" w:semiHidden="1" w:uiPriority="39" w:unhideWhenUsed="1"/>
-    <w:lsdException w:name="toc 3" w:semiHidden="1" w:uiPriority="39" w:unhideWhenUsed="1"/>
-    <w:lsdException w:name="toc 4" w:semiHidden="1" w:uiPriority="39" w:unhideWhenUsed="1"/>
-    <w:lsdException w:name="toc 5" w:semiHidden="1" w:uiPriority="39" w:unhideWhenUsed="1"/>
-    <w:lsdException w:name="toc 6" w:semiHidden="1" w:uiPriority="39" w:unhideWhenUsed="1"/>
-    <w:lsdException w:name="toc 7" w:semiHidden="1" w:uiPriority="39" w:unhideWhenUsed="1"/>
-    <w:lsdException w:name="toc 8" w:semiHidden="1" w:uiPriority="39" w:unhideWhenUsed="1"/>
-    <w:lsdException w:name="toc 9" w:semiHidden="1" w:uiPriority="39" w:unhideWhenUsed="1"/>
+    <w:lsdException w:name="toc 1" w:uiPriority="39" w:semiHidden="1" w:unhideWhenUsed="1"/>
+    <w:lsdException w:name="toc 2" w:uiPriority="39" w:semiHidden="1" w:unhideWhenUsed="1"/>
+    <w:lsdException w:name="toc 3" w:uiPriority="39" w:semiHidden="1" w:unhideWhenUsed="1"/>
+    <w:lsdException w:name="toc 4" w:uiPriority="39" w:semiHidden="1" w:unhideWhenUsed="1"/>
+    <w:lsdException w:name="toc 5" w:uiPriority="39" w:semiHidden="1" w:unhideWhenUsed="1"/>
+    <w:lsdException w:name="toc 6" w:uiPriority="39" w:semiHidden="1" w:unhideWhenUsed="1"/>
+    <w:lsdException w:name="toc 7" w:uiPriority="39" w:semiHidden="1" w:unhideWhenUsed="1"/>
+    <w:lsdException w:name="toc 8" w:uiPriority="39" w:semiHidden="1" w:unhideWhenUsed="1"/>
+    <w:lsdException w:name="toc 9" w:uiPriority="39" w:semiHidden="1" w:unhideWhenUsed="1"/>
     <w:lsdException w:name="Normal Indent" w:semiHidden="1" w:unhideWhenUsed="1"/>
     <w:lsdException w:name="footnote text" w:semiHidden="1" w:unhideWhenUsed="1"/>
     <w:lsdException w:name="annotation text" w:semiHidden="1" w:unhideWhenUsed="1"/>
     <w:lsdException w:name="header" w:semiHidden="1" w:unhideWhenUsed="1"/>
     <w:lsdException w:name="footer" w:semiHidden="1" w:unhideWhenUsed="1"/>
     <w:lsdException w:name="index heading" w:semiHidden="1" w:unhideWhenUsed="1"/>
-    <w:lsdException w:name="caption" w:semiHidden="1" w:uiPriority="35" w:unhideWhenUsed="1" w:qFormat="1"/>
+    <w:lsdException w:name="caption" w:uiPriority="35" w:semiHidden="1" w:unhideWhenUsed="1" w:qFormat="1"/>
     <w:lsdException w:name="table of figures" w:semiHidden="1" w:unhideWhenUsed="1"/>
     <w:lsdException w:name="envelope address" w:semiHidden="1" w:unhideWhenUsed="1"/>
     <w:lsdException w:name="envelope return" w:semiHidden="1" w:unhideWhenUsed="1"/>
@@ -11293,7 +11479,7 @@
     <w:lsdException w:name="Title" w:uiPriority="10" w:qFormat="1"/>
     <w:lsdException w:name="Closing" w:semiHidden="1" w:unhideWhenUsed="1"/>
     <w:lsdException w:name="Signature" w:semiHidden="1" w:unhideWhenUsed="1"/>
-    <w:lsdException w:name="Default Paragraph Font" w:semiHidden="1" w:uiPriority="1" w:unhideWhenUsed="1"/>
+    <w:lsdException w:name="Default Paragraph Font" w:uiPriority="1" w:semiHidden="1" w:unhideWhenUsed="1"/>
     <w:lsdException w:name="Body Text" w:semiHidden="1" w:unhideWhenUsed="1"/>
     <w:lsdException w:name="Body Text Indent" w:semiHidden="1" w:unhideWhenUsed="1"/>
     <w:lsdException w:name="List Continue" w:semiHidden="1" w:unhideWhenUsed="1"/>
@@ -11493,8 +11679,8 @@
     <w:lsdException w:name="Subtle Reference" w:uiPriority="31" w:qFormat="1"/>
     <w:lsdException w:name="Intense Reference" w:uiPriority="32" w:qFormat="1"/>
     <w:lsdException w:name="Book Title" w:uiPriority="33" w:qFormat="1"/>
-    <w:lsdException w:name="Bibliography" w:semiHidden="1" w:uiPriority="37" w:unhideWhenUsed="1"/>
-    <w:lsdException w:name="TOC Heading" w:semiHidden="1" w:uiPriority="39" w:unhideWhenUsed="1" w:qFormat="1"/>
+    <w:lsdException w:name="Bibliography" w:uiPriority="37" w:semiHidden="1" w:unhideWhenUsed="1"/>
+    <w:lsdException w:name="TOC Heading" w:uiPriority="39" w:semiHidden="1" w:unhideWhenUsed="1" w:qFormat="1"/>
     <w:lsdException w:name="Plain Table 1" w:uiPriority="41"/>
     <w:lsdException w:name="Plain Table 2" w:uiPriority="42"/>
     <w:lsdException w:name="Plain Table 3" w:uiPriority="43"/>
@@ -11605,7 +11791,7 @@
     <w:lsdException w:name="Unresolved Mention" w:semiHidden="1" w:unhideWhenUsed="1"/>
     <w:lsdException w:name="Smart Link" w:semiHidden="1" w:unhideWhenUsed="1"/>
   </w:latentStyles>
-  <w:style w:type="paragraph" w:default="1" w:styleId="Normal">
+  <w:style w:type="paragraph" w:styleId="Normal" w:default="1">
     <w:name w:val="Normal"/>
     <w:qFormat/>
   </w:style>
@@ -11624,7 +11810,7 @@
       <w:outlineLvl w:val="0"/>
     </w:pPr>
     <w:rPr>
-      <w:rFonts w:asciiTheme="majorHAnsi" w:eastAsiaTheme="majorEastAsia" w:hAnsiTheme="majorHAnsi" w:cstheme="majorBidi"/>
+      <w:rFonts w:asciiTheme="majorHAnsi" w:hAnsiTheme="majorHAnsi" w:eastAsiaTheme="majorEastAsia" w:cstheme="majorBidi"/>
       <w:color w:val="BF8F00" w:themeColor="accent1" w:themeShade="BF"/>
       <w:sz w:val="40"/>
       <w:szCs w:val="40"/>
@@ -11646,7 +11832,7 @@
       <w:outlineLvl w:val="1"/>
     </w:pPr>
     <w:rPr>
-      <w:rFonts w:asciiTheme="majorHAnsi" w:eastAsiaTheme="majorEastAsia" w:hAnsiTheme="majorHAnsi" w:cstheme="majorBidi"/>
+      <w:rFonts w:asciiTheme="majorHAnsi" w:hAnsiTheme="majorHAnsi" w:eastAsiaTheme="majorEastAsia" w:cstheme="majorBidi"/>
       <w:color w:val="BF8F00" w:themeColor="accent1" w:themeShade="BF"/>
       <w:sz w:val="32"/>
       <w:szCs w:val="32"/>
@@ -11807,12 +11993,12 @@
       <w:color w:val="4C4C4C" w:themeColor="text1" w:themeTint="D8"/>
     </w:rPr>
   </w:style>
-  <w:style w:type="character" w:default="1" w:styleId="Policepardfaut">
+  <w:style w:type="character" w:styleId="Policepardfaut" w:default="1">
     <w:name w:val="Default Paragraph Font"/>
     <w:uiPriority w:val="1"/>
     <w:unhideWhenUsed/>
   </w:style>
-  <w:style w:type="table" w:default="1" w:styleId="TableauNormal">
+  <w:style w:type="table" w:styleId="TableauNormal" w:default="1">
     <w:name w:val="Normal Table"/>
     <w:uiPriority w:val="99"/>
     <w:semiHidden/>
@@ -11827,39 +12013,39 @@
       </w:tblCellMar>
     </w:tblPr>
   </w:style>
-  <w:style w:type="numbering" w:default="1" w:styleId="Aucuneliste">
+  <w:style w:type="numbering" w:styleId="Aucuneliste" w:default="1">
     <w:name w:val="No List"/>
     <w:uiPriority w:val="99"/>
     <w:semiHidden/>
     <w:unhideWhenUsed/>
   </w:style>
-  <w:style w:type="character" w:customStyle="1" w:styleId="Titre1Car">
+  <w:style w:type="character" w:styleId="Titre1Car" w:customStyle="1">
     <w:name w:val="Titre 1 Car"/>
     <w:basedOn w:val="Policepardfaut"/>
     <w:link w:val="Titre1"/>
     <w:uiPriority w:val="9"/>
     <w:rsid w:val="00B85BB7"/>
     <w:rPr>
-      <w:rFonts w:asciiTheme="majorHAnsi" w:eastAsiaTheme="majorEastAsia" w:hAnsiTheme="majorHAnsi" w:cstheme="majorBidi"/>
+      <w:rFonts w:asciiTheme="majorHAnsi" w:hAnsiTheme="majorHAnsi" w:eastAsiaTheme="majorEastAsia" w:cstheme="majorBidi"/>
       <w:color w:val="BF8F00" w:themeColor="accent1" w:themeShade="BF"/>
       <w:sz w:val="40"/>
       <w:szCs w:val="40"/>
     </w:rPr>
   </w:style>
-  <w:style w:type="character" w:customStyle="1" w:styleId="Titre2Car">
+  <w:style w:type="character" w:styleId="Titre2Car" w:customStyle="1">
     <w:name w:val="Titre 2 Car"/>
     <w:basedOn w:val="Policepardfaut"/>
     <w:link w:val="Titre2"/>
     <w:uiPriority w:val="9"/>
     <w:rsid w:val="00B85BB7"/>
     <w:rPr>
-      <w:rFonts w:asciiTheme="majorHAnsi" w:eastAsiaTheme="majorEastAsia" w:hAnsiTheme="majorHAnsi" w:cstheme="majorBidi"/>
+      <w:rFonts w:asciiTheme="majorHAnsi" w:hAnsiTheme="majorHAnsi" w:eastAsiaTheme="majorEastAsia" w:cstheme="majorBidi"/>
       <w:color w:val="BF8F00" w:themeColor="accent1" w:themeShade="BF"/>
       <w:sz w:val="32"/>
       <w:szCs w:val="32"/>
     </w:rPr>
   </w:style>
-  <w:style w:type="character" w:customStyle="1" w:styleId="Titre3Car">
+  <w:style w:type="character" w:styleId="Titre3Car" w:customStyle="1">
     <w:name w:val="Titre 3 Car"/>
     <w:basedOn w:val="Policepardfaut"/>
     <w:link w:val="Titre3"/>
@@ -11873,7 +12059,7 @@
       <w:szCs w:val="28"/>
     </w:rPr>
   </w:style>
-  <w:style w:type="character" w:customStyle="1" w:styleId="Titre4Car">
+  <w:style w:type="character" w:styleId="Titre4Car" w:customStyle="1">
     <w:name w:val="Titre 4 Car"/>
     <w:basedOn w:val="Policepardfaut"/>
     <w:link w:val="Titre4"/>
@@ -11887,7 +12073,7 @@
       <w:color w:val="BF8F00" w:themeColor="accent1" w:themeShade="BF"/>
     </w:rPr>
   </w:style>
-  <w:style w:type="character" w:customStyle="1" w:styleId="Titre5Car">
+  <w:style w:type="character" w:styleId="Titre5Car" w:customStyle="1">
     <w:name w:val="Titre 5 Car"/>
     <w:basedOn w:val="Policepardfaut"/>
     <w:link w:val="Titre5"/>
@@ -11899,7 +12085,7 @@
       <w:color w:val="BF8F00" w:themeColor="accent1" w:themeShade="BF"/>
     </w:rPr>
   </w:style>
-  <w:style w:type="character" w:customStyle="1" w:styleId="Titre6Car">
+  <w:style w:type="character" w:styleId="Titre6Car" w:customStyle="1">
     <w:name w:val="Titre 6 Car"/>
     <w:basedOn w:val="Policepardfaut"/>
     <w:link w:val="Titre6"/>
@@ -11913,7 +12099,7 @@
       <w:color w:val="757575" w:themeColor="text1" w:themeTint="A6"/>
     </w:rPr>
   </w:style>
-  <w:style w:type="character" w:customStyle="1" w:styleId="Titre7Car">
+  <w:style w:type="character" w:styleId="Titre7Car" w:customStyle="1">
     <w:name w:val="Titre 7 Car"/>
     <w:basedOn w:val="Policepardfaut"/>
     <w:link w:val="Titre7"/>
@@ -11925,7 +12111,7 @@
       <w:color w:val="757575" w:themeColor="text1" w:themeTint="A6"/>
     </w:rPr>
   </w:style>
-  <w:style w:type="character" w:customStyle="1" w:styleId="Titre8Car">
+  <w:style w:type="character" w:styleId="Titre8Car" w:customStyle="1">
     <w:name w:val="Titre 8 Car"/>
     <w:basedOn w:val="Policepardfaut"/>
     <w:link w:val="Titre8"/>
@@ -11939,7 +12125,7 @@
       <w:color w:val="4C4C4C" w:themeColor="text1" w:themeTint="D8"/>
     </w:rPr>
   </w:style>
-  <w:style w:type="character" w:customStyle="1" w:styleId="Titre9Car">
+  <w:style w:type="character" w:styleId="Titre9Car" w:customStyle="1">
     <w:name w:val="Titre 9 Car"/>
     <w:basedOn w:val="Policepardfaut"/>
     <w:link w:val="Titre9"/>
@@ -11964,21 +12150,21 @@
       <w:contextualSpacing/>
     </w:pPr>
     <w:rPr>
-      <w:rFonts w:asciiTheme="majorHAnsi" w:eastAsiaTheme="majorEastAsia" w:hAnsiTheme="majorHAnsi" w:cstheme="majorBidi"/>
+      <w:rFonts w:asciiTheme="majorHAnsi" w:hAnsiTheme="majorHAnsi" w:eastAsiaTheme="majorEastAsia" w:cstheme="majorBidi"/>
       <w:spacing w:val="-10"/>
       <w:kern w:val="28"/>
       <w:sz w:val="56"/>
       <w:szCs w:val="56"/>
     </w:rPr>
   </w:style>
-  <w:style w:type="character" w:customStyle="1" w:styleId="TitreCar">
+  <w:style w:type="character" w:styleId="TitreCar" w:customStyle="1">
     <w:name w:val="Titre Car"/>
     <w:basedOn w:val="Policepardfaut"/>
     <w:link w:val="Titre"/>
     <w:uiPriority w:val="10"/>
     <w:rsid w:val="00B85BB7"/>
     <w:rPr>
-      <w:rFonts w:asciiTheme="majorHAnsi" w:eastAsiaTheme="majorEastAsia" w:hAnsiTheme="majorHAnsi" w:cstheme="majorBidi"/>
+      <w:rFonts w:asciiTheme="majorHAnsi" w:hAnsiTheme="majorHAnsi" w:eastAsiaTheme="majorEastAsia" w:cstheme="majorBidi"/>
       <w:spacing w:val="-10"/>
       <w:kern w:val="28"/>
       <w:sz w:val="56"/>
@@ -12006,7 +12192,7 @@
       <w:szCs w:val="28"/>
     </w:rPr>
   </w:style>
-  <w:style w:type="character" w:customStyle="1" w:styleId="Sous-titreCar">
+  <w:style w:type="character" w:styleId="Sous-titreCar" w:customStyle="1">
     <w:name w:val="Sous-titre Car"/>
     <w:basedOn w:val="Policepardfaut"/>
     <w:link w:val="Sous-titre"/>
@@ -12038,7 +12224,7 @@
       <w:color w:val="606060" w:themeColor="text1" w:themeTint="BF"/>
     </w:rPr>
   </w:style>
-  <w:style w:type="character" w:customStyle="1" w:styleId="CitationCar">
+  <w:style w:type="character" w:styleId="CitationCar" w:customStyle="1">
     <w:name w:val="Citation Car"/>
     <w:basedOn w:val="Policepardfaut"/>
     <w:link w:val="Citation"/>
@@ -12083,8 +12269,8 @@
     <w:rsid w:val="00B85BB7"/>
     <w:pPr>
       <w:pBdr>
-        <w:top w:val="single" w:sz="4" w:space="10" w:color="BF8F00" w:themeColor="accent1" w:themeShade="BF"/>
-        <w:bottom w:val="single" w:sz="4" w:space="10" w:color="BF8F00" w:themeColor="accent1" w:themeShade="BF"/>
+        <w:top w:val="single" w:color="BF8F00" w:themeColor="accent1" w:themeShade="BF" w:sz="4" w:space="10"/>
+        <w:bottom w:val="single" w:color="BF8F00" w:themeColor="accent1" w:themeShade="BF" w:sz="4" w:space="10"/>
       </w:pBdr>
       <w:spacing w:before="360" w:after="360"/>
       <w:ind w:left="864" w:right="864"/>
@@ -12096,7 +12282,7 @@
       <w:color w:val="BF8F00" w:themeColor="accent1" w:themeShade="BF"/>
     </w:rPr>
   </w:style>
-  <w:style w:type="character" w:customStyle="1" w:styleId="CitationintenseCar">
+  <w:style w:type="character" w:styleId="CitationintenseCar" w:customStyle="1">
     <w:name w:val="Citation intense Car"/>
     <w:basedOn w:val="Policepardfaut"/>
     <w:link w:val="Citationintense"/>
@@ -12191,7 +12377,7 @@
       <w:shd w:val="clear" w:color="auto" w:fill="E1DFDD"/>
     </w:rPr>
   </w:style>
-  <w:style w:type="character" w:customStyle="1" w:styleId="SansinterligneCar">
+  <w:style w:type="character" w:styleId="SansinterligneCar" w:customStyle="1">
     <w:name w:val="Sans interligne Car"/>
     <w:basedOn w:val="Policepardfaut"/>
     <w:link w:val="Sansinterligne"/>
@@ -12215,7 +12401,7 @@
       <w:szCs w:val="20"/>
     </w:rPr>
   </w:style>
-  <w:style w:type="character" w:customStyle="1" w:styleId="PrformatHTMLCar">
+  <w:style w:type="character" w:styleId="PrformatHTMLCar" w:customStyle="1">
     <w:name w:val="Préformaté HTML Car"/>
     <w:basedOn w:val="Policepardfaut"/>
     <w:link w:val="PrformatHTML"/>
@@ -12285,7 +12471,7 @@
           </w:pPr>
           <w:r>
             <w:rPr>
-              <w:rFonts w:asciiTheme="majorHAnsi" w:eastAsiaTheme="majorEastAsia" w:hAnsiTheme="majorHAnsi" w:cstheme="majorBidi"/>
+              <w:rFonts w:asciiTheme="majorHAnsi" w:hAnsiTheme="majorHAnsi" w:eastAsiaTheme="majorEastAsia" w:cstheme="majorBidi"/>
               <w:color w:val="156082" w:themeColor="accent1"/>
               <w:sz w:val="88"/>
               <w:szCs w:val="88"/>
